--- a/docs/DocumentacaoSistema.docx
+++ b/docs/DocumentacaoSistema.docx
@@ -1,6 +1,6 @@
 
 <file path=word/document.xml><?xml version="1.0" encoding="utf-8"?>
-<w:document xmlns:wpc="http://schemas.microsoft.com/office/word/2010/wordprocessingCanvas" xmlns:cx="http://schemas.microsoft.com/office/drawing/2014/chartex" xmlns:cx1="http://schemas.microsoft.com/office/drawing/2015/9/8/chartex" xmlns:cx2="http://schemas.microsoft.com/office/drawing/2015/10/21/chartex" xmlns:cx3="http://schemas.microsoft.com/office/drawing/2016/5/9/chartex" xmlns:cx4="http://schemas.microsoft.com/office/drawing/2016/5/10/chartex" xmlns:cx5="http://schemas.microsoft.com/office/drawing/2016/5/11/chartex" xmlns:cx6="http://schemas.microsoft.com/office/drawing/2016/5/12/chartex" xmlns:cx7="http://schemas.microsoft.com/office/drawing/2016/5/13/chartex" xmlns:cx8="http://schemas.microsoft.com/office/drawing/2016/5/14/chartex" xmlns:mc="http://schemas.openxmlformats.org/markup-compatibility/2006" xmlns:aink="http://schemas.microsoft.com/office/drawing/2016/ink" xmlns:am3d="http://schemas.microsoft.com/office/drawing/2017/model3d" xmlns:o="urn:schemas-microsoft-com:office:office" xmlns:r="http://schemas.openxmlformats.org/officeDocument/2006/relationships" xmlns:m="http://schemas.openxmlformats.org/officeDocument/2006/math" xmlns:v="urn:schemas-microsoft-com:vml" xmlns:wp14="http://schemas.microsoft.com/office/word/2010/wordprocessingDrawing" xmlns:wp="http://schemas.openxmlformats.org/drawingml/2006/wordprocessingDrawing" xmlns:w10="urn:schemas-microsoft-com:office:word" xmlns:w="http://schemas.openxmlformats.org/wordprocessingml/2006/main" xmlns:w14="http://schemas.microsoft.com/office/word/2010/wordml" xmlns:w15="http://schemas.microsoft.com/office/word/2012/wordml" xmlns:w16cex="http://schemas.microsoft.com/office/word/2018/wordml/cex" xmlns:w16cid="http://schemas.microsoft.com/office/word/2016/wordml/cid" xmlns:w16="http://schemas.microsoft.com/office/word/2018/wordml" xmlns:w16sdtdh="http://schemas.microsoft.com/office/word/2020/wordml/sdtdatahash" xmlns:w16se="http://schemas.microsoft.com/office/word/2015/wordml/symex" xmlns:wpg="http://schemas.microsoft.com/office/word/2010/wordprocessingGroup" xmlns:wpi="http://schemas.microsoft.com/office/word/2010/wordprocessingInk" xmlns:wne="http://schemas.microsoft.com/office/word/2006/wordml" xmlns:wps="http://schemas.microsoft.com/office/word/2010/wordprocessingShape" mc:Ignorable="w14 w15 w16se w16cid w16 w16cex w16sdtdh wp14">
+<w:document xmlns:wpc="http://schemas.microsoft.com/office/word/2010/wordprocessingCanvas" xmlns:cx="http://schemas.microsoft.com/office/drawing/2014/chartex" xmlns:cx1="http://schemas.microsoft.com/office/drawing/2015/9/8/chartex" xmlns:cx2="http://schemas.microsoft.com/office/drawing/2015/10/21/chartex" xmlns:cx3="http://schemas.microsoft.com/office/drawing/2016/5/9/chartex" xmlns:cx4="http://schemas.microsoft.com/office/drawing/2016/5/10/chartex" xmlns:cx5="http://schemas.microsoft.com/office/drawing/2016/5/11/chartex" xmlns:cx6="http://schemas.microsoft.com/office/drawing/2016/5/12/chartex" xmlns:cx7="http://schemas.microsoft.com/office/drawing/2016/5/13/chartex" xmlns:cx8="http://schemas.microsoft.com/office/drawing/2016/5/14/chartex" xmlns:mc="http://schemas.openxmlformats.org/markup-compatibility/2006" xmlns:aink="http://schemas.microsoft.com/office/drawing/2016/ink" xmlns:am3d="http://schemas.microsoft.com/office/drawing/2017/model3d" xmlns:o="urn:schemas-microsoft-com:office:office" xmlns:oel="http://schemas.microsoft.com/office/2019/extlst" xmlns:r="http://schemas.openxmlformats.org/officeDocument/2006/relationships" xmlns:m="http://schemas.openxmlformats.org/officeDocument/2006/math" xmlns:v="urn:schemas-microsoft-com:vml" xmlns:wp14="http://schemas.microsoft.com/office/word/2010/wordprocessingDrawing" xmlns:wp="http://schemas.openxmlformats.org/drawingml/2006/wordprocessingDrawing" xmlns:w10="urn:schemas-microsoft-com:office:word" xmlns:w="http://schemas.openxmlformats.org/wordprocessingml/2006/main" xmlns:w14="http://schemas.microsoft.com/office/word/2010/wordml" xmlns:w15="http://schemas.microsoft.com/office/word/2012/wordml" xmlns:w16cex="http://schemas.microsoft.com/office/word/2018/wordml/cex" xmlns:w16cid="http://schemas.microsoft.com/office/word/2016/wordml/cid" xmlns:w16="http://schemas.microsoft.com/office/word/2018/wordml" xmlns:w16du="http://schemas.microsoft.com/office/word/2023/wordml/word16du" xmlns:w16sdtdh="http://schemas.microsoft.com/office/word/2020/wordml/sdtdatahash" xmlns:w16sdtfl="http://schemas.microsoft.com/office/word/2024/wordml/sdtformatlock" xmlns:w16se="http://schemas.microsoft.com/office/word/2015/wordml/symex" xmlns:wpg="http://schemas.microsoft.com/office/word/2010/wordprocessingGroup" xmlns:wpi="http://schemas.microsoft.com/office/word/2010/wordprocessingInk" xmlns:wne="http://schemas.microsoft.com/office/word/2006/wordml" xmlns:wps="http://schemas.microsoft.com/office/word/2010/wordprocessingShape" mc:Ignorable="w14 w15 w16se w16cid w16 w16cex w16sdtdh w16sdtfl w16du wp14">
   <w:body>
     <w:p>
       <w:pPr>
@@ -634,24 +634,41 @@
     </w:p>
     <w:sdt>
       <w:sdtPr>
-        <w:id w:val="939255319"/>
+        <w:id w:val="-1873211138"/>
         <w:docPartObj>
           <w:docPartGallery w:val="Table of Contents"/>
+          <w:docPartUnique/>
         </w:docPartObj>
       </w:sdtPr>
-      <w:sdtEndPr/>
+      <w:sdtEndPr>
+        <w:rPr>
+          <w:rFonts w:ascii="Arial" w:eastAsia="Arial" w:hAnsi="Arial" w:cs="Arial"/>
+          <w:b/>
+          <w:bCs/>
+          <w:color w:val="000000"/>
+          <w:sz w:val="24"/>
+          <w:szCs w:val="22"/>
+        </w:rPr>
+      </w:sdtEndPr>
       <w:sdtContent>
+        <w:p>
+          <w:pPr>
+            <w:pStyle w:val="CabealhodoSumrio"/>
+          </w:pPr>
+        </w:p>
         <w:p>
           <w:pPr>
             <w:pStyle w:val="Sumrio1"/>
             <w:tabs>
-              <w:tab w:val="right" w:leader="dot" w:pos="9135"/>
+              <w:tab w:val="right" w:leader="dot" w:pos="9060"/>
             </w:tabs>
             <w:rPr>
               <w:rFonts w:asciiTheme="minorHAnsi" w:eastAsiaTheme="minorEastAsia" w:hAnsiTheme="minorHAnsi" w:cstheme="minorBidi"/>
               <w:noProof/>
               <w:color w:val="auto"/>
-              <w:sz w:val="22"/>
+              <w:kern w:val="2"/>
+              <w:szCs w:val="24"/>
+              <w14:ligatures w14:val="standardContextual"/>
             </w:rPr>
           </w:pPr>
           <w:r>
@@ -663,7 +680,7 @@
           <w:r>
             <w:fldChar w:fldCharType="separate"/>
           </w:r>
-          <w:hyperlink w:anchor="_Toc233804106" w:history="1">
+          <w:hyperlink w:anchor="_Toc233832125" w:history="1">
             <w:r>
               <w:rPr>
                 <w:rStyle w:val="Hyperlink"/>
@@ -690,7 +707,7 @@
                 <w:noProof/>
                 <w:webHidden/>
               </w:rPr>
-              <w:instrText xml:space="preserve"> PAGEREF _Toc233804106 \h </w:instrText>
+              <w:instrText xml:space="preserve"> PAGEREF _Toc233832125 \h </w:instrText>
             </w:r>
             <w:r>
               <w:rPr>
@@ -710,7 +727,7 @@
                 <w:noProof/>
                 <w:webHidden/>
               </w:rPr>
-              <w:t>4</w:t>
+              <w:t>5</w:t>
             </w:r>
             <w:r>
               <w:rPr>
@@ -725,16 +742,18 @@
           <w:pPr>
             <w:pStyle w:val="Sumrio1"/>
             <w:tabs>
-              <w:tab w:val="right" w:leader="dot" w:pos="9135"/>
+              <w:tab w:val="right" w:leader="dot" w:pos="9060"/>
             </w:tabs>
             <w:rPr>
               <w:rFonts w:asciiTheme="minorHAnsi" w:eastAsiaTheme="minorEastAsia" w:hAnsiTheme="minorHAnsi" w:cstheme="minorBidi"/>
               <w:noProof/>
               <w:color w:val="auto"/>
-              <w:sz w:val="22"/>
+              <w:kern w:val="2"/>
+              <w:szCs w:val="24"/>
+              <w14:ligatures w14:val="standardContextual"/>
             </w:rPr>
           </w:pPr>
-          <w:hyperlink w:anchor="_Toc233804107" w:history="1">
+          <w:hyperlink w:anchor="_Toc233832126" w:history="1">
             <w:r>
               <w:rPr>
                 <w:rStyle w:val="Hyperlink"/>
@@ -761,7 +780,7 @@
                 <w:noProof/>
                 <w:webHidden/>
               </w:rPr>
-              <w:instrText xml:space="preserve"> PAGEREF _Toc233804107 \h </w:instrText>
+              <w:instrText xml:space="preserve"> PAGEREF _Toc233832126 \h </w:instrText>
             </w:r>
             <w:r>
               <w:rPr>
@@ -781,7 +800,7 @@
                 <w:noProof/>
                 <w:webHidden/>
               </w:rPr>
-              <w:t>4</w:t>
+              <w:t>5</w:t>
             </w:r>
             <w:r>
               <w:rPr>
@@ -796,16 +815,18 @@
           <w:pPr>
             <w:pStyle w:val="Sumrio2"/>
             <w:tabs>
-              <w:tab w:val="right" w:leader="dot" w:pos="9135"/>
+              <w:tab w:val="right" w:leader="dot" w:pos="9060"/>
             </w:tabs>
             <w:rPr>
               <w:rFonts w:asciiTheme="minorHAnsi" w:eastAsiaTheme="minorEastAsia" w:hAnsiTheme="minorHAnsi" w:cstheme="minorBidi"/>
               <w:noProof/>
               <w:color w:val="auto"/>
-              <w:sz w:val="22"/>
+              <w:kern w:val="2"/>
+              <w:szCs w:val="24"/>
+              <w14:ligatures w14:val="standardContextual"/>
             </w:rPr>
           </w:pPr>
-          <w:hyperlink w:anchor="_Toc233804108" w:history="1">
+          <w:hyperlink w:anchor="_Toc233832127" w:history="1">
             <w:r>
               <w:rPr>
                 <w:rStyle w:val="Hyperlink"/>
@@ -832,7 +853,7 @@
                 <w:noProof/>
                 <w:webHidden/>
               </w:rPr>
-              <w:instrText xml:space="preserve"> PAGEREF _Toc233804108 \h </w:instrText>
+              <w:instrText xml:space="preserve"> PAGEREF _Toc233832127 \h </w:instrText>
             </w:r>
             <w:r>
               <w:rPr>
@@ -852,7 +873,7 @@
                 <w:noProof/>
                 <w:webHidden/>
               </w:rPr>
-              <w:t>4</w:t>
+              <w:t>5</w:t>
             </w:r>
             <w:r>
               <w:rPr>
@@ -867,16 +888,18 @@
           <w:pPr>
             <w:pStyle w:val="Sumrio2"/>
             <w:tabs>
-              <w:tab w:val="right" w:leader="dot" w:pos="9135"/>
+              <w:tab w:val="right" w:leader="dot" w:pos="9060"/>
             </w:tabs>
             <w:rPr>
               <w:rFonts w:asciiTheme="minorHAnsi" w:eastAsiaTheme="minorEastAsia" w:hAnsiTheme="minorHAnsi" w:cstheme="minorBidi"/>
               <w:noProof/>
               <w:color w:val="auto"/>
-              <w:sz w:val="22"/>
+              <w:kern w:val="2"/>
+              <w:szCs w:val="24"/>
+              <w14:ligatures w14:val="standardContextual"/>
             </w:rPr>
           </w:pPr>
-          <w:hyperlink w:anchor="_Toc233804109" w:history="1">
+          <w:hyperlink w:anchor="_Toc233832128" w:history="1">
             <w:r>
               <w:rPr>
                 <w:rStyle w:val="Hyperlink"/>
@@ -903,7 +926,7 @@
                 <w:noProof/>
                 <w:webHidden/>
               </w:rPr>
-              <w:instrText xml:space="preserve"> PAGEREF _Toc233804109 \h </w:instrText>
+              <w:instrText xml:space="preserve"> PAGEREF _Toc233832128 \h </w:instrText>
             </w:r>
             <w:r>
               <w:rPr>
@@ -923,7 +946,7 @@
                 <w:noProof/>
                 <w:webHidden/>
               </w:rPr>
-              <w:t>5</w:t>
+              <w:t>6</w:t>
             </w:r>
             <w:r>
               <w:rPr>
@@ -938,16 +961,18 @@
           <w:pPr>
             <w:pStyle w:val="Sumrio2"/>
             <w:tabs>
-              <w:tab w:val="right" w:leader="dot" w:pos="9135"/>
+              <w:tab w:val="right" w:leader="dot" w:pos="9060"/>
             </w:tabs>
             <w:rPr>
               <w:rFonts w:asciiTheme="minorHAnsi" w:eastAsiaTheme="minorEastAsia" w:hAnsiTheme="minorHAnsi" w:cstheme="minorBidi"/>
               <w:noProof/>
               <w:color w:val="auto"/>
-              <w:sz w:val="22"/>
+              <w:kern w:val="2"/>
+              <w:szCs w:val="24"/>
+              <w14:ligatures w14:val="standardContextual"/>
             </w:rPr>
           </w:pPr>
-          <w:hyperlink w:anchor="_Toc233804110" w:history="1">
+          <w:hyperlink w:anchor="_Toc233832129" w:history="1">
             <w:r>
               <w:rPr>
                 <w:rStyle w:val="Hyperlink"/>
@@ -974,7 +999,7 @@
                 <w:noProof/>
                 <w:webHidden/>
               </w:rPr>
-              <w:instrText xml:space="preserve"> PAGEREF _Toc233804110 \h </w:instrText>
+              <w:instrText xml:space="preserve"> PAGEREF _Toc233832129 \h </w:instrText>
             </w:r>
             <w:r>
               <w:rPr>
@@ -994,7 +1019,7 @@
                 <w:noProof/>
                 <w:webHidden/>
               </w:rPr>
-              <w:t>6</w:t>
+              <w:t>7</w:t>
             </w:r>
             <w:r>
               <w:rPr>
@@ -1009,16 +1034,18 @@
           <w:pPr>
             <w:pStyle w:val="Sumrio2"/>
             <w:tabs>
-              <w:tab w:val="right" w:leader="dot" w:pos="9135"/>
+              <w:tab w:val="right" w:leader="dot" w:pos="9060"/>
             </w:tabs>
             <w:rPr>
               <w:rFonts w:asciiTheme="minorHAnsi" w:eastAsiaTheme="minorEastAsia" w:hAnsiTheme="minorHAnsi" w:cstheme="minorBidi"/>
               <w:noProof/>
               <w:color w:val="auto"/>
-              <w:sz w:val="22"/>
+              <w:kern w:val="2"/>
+              <w:szCs w:val="24"/>
+              <w14:ligatures w14:val="standardContextual"/>
             </w:rPr>
           </w:pPr>
-          <w:hyperlink w:anchor="_Toc233804111" w:history="1">
+          <w:hyperlink w:anchor="_Toc233832130" w:history="1">
             <w:r>
               <w:rPr>
                 <w:rStyle w:val="Hyperlink"/>
@@ -1045,7 +1072,7 @@
                 <w:noProof/>
                 <w:webHidden/>
               </w:rPr>
-              <w:instrText xml:space="preserve"> PAGEREF _Toc233804111 \h </w:instrText>
+              <w:instrText xml:space="preserve"> PAGEREF _Toc233832130 \h </w:instrText>
             </w:r>
             <w:r>
               <w:rPr>
@@ -1065,7 +1092,7 @@
                 <w:noProof/>
                 <w:webHidden/>
               </w:rPr>
-              <w:t>7</w:t>
+              <w:t>8</w:t>
             </w:r>
             <w:r>
               <w:rPr>
@@ -1078,24 +1105,26 @@
         </w:p>
         <w:p>
           <w:pPr>
-            <w:pStyle w:val="Sumrio3"/>
+            <w:pStyle w:val="Sumrio2"/>
             <w:tabs>
-              <w:tab w:val="right" w:leader="dot" w:pos="9135"/>
+              <w:tab w:val="right" w:leader="dot" w:pos="9060"/>
             </w:tabs>
             <w:rPr>
               <w:rFonts w:asciiTheme="minorHAnsi" w:eastAsiaTheme="minorEastAsia" w:hAnsiTheme="minorHAnsi" w:cstheme="minorBidi"/>
               <w:noProof/>
               <w:color w:val="auto"/>
-              <w:sz w:val="22"/>
+              <w:kern w:val="2"/>
+              <w:szCs w:val="24"/>
+              <w14:ligatures w14:val="standardContextual"/>
             </w:rPr>
           </w:pPr>
-          <w:hyperlink w:anchor="_Toc233804112" w:history="1">
+          <w:hyperlink w:anchor="_Toc233832131" w:history="1">
             <w:r>
               <w:rPr>
                 <w:rStyle w:val="Hyperlink"/>
                 <w:noProof/>
               </w:rPr>
-              <w:t>2.4.1 CONTROLLER</w:t>
+              <w:t>2.4.1 CAMADA CONTROLLER</w:t>
             </w:r>
             <w:r>
               <w:rPr>
@@ -1116,7 +1145,7 @@
                 <w:noProof/>
                 <w:webHidden/>
               </w:rPr>
-              <w:instrText xml:space="preserve"> PAGEREF _Toc233804112 \h </w:instrText>
+              <w:instrText xml:space="preserve"> PAGEREF _Toc233832131 \h </w:instrText>
             </w:r>
             <w:r>
               <w:rPr>
@@ -1136,7 +1165,7 @@
                 <w:noProof/>
                 <w:webHidden/>
               </w:rPr>
-              <w:t>7</w:t>
+              <w:t>8</w:t>
             </w:r>
             <w:r>
               <w:rPr>
@@ -1149,24 +1178,26 @@
         </w:p>
         <w:p>
           <w:pPr>
-            <w:pStyle w:val="Sumrio3"/>
+            <w:pStyle w:val="Sumrio2"/>
             <w:tabs>
-              <w:tab w:val="right" w:leader="dot" w:pos="9135"/>
+              <w:tab w:val="right" w:leader="dot" w:pos="9060"/>
             </w:tabs>
             <w:rPr>
               <w:rFonts w:asciiTheme="minorHAnsi" w:eastAsiaTheme="minorEastAsia" w:hAnsiTheme="minorHAnsi" w:cstheme="minorBidi"/>
               <w:noProof/>
               <w:color w:val="auto"/>
-              <w:sz w:val="22"/>
+              <w:kern w:val="2"/>
+              <w:szCs w:val="24"/>
+              <w14:ligatures w14:val="standardContextual"/>
             </w:rPr>
           </w:pPr>
-          <w:hyperlink w:anchor="_Toc233804113" w:history="1">
+          <w:hyperlink w:anchor="_Toc233832132" w:history="1">
             <w:r>
               <w:rPr>
                 <w:rStyle w:val="Hyperlink"/>
                 <w:noProof/>
               </w:rPr>
-              <w:t>2.4.2 DTO</w:t>
+              <w:t>2.4.2 CAMADA DTO</w:t>
             </w:r>
             <w:r>
               <w:rPr>
@@ -1187,7 +1218,7 @@
                 <w:noProof/>
                 <w:webHidden/>
               </w:rPr>
-              <w:instrText xml:space="preserve"> PAGEREF _Toc233804113 \h </w:instrText>
+              <w:instrText xml:space="preserve"> PAGEREF _Toc233832132 \h </w:instrText>
             </w:r>
             <w:r>
               <w:rPr>
@@ -1207,7 +1238,7 @@
                 <w:noProof/>
                 <w:webHidden/>
               </w:rPr>
-              <w:t>8</w:t>
+              <w:t>9</w:t>
             </w:r>
             <w:r>
               <w:rPr>
@@ -1220,24 +1251,26 @@
         </w:p>
         <w:p>
           <w:pPr>
-            <w:pStyle w:val="Sumrio3"/>
+            <w:pStyle w:val="Sumrio2"/>
             <w:tabs>
-              <w:tab w:val="right" w:leader="dot" w:pos="9135"/>
+              <w:tab w:val="right" w:leader="dot" w:pos="9060"/>
             </w:tabs>
             <w:rPr>
               <w:rFonts w:asciiTheme="minorHAnsi" w:eastAsiaTheme="minorEastAsia" w:hAnsiTheme="minorHAnsi" w:cstheme="minorBidi"/>
               <w:noProof/>
               <w:color w:val="auto"/>
-              <w:sz w:val="22"/>
+              <w:kern w:val="2"/>
+              <w:szCs w:val="24"/>
+              <w14:ligatures w14:val="standardContextual"/>
             </w:rPr>
           </w:pPr>
-          <w:hyperlink w:anchor="_Toc233804114" w:history="1">
+          <w:hyperlink w:anchor="_Toc233832133" w:history="1">
             <w:r>
               <w:rPr>
                 <w:rStyle w:val="Hyperlink"/>
                 <w:noProof/>
               </w:rPr>
-              <w:t>2.4.4 MODEL</w:t>
+              <w:t>2.4.3 CAMADA EXCEPTION</w:t>
             </w:r>
             <w:r>
               <w:rPr>
@@ -1258,7 +1291,7 @@
                 <w:noProof/>
                 <w:webHidden/>
               </w:rPr>
-              <w:instrText xml:space="preserve"> PAGEREF _Toc233804114 \h </w:instrText>
+              <w:instrText xml:space="preserve"> PAGEREF _Toc233832133 \h </w:instrText>
             </w:r>
             <w:r>
               <w:rPr>
@@ -1291,24 +1324,26 @@
         </w:p>
         <w:p>
           <w:pPr>
-            <w:pStyle w:val="Sumrio3"/>
+            <w:pStyle w:val="Sumrio2"/>
             <w:tabs>
-              <w:tab w:val="right" w:leader="dot" w:pos="9135"/>
+              <w:tab w:val="right" w:leader="dot" w:pos="9060"/>
             </w:tabs>
             <w:rPr>
               <w:rFonts w:asciiTheme="minorHAnsi" w:eastAsiaTheme="minorEastAsia" w:hAnsiTheme="minorHAnsi" w:cstheme="minorBidi"/>
               <w:noProof/>
               <w:color w:val="auto"/>
-              <w:sz w:val="22"/>
+              <w:kern w:val="2"/>
+              <w:szCs w:val="24"/>
+              <w14:ligatures w14:val="standardContextual"/>
             </w:rPr>
           </w:pPr>
-          <w:hyperlink w:anchor="_Toc233804115" w:history="1">
+          <w:hyperlink w:anchor="_Toc233832134" w:history="1">
             <w:r>
               <w:rPr>
                 <w:rStyle w:val="Hyperlink"/>
                 <w:noProof/>
               </w:rPr>
-              <w:t>2.4.5 REPOSITORY</w:t>
+              <w:t>2.4.4 CAMADA MODEL</w:t>
             </w:r>
             <w:r>
               <w:rPr>
@@ -1329,7 +1364,7 @@
                 <w:noProof/>
                 <w:webHidden/>
               </w:rPr>
-              <w:instrText xml:space="preserve"> PAGEREF _Toc233804115 \h </w:instrText>
+              <w:instrText xml:space="preserve"> PAGEREF _Toc233832134 \h </w:instrText>
             </w:r>
             <w:r>
               <w:rPr>
@@ -1349,7 +1384,7 @@
                 <w:noProof/>
                 <w:webHidden/>
               </w:rPr>
-              <w:t>9</w:t>
+              <w:t>10</w:t>
             </w:r>
             <w:r>
               <w:rPr>
@@ -1362,24 +1397,26 @@
         </w:p>
         <w:p>
           <w:pPr>
-            <w:pStyle w:val="Sumrio3"/>
+            <w:pStyle w:val="Sumrio2"/>
             <w:tabs>
-              <w:tab w:val="right" w:leader="dot" w:pos="9135"/>
+              <w:tab w:val="right" w:leader="dot" w:pos="9060"/>
             </w:tabs>
             <w:rPr>
               <w:rFonts w:asciiTheme="minorHAnsi" w:eastAsiaTheme="minorEastAsia" w:hAnsiTheme="minorHAnsi" w:cstheme="minorBidi"/>
               <w:noProof/>
               <w:color w:val="auto"/>
-              <w:sz w:val="22"/>
+              <w:kern w:val="2"/>
+              <w:szCs w:val="24"/>
+              <w14:ligatures w14:val="standardContextual"/>
             </w:rPr>
           </w:pPr>
-          <w:hyperlink w:anchor="_Toc233804116" w:history="1">
+          <w:hyperlink w:anchor="_Toc233832135" w:history="1">
             <w:r>
               <w:rPr>
                 <w:rStyle w:val="Hyperlink"/>
                 <w:noProof/>
               </w:rPr>
-              <w:t>2.4.6 SERVICE</w:t>
+              <w:t>2.4.5 CAMADA REPOSITORY</w:t>
             </w:r>
             <w:r>
               <w:rPr>
@@ -1400,7 +1437,7 @@
                 <w:noProof/>
                 <w:webHidden/>
               </w:rPr>
-              <w:instrText xml:space="preserve"> PAGEREF _Toc233804116 \h </w:instrText>
+              <w:instrText xml:space="preserve"> PAGEREF _Toc233832135 \h </w:instrText>
             </w:r>
             <w:r>
               <w:rPr>
@@ -1421,6 +1458,2050 @@
                 <w:webHidden/>
               </w:rPr>
               <w:t>10</w:t>
+            </w:r>
+            <w:r>
+              <w:rPr>
+                <w:noProof/>
+                <w:webHidden/>
+              </w:rPr>
+              <w:fldChar w:fldCharType="end"/>
+            </w:r>
+          </w:hyperlink>
+        </w:p>
+        <w:p>
+          <w:pPr>
+            <w:pStyle w:val="Sumrio2"/>
+            <w:tabs>
+              <w:tab w:val="right" w:leader="dot" w:pos="9060"/>
+            </w:tabs>
+            <w:rPr>
+              <w:rFonts w:asciiTheme="minorHAnsi" w:eastAsiaTheme="minorEastAsia" w:hAnsiTheme="minorHAnsi" w:cstheme="minorBidi"/>
+              <w:noProof/>
+              <w:color w:val="auto"/>
+              <w:kern w:val="2"/>
+              <w:szCs w:val="24"/>
+              <w14:ligatures w14:val="standardContextual"/>
+            </w:rPr>
+          </w:pPr>
+          <w:hyperlink w:anchor="_Toc233832136" w:history="1">
+            <w:r>
+              <w:rPr>
+                <w:rStyle w:val="Hyperlink"/>
+                <w:noProof/>
+              </w:rPr>
+              <w:t>2.4.6 CAMADA SERVICE</w:t>
+            </w:r>
+            <w:r>
+              <w:rPr>
+                <w:noProof/>
+                <w:webHidden/>
+              </w:rPr>
+              <w:tab/>
+            </w:r>
+            <w:r>
+              <w:rPr>
+                <w:noProof/>
+                <w:webHidden/>
+              </w:rPr>
+              <w:fldChar w:fldCharType="begin"/>
+            </w:r>
+            <w:r>
+              <w:rPr>
+                <w:noProof/>
+                <w:webHidden/>
+              </w:rPr>
+              <w:instrText xml:space="preserve"> PAGEREF _Toc233832136 \h </w:instrText>
+            </w:r>
+            <w:r>
+              <w:rPr>
+                <w:noProof/>
+                <w:webHidden/>
+              </w:rPr>
+            </w:r>
+            <w:r>
+              <w:rPr>
+                <w:noProof/>
+                <w:webHidden/>
+              </w:rPr>
+              <w:fldChar w:fldCharType="separate"/>
+            </w:r>
+            <w:r>
+              <w:rPr>
+                <w:noProof/>
+                <w:webHidden/>
+              </w:rPr>
+              <w:t>11</w:t>
+            </w:r>
+            <w:r>
+              <w:rPr>
+                <w:noProof/>
+                <w:webHidden/>
+              </w:rPr>
+              <w:fldChar w:fldCharType="end"/>
+            </w:r>
+          </w:hyperlink>
+        </w:p>
+        <w:p>
+          <w:pPr>
+            <w:pStyle w:val="Sumrio2"/>
+            <w:tabs>
+              <w:tab w:val="right" w:leader="dot" w:pos="9060"/>
+            </w:tabs>
+            <w:rPr>
+              <w:rFonts w:asciiTheme="minorHAnsi" w:eastAsiaTheme="minorEastAsia" w:hAnsiTheme="minorHAnsi" w:cstheme="minorBidi"/>
+              <w:noProof/>
+              <w:color w:val="auto"/>
+              <w:kern w:val="2"/>
+              <w:szCs w:val="24"/>
+              <w14:ligatures w14:val="standardContextual"/>
+            </w:rPr>
+          </w:pPr>
+          <w:hyperlink w:anchor="_Toc233832137" w:history="1">
+            <w:r>
+              <w:rPr>
+                <w:rStyle w:val="Hyperlink"/>
+                <w:noProof/>
+              </w:rPr>
+              <w:t>2.5 BANCO DE DADOS</w:t>
+            </w:r>
+            <w:r>
+              <w:rPr>
+                <w:noProof/>
+                <w:webHidden/>
+              </w:rPr>
+              <w:tab/>
+            </w:r>
+            <w:r>
+              <w:rPr>
+                <w:noProof/>
+                <w:webHidden/>
+              </w:rPr>
+              <w:fldChar w:fldCharType="begin"/>
+            </w:r>
+            <w:r>
+              <w:rPr>
+                <w:noProof/>
+                <w:webHidden/>
+              </w:rPr>
+              <w:instrText xml:space="preserve"> PAGEREF _Toc233832137 \h </w:instrText>
+            </w:r>
+            <w:r>
+              <w:rPr>
+                <w:noProof/>
+                <w:webHidden/>
+              </w:rPr>
+            </w:r>
+            <w:r>
+              <w:rPr>
+                <w:noProof/>
+                <w:webHidden/>
+              </w:rPr>
+              <w:fldChar w:fldCharType="separate"/>
+            </w:r>
+            <w:r>
+              <w:rPr>
+                <w:noProof/>
+                <w:webHidden/>
+              </w:rPr>
+              <w:t>11</w:t>
+            </w:r>
+            <w:r>
+              <w:rPr>
+                <w:noProof/>
+                <w:webHidden/>
+              </w:rPr>
+              <w:fldChar w:fldCharType="end"/>
+            </w:r>
+          </w:hyperlink>
+        </w:p>
+        <w:p>
+          <w:pPr>
+            <w:pStyle w:val="Sumrio2"/>
+            <w:tabs>
+              <w:tab w:val="right" w:leader="dot" w:pos="9060"/>
+            </w:tabs>
+            <w:rPr>
+              <w:rFonts w:asciiTheme="minorHAnsi" w:eastAsiaTheme="minorEastAsia" w:hAnsiTheme="minorHAnsi" w:cstheme="minorBidi"/>
+              <w:noProof/>
+              <w:color w:val="auto"/>
+              <w:kern w:val="2"/>
+              <w:szCs w:val="24"/>
+              <w14:ligatures w14:val="standardContextual"/>
+            </w:rPr>
+          </w:pPr>
+          <w:hyperlink w:anchor="_Toc233832138" w:history="1">
+            <w:r>
+              <w:rPr>
+                <w:rStyle w:val="Hyperlink"/>
+                <w:noProof/>
+              </w:rPr>
+              <w:t>2.5.1 TABELA PERFIL</w:t>
+            </w:r>
+            <w:r>
+              <w:rPr>
+                <w:noProof/>
+                <w:webHidden/>
+              </w:rPr>
+              <w:tab/>
+            </w:r>
+            <w:r>
+              <w:rPr>
+                <w:noProof/>
+                <w:webHidden/>
+              </w:rPr>
+              <w:fldChar w:fldCharType="begin"/>
+            </w:r>
+            <w:r>
+              <w:rPr>
+                <w:noProof/>
+                <w:webHidden/>
+              </w:rPr>
+              <w:instrText xml:space="preserve"> PAGEREF _Toc233832138 \h </w:instrText>
+            </w:r>
+            <w:r>
+              <w:rPr>
+                <w:noProof/>
+                <w:webHidden/>
+              </w:rPr>
+            </w:r>
+            <w:r>
+              <w:rPr>
+                <w:noProof/>
+                <w:webHidden/>
+              </w:rPr>
+              <w:fldChar w:fldCharType="separate"/>
+            </w:r>
+            <w:r>
+              <w:rPr>
+                <w:noProof/>
+                <w:webHidden/>
+              </w:rPr>
+              <w:t>12</w:t>
+            </w:r>
+            <w:r>
+              <w:rPr>
+                <w:noProof/>
+                <w:webHidden/>
+              </w:rPr>
+              <w:fldChar w:fldCharType="end"/>
+            </w:r>
+          </w:hyperlink>
+        </w:p>
+        <w:p>
+          <w:pPr>
+            <w:pStyle w:val="Sumrio2"/>
+            <w:tabs>
+              <w:tab w:val="right" w:leader="dot" w:pos="9060"/>
+            </w:tabs>
+            <w:rPr>
+              <w:rFonts w:asciiTheme="minorHAnsi" w:eastAsiaTheme="minorEastAsia" w:hAnsiTheme="minorHAnsi" w:cstheme="minorBidi"/>
+              <w:noProof/>
+              <w:color w:val="auto"/>
+              <w:kern w:val="2"/>
+              <w:szCs w:val="24"/>
+              <w14:ligatures w14:val="standardContextual"/>
+            </w:rPr>
+          </w:pPr>
+          <w:hyperlink w:anchor="_Toc233832139" w:history="1">
+            <w:r>
+              <w:rPr>
+                <w:rStyle w:val="Hyperlink"/>
+                <w:noProof/>
+              </w:rPr>
+              <w:t>2.5.2 TABELA USUÁRIO</w:t>
+            </w:r>
+            <w:r>
+              <w:rPr>
+                <w:noProof/>
+                <w:webHidden/>
+              </w:rPr>
+              <w:tab/>
+            </w:r>
+            <w:r>
+              <w:rPr>
+                <w:noProof/>
+                <w:webHidden/>
+              </w:rPr>
+              <w:fldChar w:fldCharType="begin"/>
+            </w:r>
+            <w:r>
+              <w:rPr>
+                <w:noProof/>
+                <w:webHidden/>
+              </w:rPr>
+              <w:instrText xml:space="preserve"> PAGEREF _Toc233832139 \h </w:instrText>
+            </w:r>
+            <w:r>
+              <w:rPr>
+                <w:noProof/>
+                <w:webHidden/>
+              </w:rPr>
+            </w:r>
+            <w:r>
+              <w:rPr>
+                <w:noProof/>
+                <w:webHidden/>
+              </w:rPr>
+              <w:fldChar w:fldCharType="separate"/>
+            </w:r>
+            <w:r>
+              <w:rPr>
+                <w:noProof/>
+                <w:webHidden/>
+              </w:rPr>
+              <w:t>13</w:t>
+            </w:r>
+            <w:r>
+              <w:rPr>
+                <w:noProof/>
+                <w:webHidden/>
+              </w:rPr>
+              <w:fldChar w:fldCharType="end"/>
+            </w:r>
+          </w:hyperlink>
+        </w:p>
+        <w:p>
+          <w:pPr>
+            <w:pStyle w:val="Sumrio2"/>
+            <w:tabs>
+              <w:tab w:val="right" w:leader="dot" w:pos="9060"/>
+            </w:tabs>
+            <w:rPr>
+              <w:rFonts w:asciiTheme="minorHAnsi" w:eastAsiaTheme="minorEastAsia" w:hAnsiTheme="minorHAnsi" w:cstheme="minorBidi"/>
+              <w:noProof/>
+              <w:color w:val="auto"/>
+              <w:kern w:val="2"/>
+              <w:szCs w:val="24"/>
+              <w14:ligatures w14:val="standardContextual"/>
+            </w:rPr>
+          </w:pPr>
+          <w:hyperlink w:anchor="_Toc233832140" w:history="1">
+            <w:r>
+              <w:rPr>
+                <w:rStyle w:val="Hyperlink"/>
+                <w:noProof/>
+              </w:rPr>
+              <w:t>2.5.3 TABELA STATUS_PRODUTO</w:t>
+            </w:r>
+            <w:r>
+              <w:rPr>
+                <w:noProof/>
+                <w:webHidden/>
+              </w:rPr>
+              <w:tab/>
+            </w:r>
+            <w:r>
+              <w:rPr>
+                <w:noProof/>
+                <w:webHidden/>
+              </w:rPr>
+              <w:fldChar w:fldCharType="begin"/>
+            </w:r>
+            <w:r>
+              <w:rPr>
+                <w:noProof/>
+                <w:webHidden/>
+              </w:rPr>
+              <w:instrText xml:space="preserve"> PAGEREF _Toc233832140 \h </w:instrText>
+            </w:r>
+            <w:r>
+              <w:rPr>
+                <w:noProof/>
+                <w:webHidden/>
+              </w:rPr>
+            </w:r>
+            <w:r>
+              <w:rPr>
+                <w:noProof/>
+                <w:webHidden/>
+              </w:rPr>
+              <w:fldChar w:fldCharType="separate"/>
+            </w:r>
+            <w:r>
+              <w:rPr>
+                <w:noProof/>
+                <w:webHidden/>
+              </w:rPr>
+              <w:t>13</w:t>
+            </w:r>
+            <w:r>
+              <w:rPr>
+                <w:noProof/>
+                <w:webHidden/>
+              </w:rPr>
+              <w:fldChar w:fldCharType="end"/>
+            </w:r>
+          </w:hyperlink>
+        </w:p>
+        <w:p>
+          <w:pPr>
+            <w:pStyle w:val="Sumrio2"/>
+            <w:tabs>
+              <w:tab w:val="right" w:leader="dot" w:pos="9060"/>
+            </w:tabs>
+            <w:rPr>
+              <w:rFonts w:asciiTheme="minorHAnsi" w:eastAsiaTheme="minorEastAsia" w:hAnsiTheme="minorHAnsi" w:cstheme="minorBidi"/>
+              <w:noProof/>
+              <w:color w:val="auto"/>
+              <w:kern w:val="2"/>
+              <w:szCs w:val="24"/>
+              <w14:ligatures w14:val="standardContextual"/>
+            </w:rPr>
+          </w:pPr>
+          <w:hyperlink w:anchor="_Toc233832141" w:history="1">
+            <w:r>
+              <w:rPr>
+                <w:rStyle w:val="Hyperlink"/>
+                <w:noProof/>
+              </w:rPr>
+              <w:t>2.5.4 TABELA PRODUTO</w:t>
+            </w:r>
+            <w:r>
+              <w:rPr>
+                <w:noProof/>
+                <w:webHidden/>
+              </w:rPr>
+              <w:tab/>
+            </w:r>
+            <w:r>
+              <w:rPr>
+                <w:noProof/>
+                <w:webHidden/>
+              </w:rPr>
+              <w:fldChar w:fldCharType="begin"/>
+            </w:r>
+            <w:r>
+              <w:rPr>
+                <w:noProof/>
+                <w:webHidden/>
+              </w:rPr>
+              <w:instrText xml:space="preserve"> PAGEREF _Toc233832141 \h </w:instrText>
+            </w:r>
+            <w:r>
+              <w:rPr>
+                <w:noProof/>
+                <w:webHidden/>
+              </w:rPr>
+            </w:r>
+            <w:r>
+              <w:rPr>
+                <w:noProof/>
+                <w:webHidden/>
+              </w:rPr>
+              <w:fldChar w:fldCharType="separate"/>
+            </w:r>
+            <w:r>
+              <w:rPr>
+                <w:noProof/>
+                <w:webHidden/>
+              </w:rPr>
+              <w:t>14</w:t>
+            </w:r>
+            <w:r>
+              <w:rPr>
+                <w:noProof/>
+                <w:webHidden/>
+              </w:rPr>
+              <w:fldChar w:fldCharType="end"/>
+            </w:r>
+          </w:hyperlink>
+        </w:p>
+        <w:p>
+          <w:pPr>
+            <w:pStyle w:val="Sumrio2"/>
+            <w:tabs>
+              <w:tab w:val="right" w:leader="dot" w:pos="9060"/>
+            </w:tabs>
+            <w:rPr>
+              <w:rFonts w:asciiTheme="minorHAnsi" w:eastAsiaTheme="minorEastAsia" w:hAnsiTheme="minorHAnsi" w:cstheme="minorBidi"/>
+              <w:noProof/>
+              <w:color w:val="auto"/>
+              <w:kern w:val="2"/>
+              <w:szCs w:val="24"/>
+              <w14:ligatures w14:val="standardContextual"/>
+            </w:rPr>
+          </w:pPr>
+          <w:hyperlink w:anchor="_Toc233832142" w:history="1">
+            <w:r>
+              <w:rPr>
+                <w:rStyle w:val="Hyperlink"/>
+                <w:noProof/>
+              </w:rPr>
+              <w:t>2.5.5 TABELA ESTOQUE</w:t>
+            </w:r>
+            <w:r>
+              <w:rPr>
+                <w:noProof/>
+                <w:webHidden/>
+              </w:rPr>
+              <w:tab/>
+            </w:r>
+            <w:r>
+              <w:rPr>
+                <w:noProof/>
+                <w:webHidden/>
+              </w:rPr>
+              <w:fldChar w:fldCharType="begin"/>
+            </w:r>
+            <w:r>
+              <w:rPr>
+                <w:noProof/>
+                <w:webHidden/>
+              </w:rPr>
+              <w:instrText xml:space="preserve"> PAGEREF _Toc233832142 \h </w:instrText>
+            </w:r>
+            <w:r>
+              <w:rPr>
+                <w:noProof/>
+                <w:webHidden/>
+              </w:rPr>
+            </w:r>
+            <w:r>
+              <w:rPr>
+                <w:noProof/>
+                <w:webHidden/>
+              </w:rPr>
+              <w:fldChar w:fldCharType="separate"/>
+            </w:r>
+            <w:r>
+              <w:rPr>
+                <w:noProof/>
+                <w:webHidden/>
+              </w:rPr>
+              <w:t>14</w:t>
+            </w:r>
+            <w:r>
+              <w:rPr>
+                <w:noProof/>
+                <w:webHidden/>
+              </w:rPr>
+              <w:fldChar w:fldCharType="end"/>
+            </w:r>
+          </w:hyperlink>
+        </w:p>
+        <w:p>
+          <w:pPr>
+            <w:pStyle w:val="Sumrio2"/>
+            <w:tabs>
+              <w:tab w:val="right" w:leader="dot" w:pos="9060"/>
+            </w:tabs>
+            <w:rPr>
+              <w:rFonts w:asciiTheme="minorHAnsi" w:eastAsiaTheme="minorEastAsia" w:hAnsiTheme="minorHAnsi" w:cstheme="minorBidi"/>
+              <w:noProof/>
+              <w:color w:val="auto"/>
+              <w:kern w:val="2"/>
+              <w:szCs w:val="24"/>
+              <w14:ligatures w14:val="standardContextual"/>
+            </w:rPr>
+          </w:pPr>
+          <w:hyperlink w:anchor="_Toc233832143" w:history="1">
+            <w:r>
+              <w:rPr>
+                <w:rStyle w:val="Hyperlink"/>
+                <w:noProof/>
+              </w:rPr>
+              <w:t>2.5.6 TABELA RECEITA</w:t>
+            </w:r>
+            <w:r>
+              <w:rPr>
+                <w:noProof/>
+                <w:webHidden/>
+              </w:rPr>
+              <w:tab/>
+            </w:r>
+            <w:r>
+              <w:rPr>
+                <w:noProof/>
+                <w:webHidden/>
+              </w:rPr>
+              <w:fldChar w:fldCharType="begin"/>
+            </w:r>
+            <w:r>
+              <w:rPr>
+                <w:noProof/>
+                <w:webHidden/>
+              </w:rPr>
+              <w:instrText xml:space="preserve"> PAGEREF _Toc233832143 \h </w:instrText>
+            </w:r>
+            <w:r>
+              <w:rPr>
+                <w:noProof/>
+                <w:webHidden/>
+              </w:rPr>
+            </w:r>
+            <w:r>
+              <w:rPr>
+                <w:noProof/>
+                <w:webHidden/>
+              </w:rPr>
+              <w:fldChar w:fldCharType="separate"/>
+            </w:r>
+            <w:r>
+              <w:rPr>
+                <w:noProof/>
+                <w:webHidden/>
+              </w:rPr>
+              <w:t>15</w:t>
+            </w:r>
+            <w:r>
+              <w:rPr>
+                <w:noProof/>
+                <w:webHidden/>
+              </w:rPr>
+              <w:fldChar w:fldCharType="end"/>
+            </w:r>
+          </w:hyperlink>
+        </w:p>
+        <w:p>
+          <w:pPr>
+            <w:pStyle w:val="Sumrio2"/>
+            <w:tabs>
+              <w:tab w:val="right" w:leader="dot" w:pos="9060"/>
+            </w:tabs>
+            <w:rPr>
+              <w:rFonts w:asciiTheme="minorHAnsi" w:eastAsiaTheme="minorEastAsia" w:hAnsiTheme="minorHAnsi" w:cstheme="minorBidi"/>
+              <w:noProof/>
+              <w:color w:val="auto"/>
+              <w:kern w:val="2"/>
+              <w:szCs w:val="24"/>
+              <w14:ligatures w14:val="standardContextual"/>
+            </w:rPr>
+          </w:pPr>
+          <w:hyperlink w:anchor="_Toc233832144" w:history="1">
+            <w:r>
+              <w:rPr>
+                <w:rStyle w:val="Hyperlink"/>
+                <w:noProof/>
+              </w:rPr>
+              <w:t>2.5.7 TABELA VERSAO_RECEITA</w:t>
+            </w:r>
+            <w:r>
+              <w:rPr>
+                <w:noProof/>
+                <w:webHidden/>
+              </w:rPr>
+              <w:tab/>
+            </w:r>
+            <w:r>
+              <w:rPr>
+                <w:noProof/>
+                <w:webHidden/>
+              </w:rPr>
+              <w:fldChar w:fldCharType="begin"/>
+            </w:r>
+            <w:r>
+              <w:rPr>
+                <w:noProof/>
+                <w:webHidden/>
+              </w:rPr>
+              <w:instrText xml:space="preserve"> PAGEREF _Toc233832144 \h </w:instrText>
+            </w:r>
+            <w:r>
+              <w:rPr>
+                <w:noProof/>
+                <w:webHidden/>
+              </w:rPr>
+            </w:r>
+            <w:r>
+              <w:rPr>
+                <w:noProof/>
+                <w:webHidden/>
+              </w:rPr>
+              <w:fldChar w:fldCharType="separate"/>
+            </w:r>
+            <w:r>
+              <w:rPr>
+                <w:noProof/>
+                <w:webHidden/>
+              </w:rPr>
+              <w:t>15</w:t>
+            </w:r>
+            <w:r>
+              <w:rPr>
+                <w:noProof/>
+                <w:webHidden/>
+              </w:rPr>
+              <w:fldChar w:fldCharType="end"/>
+            </w:r>
+          </w:hyperlink>
+        </w:p>
+        <w:p>
+          <w:pPr>
+            <w:pStyle w:val="Sumrio2"/>
+            <w:tabs>
+              <w:tab w:val="right" w:leader="dot" w:pos="9060"/>
+            </w:tabs>
+            <w:rPr>
+              <w:rFonts w:asciiTheme="minorHAnsi" w:eastAsiaTheme="minorEastAsia" w:hAnsiTheme="minorHAnsi" w:cstheme="minorBidi"/>
+              <w:noProof/>
+              <w:color w:val="auto"/>
+              <w:kern w:val="2"/>
+              <w:szCs w:val="24"/>
+              <w14:ligatures w14:val="standardContextual"/>
+            </w:rPr>
+          </w:pPr>
+          <w:hyperlink w:anchor="_Toc233832145" w:history="1">
+            <w:r>
+              <w:rPr>
+                <w:rStyle w:val="Hyperlink"/>
+                <w:noProof/>
+              </w:rPr>
+              <w:t>2.5.8 TABELA TESTE</w:t>
+            </w:r>
+            <w:r>
+              <w:rPr>
+                <w:noProof/>
+                <w:webHidden/>
+              </w:rPr>
+              <w:tab/>
+            </w:r>
+            <w:r>
+              <w:rPr>
+                <w:noProof/>
+                <w:webHidden/>
+              </w:rPr>
+              <w:fldChar w:fldCharType="begin"/>
+            </w:r>
+            <w:r>
+              <w:rPr>
+                <w:noProof/>
+                <w:webHidden/>
+              </w:rPr>
+              <w:instrText xml:space="preserve"> PAGEREF _Toc233832145 \h </w:instrText>
+            </w:r>
+            <w:r>
+              <w:rPr>
+                <w:noProof/>
+                <w:webHidden/>
+              </w:rPr>
+            </w:r>
+            <w:r>
+              <w:rPr>
+                <w:noProof/>
+                <w:webHidden/>
+              </w:rPr>
+              <w:fldChar w:fldCharType="separate"/>
+            </w:r>
+            <w:r>
+              <w:rPr>
+                <w:noProof/>
+                <w:webHidden/>
+              </w:rPr>
+              <w:t>16</w:t>
+            </w:r>
+            <w:r>
+              <w:rPr>
+                <w:noProof/>
+                <w:webHidden/>
+              </w:rPr>
+              <w:fldChar w:fldCharType="end"/>
+            </w:r>
+          </w:hyperlink>
+        </w:p>
+        <w:p>
+          <w:pPr>
+            <w:pStyle w:val="Sumrio2"/>
+            <w:tabs>
+              <w:tab w:val="right" w:leader="dot" w:pos="9060"/>
+            </w:tabs>
+            <w:rPr>
+              <w:rFonts w:asciiTheme="minorHAnsi" w:eastAsiaTheme="minorEastAsia" w:hAnsiTheme="minorHAnsi" w:cstheme="minorBidi"/>
+              <w:noProof/>
+              <w:color w:val="auto"/>
+              <w:kern w:val="2"/>
+              <w:szCs w:val="24"/>
+              <w14:ligatures w14:val="standardContextual"/>
+            </w:rPr>
+          </w:pPr>
+          <w:hyperlink w:anchor="_Toc233832146" w:history="1">
+            <w:r>
+              <w:rPr>
+                <w:rStyle w:val="Hyperlink"/>
+                <w:noProof/>
+              </w:rPr>
+              <w:t>2.5.9 TABELA HISTÓRICO</w:t>
+            </w:r>
+            <w:r>
+              <w:rPr>
+                <w:noProof/>
+                <w:webHidden/>
+              </w:rPr>
+              <w:tab/>
+            </w:r>
+            <w:r>
+              <w:rPr>
+                <w:noProof/>
+                <w:webHidden/>
+              </w:rPr>
+              <w:fldChar w:fldCharType="begin"/>
+            </w:r>
+            <w:r>
+              <w:rPr>
+                <w:noProof/>
+                <w:webHidden/>
+              </w:rPr>
+              <w:instrText xml:space="preserve"> PAGEREF _Toc233832146 \h </w:instrText>
+            </w:r>
+            <w:r>
+              <w:rPr>
+                <w:noProof/>
+                <w:webHidden/>
+              </w:rPr>
+            </w:r>
+            <w:r>
+              <w:rPr>
+                <w:noProof/>
+                <w:webHidden/>
+              </w:rPr>
+              <w:fldChar w:fldCharType="separate"/>
+            </w:r>
+            <w:r>
+              <w:rPr>
+                <w:noProof/>
+                <w:webHidden/>
+              </w:rPr>
+              <w:t>16</w:t>
+            </w:r>
+            <w:r>
+              <w:rPr>
+                <w:noProof/>
+                <w:webHidden/>
+              </w:rPr>
+              <w:fldChar w:fldCharType="end"/>
+            </w:r>
+          </w:hyperlink>
+        </w:p>
+        <w:p>
+          <w:pPr>
+            <w:pStyle w:val="Sumrio2"/>
+            <w:tabs>
+              <w:tab w:val="right" w:leader="dot" w:pos="9060"/>
+            </w:tabs>
+            <w:rPr>
+              <w:rFonts w:asciiTheme="minorHAnsi" w:eastAsiaTheme="minorEastAsia" w:hAnsiTheme="minorHAnsi" w:cstheme="minorBidi"/>
+              <w:noProof/>
+              <w:color w:val="auto"/>
+              <w:kern w:val="2"/>
+              <w:szCs w:val="24"/>
+              <w14:ligatures w14:val="standardContextual"/>
+            </w:rPr>
+          </w:pPr>
+          <w:hyperlink w:anchor="_Toc233832147" w:history="1">
+            <w:r>
+              <w:rPr>
+                <w:rStyle w:val="Hyperlink"/>
+                <w:noProof/>
+              </w:rPr>
+              <w:t>2.5.10 RELACIONAMENTOS</w:t>
+            </w:r>
+            <w:r>
+              <w:rPr>
+                <w:noProof/>
+                <w:webHidden/>
+              </w:rPr>
+              <w:tab/>
+            </w:r>
+            <w:r>
+              <w:rPr>
+                <w:noProof/>
+                <w:webHidden/>
+              </w:rPr>
+              <w:fldChar w:fldCharType="begin"/>
+            </w:r>
+            <w:r>
+              <w:rPr>
+                <w:noProof/>
+                <w:webHidden/>
+              </w:rPr>
+              <w:instrText xml:space="preserve"> PAGEREF _Toc233832147 \h </w:instrText>
+            </w:r>
+            <w:r>
+              <w:rPr>
+                <w:noProof/>
+                <w:webHidden/>
+              </w:rPr>
+            </w:r>
+            <w:r>
+              <w:rPr>
+                <w:noProof/>
+                <w:webHidden/>
+              </w:rPr>
+              <w:fldChar w:fldCharType="separate"/>
+            </w:r>
+            <w:r>
+              <w:rPr>
+                <w:noProof/>
+                <w:webHidden/>
+              </w:rPr>
+              <w:t>17</w:t>
+            </w:r>
+            <w:r>
+              <w:rPr>
+                <w:noProof/>
+                <w:webHidden/>
+              </w:rPr>
+              <w:fldChar w:fldCharType="end"/>
+            </w:r>
+          </w:hyperlink>
+        </w:p>
+        <w:p>
+          <w:pPr>
+            <w:pStyle w:val="Sumrio2"/>
+            <w:tabs>
+              <w:tab w:val="right" w:leader="dot" w:pos="9060"/>
+            </w:tabs>
+            <w:rPr>
+              <w:rFonts w:asciiTheme="minorHAnsi" w:eastAsiaTheme="minorEastAsia" w:hAnsiTheme="minorHAnsi" w:cstheme="minorBidi"/>
+              <w:noProof/>
+              <w:color w:val="auto"/>
+              <w:kern w:val="2"/>
+              <w:szCs w:val="24"/>
+              <w14:ligatures w14:val="standardContextual"/>
+            </w:rPr>
+          </w:pPr>
+          <w:hyperlink w:anchor="_Toc233832148" w:history="1">
+            <w:r>
+              <w:rPr>
+                <w:rStyle w:val="Hyperlink"/>
+                <w:noProof/>
+              </w:rPr>
+              <w:t>2.6 ESTRUTURA DA API</w:t>
+            </w:r>
+            <w:r>
+              <w:rPr>
+                <w:noProof/>
+                <w:webHidden/>
+              </w:rPr>
+              <w:tab/>
+            </w:r>
+            <w:r>
+              <w:rPr>
+                <w:noProof/>
+                <w:webHidden/>
+              </w:rPr>
+              <w:fldChar w:fldCharType="begin"/>
+            </w:r>
+            <w:r>
+              <w:rPr>
+                <w:noProof/>
+                <w:webHidden/>
+              </w:rPr>
+              <w:instrText xml:space="preserve"> PAGEREF _Toc233832148 \h </w:instrText>
+            </w:r>
+            <w:r>
+              <w:rPr>
+                <w:noProof/>
+                <w:webHidden/>
+              </w:rPr>
+            </w:r>
+            <w:r>
+              <w:rPr>
+                <w:noProof/>
+                <w:webHidden/>
+              </w:rPr>
+              <w:fldChar w:fldCharType="separate"/>
+            </w:r>
+            <w:r>
+              <w:rPr>
+                <w:noProof/>
+                <w:webHidden/>
+              </w:rPr>
+              <w:t>18</w:t>
+            </w:r>
+            <w:r>
+              <w:rPr>
+                <w:noProof/>
+                <w:webHidden/>
+              </w:rPr>
+              <w:fldChar w:fldCharType="end"/>
+            </w:r>
+          </w:hyperlink>
+        </w:p>
+        <w:p>
+          <w:pPr>
+            <w:pStyle w:val="Sumrio2"/>
+            <w:tabs>
+              <w:tab w:val="right" w:leader="dot" w:pos="9060"/>
+            </w:tabs>
+            <w:rPr>
+              <w:rFonts w:asciiTheme="minorHAnsi" w:eastAsiaTheme="minorEastAsia" w:hAnsiTheme="minorHAnsi" w:cstheme="minorBidi"/>
+              <w:noProof/>
+              <w:color w:val="auto"/>
+              <w:kern w:val="2"/>
+              <w:szCs w:val="24"/>
+              <w14:ligatures w14:val="standardContextual"/>
+            </w:rPr>
+          </w:pPr>
+          <w:hyperlink w:anchor="_Toc233832149" w:history="1">
+            <w:r>
+              <w:rPr>
+                <w:rStyle w:val="Hyperlink"/>
+                <w:noProof/>
+              </w:rPr>
+              <w:t>2.6.1 MÉTODOS HTTP</w:t>
+            </w:r>
+            <w:r>
+              <w:rPr>
+                <w:noProof/>
+                <w:webHidden/>
+              </w:rPr>
+              <w:tab/>
+            </w:r>
+            <w:r>
+              <w:rPr>
+                <w:noProof/>
+                <w:webHidden/>
+              </w:rPr>
+              <w:fldChar w:fldCharType="begin"/>
+            </w:r>
+            <w:r>
+              <w:rPr>
+                <w:noProof/>
+                <w:webHidden/>
+              </w:rPr>
+              <w:instrText xml:space="preserve"> PAGEREF _Toc233832149 \h </w:instrText>
+            </w:r>
+            <w:r>
+              <w:rPr>
+                <w:noProof/>
+                <w:webHidden/>
+              </w:rPr>
+            </w:r>
+            <w:r>
+              <w:rPr>
+                <w:noProof/>
+                <w:webHidden/>
+              </w:rPr>
+              <w:fldChar w:fldCharType="separate"/>
+            </w:r>
+            <w:r>
+              <w:rPr>
+                <w:noProof/>
+                <w:webHidden/>
+              </w:rPr>
+              <w:t>19</w:t>
+            </w:r>
+            <w:r>
+              <w:rPr>
+                <w:noProof/>
+                <w:webHidden/>
+              </w:rPr>
+              <w:fldChar w:fldCharType="end"/>
+            </w:r>
+          </w:hyperlink>
+        </w:p>
+        <w:p>
+          <w:pPr>
+            <w:pStyle w:val="Sumrio2"/>
+            <w:tabs>
+              <w:tab w:val="right" w:leader="dot" w:pos="9060"/>
+            </w:tabs>
+            <w:rPr>
+              <w:rFonts w:asciiTheme="minorHAnsi" w:eastAsiaTheme="minorEastAsia" w:hAnsiTheme="minorHAnsi" w:cstheme="minorBidi"/>
+              <w:noProof/>
+              <w:color w:val="auto"/>
+              <w:kern w:val="2"/>
+              <w:szCs w:val="24"/>
+              <w14:ligatures w14:val="standardContextual"/>
+            </w:rPr>
+          </w:pPr>
+          <w:hyperlink w:anchor="_Toc233832150" w:history="1">
+            <w:r>
+              <w:rPr>
+                <w:rStyle w:val="Hyperlink"/>
+                <w:noProof/>
+              </w:rPr>
+              <w:t>2.6.2 USUARIO CONTROLLER</w:t>
+            </w:r>
+            <w:r>
+              <w:rPr>
+                <w:noProof/>
+                <w:webHidden/>
+              </w:rPr>
+              <w:tab/>
+            </w:r>
+            <w:r>
+              <w:rPr>
+                <w:noProof/>
+                <w:webHidden/>
+              </w:rPr>
+              <w:fldChar w:fldCharType="begin"/>
+            </w:r>
+            <w:r>
+              <w:rPr>
+                <w:noProof/>
+                <w:webHidden/>
+              </w:rPr>
+              <w:instrText xml:space="preserve"> PAGEREF _Toc233832150 \h </w:instrText>
+            </w:r>
+            <w:r>
+              <w:rPr>
+                <w:noProof/>
+                <w:webHidden/>
+              </w:rPr>
+            </w:r>
+            <w:r>
+              <w:rPr>
+                <w:noProof/>
+                <w:webHidden/>
+              </w:rPr>
+              <w:fldChar w:fldCharType="separate"/>
+            </w:r>
+            <w:r>
+              <w:rPr>
+                <w:noProof/>
+                <w:webHidden/>
+              </w:rPr>
+              <w:t>19</w:t>
+            </w:r>
+            <w:r>
+              <w:rPr>
+                <w:noProof/>
+                <w:webHidden/>
+              </w:rPr>
+              <w:fldChar w:fldCharType="end"/>
+            </w:r>
+          </w:hyperlink>
+        </w:p>
+        <w:p>
+          <w:pPr>
+            <w:pStyle w:val="Sumrio2"/>
+            <w:tabs>
+              <w:tab w:val="right" w:leader="dot" w:pos="9060"/>
+            </w:tabs>
+            <w:rPr>
+              <w:rFonts w:asciiTheme="minorHAnsi" w:eastAsiaTheme="minorEastAsia" w:hAnsiTheme="minorHAnsi" w:cstheme="minorBidi"/>
+              <w:noProof/>
+              <w:color w:val="auto"/>
+              <w:kern w:val="2"/>
+              <w:szCs w:val="24"/>
+              <w14:ligatures w14:val="standardContextual"/>
+            </w:rPr>
+          </w:pPr>
+          <w:hyperlink w:anchor="_Toc233832151" w:history="1">
+            <w:r>
+              <w:rPr>
+                <w:rStyle w:val="Hyperlink"/>
+                <w:noProof/>
+              </w:rPr>
+              <w:t>2.6.3 PERFIL CONTROLLER</w:t>
+            </w:r>
+            <w:r>
+              <w:rPr>
+                <w:noProof/>
+                <w:webHidden/>
+              </w:rPr>
+              <w:tab/>
+            </w:r>
+            <w:r>
+              <w:rPr>
+                <w:noProof/>
+                <w:webHidden/>
+              </w:rPr>
+              <w:fldChar w:fldCharType="begin"/>
+            </w:r>
+            <w:r>
+              <w:rPr>
+                <w:noProof/>
+                <w:webHidden/>
+              </w:rPr>
+              <w:instrText xml:space="preserve"> PAGEREF _Toc233832151 \h </w:instrText>
+            </w:r>
+            <w:r>
+              <w:rPr>
+                <w:noProof/>
+                <w:webHidden/>
+              </w:rPr>
+            </w:r>
+            <w:r>
+              <w:rPr>
+                <w:noProof/>
+                <w:webHidden/>
+              </w:rPr>
+              <w:fldChar w:fldCharType="separate"/>
+            </w:r>
+            <w:r>
+              <w:rPr>
+                <w:noProof/>
+                <w:webHidden/>
+              </w:rPr>
+              <w:t>20</w:t>
+            </w:r>
+            <w:r>
+              <w:rPr>
+                <w:noProof/>
+                <w:webHidden/>
+              </w:rPr>
+              <w:fldChar w:fldCharType="end"/>
+            </w:r>
+          </w:hyperlink>
+        </w:p>
+        <w:p>
+          <w:pPr>
+            <w:pStyle w:val="Sumrio2"/>
+            <w:tabs>
+              <w:tab w:val="right" w:leader="dot" w:pos="9060"/>
+            </w:tabs>
+            <w:rPr>
+              <w:rFonts w:asciiTheme="minorHAnsi" w:eastAsiaTheme="minorEastAsia" w:hAnsiTheme="minorHAnsi" w:cstheme="minorBidi"/>
+              <w:noProof/>
+              <w:color w:val="auto"/>
+              <w:kern w:val="2"/>
+              <w:szCs w:val="24"/>
+              <w14:ligatures w14:val="standardContextual"/>
+            </w:rPr>
+          </w:pPr>
+          <w:hyperlink w:anchor="_Toc233832152" w:history="1">
+            <w:r>
+              <w:rPr>
+                <w:rStyle w:val="Hyperlink"/>
+                <w:noProof/>
+              </w:rPr>
+              <w:t>2.6.4 PRODUTO CONTROLLER</w:t>
+            </w:r>
+            <w:r>
+              <w:rPr>
+                <w:noProof/>
+                <w:webHidden/>
+              </w:rPr>
+              <w:tab/>
+            </w:r>
+            <w:r>
+              <w:rPr>
+                <w:noProof/>
+                <w:webHidden/>
+              </w:rPr>
+              <w:fldChar w:fldCharType="begin"/>
+            </w:r>
+            <w:r>
+              <w:rPr>
+                <w:noProof/>
+                <w:webHidden/>
+              </w:rPr>
+              <w:instrText xml:space="preserve"> PAGEREF _Toc233832152 \h </w:instrText>
+            </w:r>
+            <w:r>
+              <w:rPr>
+                <w:noProof/>
+                <w:webHidden/>
+              </w:rPr>
+            </w:r>
+            <w:r>
+              <w:rPr>
+                <w:noProof/>
+                <w:webHidden/>
+              </w:rPr>
+              <w:fldChar w:fldCharType="separate"/>
+            </w:r>
+            <w:r>
+              <w:rPr>
+                <w:noProof/>
+                <w:webHidden/>
+              </w:rPr>
+              <w:t>20</w:t>
+            </w:r>
+            <w:r>
+              <w:rPr>
+                <w:noProof/>
+                <w:webHidden/>
+              </w:rPr>
+              <w:fldChar w:fldCharType="end"/>
+            </w:r>
+          </w:hyperlink>
+        </w:p>
+        <w:p>
+          <w:pPr>
+            <w:pStyle w:val="Sumrio2"/>
+            <w:tabs>
+              <w:tab w:val="right" w:leader="dot" w:pos="9060"/>
+            </w:tabs>
+            <w:rPr>
+              <w:rFonts w:asciiTheme="minorHAnsi" w:eastAsiaTheme="minorEastAsia" w:hAnsiTheme="minorHAnsi" w:cstheme="minorBidi"/>
+              <w:noProof/>
+              <w:color w:val="auto"/>
+              <w:kern w:val="2"/>
+              <w:szCs w:val="24"/>
+              <w14:ligatures w14:val="standardContextual"/>
+            </w:rPr>
+          </w:pPr>
+          <w:hyperlink w:anchor="_Toc233832153" w:history="1">
+            <w:r>
+              <w:rPr>
+                <w:rStyle w:val="Hyperlink"/>
+                <w:noProof/>
+              </w:rPr>
+              <w:t>2.6.5 StatusProduto CONTROLLER</w:t>
+            </w:r>
+            <w:r>
+              <w:rPr>
+                <w:noProof/>
+                <w:webHidden/>
+              </w:rPr>
+              <w:tab/>
+            </w:r>
+            <w:r>
+              <w:rPr>
+                <w:noProof/>
+                <w:webHidden/>
+              </w:rPr>
+              <w:fldChar w:fldCharType="begin"/>
+            </w:r>
+            <w:r>
+              <w:rPr>
+                <w:noProof/>
+                <w:webHidden/>
+              </w:rPr>
+              <w:instrText xml:space="preserve"> PAGEREF _Toc233832153 \h </w:instrText>
+            </w:r>
+            <w:r>
+              <w:rPr>
+                <w:noProof/>
+                <w:webHidden/>
+              </w:rPr>
+            </w:r>
+            <w:r>
+              <w:rPr>
+                <w:noProof/>
+                <w:webHidden/>
+              </w:rPr>
+              <w:fldChar w:fldCharType="separate"/>
+            </w:r>
+            <w:r>
+              <w:rPr>
+                <w:noProof/>
+                <w:webHidden/>
+              </w:rPr>
+              <w:t>21</w:t>
+            </w:r>
+            <w:r>
+              <w:rPr>
+                <w:noProof/>
+                <w:webHidden/>
+              </w:rPr>
+              <w:fldChar w:fldCharType="end"/>
+            </w:r>
+          </w:hyperlink>
+        </w:p>
+        <w:p>
+          <w:pPr>
+            <w:pStyle w:val="Sumrio2"/>
+            <w:tabs>
+              <w:tab w:val="right" w:leader="dot" w:pos="9060"/>
+            </w:tabs>
+            <w:rPr>
+              <w:rFonts w:asciiTheme="minorHAnsi" w:eastAsiaTheme="minorEastAsia" w:hAnsiTheme="minorHAnsi" w:cstheme="minorBidi"/>
+              <w:noProof/>
+              <w:color w:val="auto"/>
+              <w:kern w:val="2"/>
+              <w:szCs w:val="24"/>
+              <w14:ligatures w14:val="standardContextual"/>
+            </w:rPr>
+          </w:pPr>
+          <w:hyperlink w:anchor="_Toc233832154" w:history="1">
+            <w:r>
+              <w:rPr>
+                <w:rStyle w:val="Hyperlink"/>
+                <w:noProof/>
+              </w:rPr>
+              <w:t>2.6.6 ESTOQUE CONTROLLER</w:t>
+            </w:r>
+            <w:r>
+              <w:rPr>
+                <w:noProof/>
+                <w:webHidden/>
+              </w:rPr>
+              <w:tab/>
+            </w:r>
+            <w:r>
+              <w:rPr>
+                <w:noProof/>
+                <w:webHidden/>
+              </w:rPr>
+              <w:fldChar w:fldCharType="begin"/>
+            </w:r>
+            <w:r>
+              <w:rPr>
+                <w:noProof/>
+                <w:webHidden/>
+              </w:rPr>
+              <w:instrText xml:space="preserve"> PAGEREF _Toc233832154 \h </w:instrText>
+            </w:r>
+            <w:r>
+              <w:rPr>
+                <w:noProof/>
+                <w:webHidden/>
+              </w:rPr>
+            </w:r>
+            <w:r>
+              <w:rPr>
+                <w:noProof/>
+                <w:webHidden/>
+              </w:rPr>
+              <w:fldChar w:fldCharType="separate"/>
+            </w:r>
+            <w:r>
+              <w:rPr>
+                <w:noProof/>
+                <w:webHidden/>
+              </w:rPr>
+              <w:t>22</w:t>
+            </w:r>
+            <w:r>
+              <w:rPr>
+                <w:noProof/>
+                <w:webHidden/>
+              </w:rPr>
+              <w:fldChar w:fldCharType="end"/>
+            </w:r>
+          </w:hyperlink>
+        </w:p>
+        <w:p>
+          <w:pPr>
+            <w:pStyle w:val="Sumrio2"/>
+            <w:tabs>
+              <w:tab w:val="right" w:leader="dot" w:pos="9060"/>
+            </w:tabs>
+            <w:rPr>
+              <w:rFonts w:asciiTheme="minorHAnsi" w:eastAsiaTheme="minorEastAsia" w:hAnsiTheme="minorHAnsi" w:cstheme="minorBidi"/>
+              <w:noProof/>
+              <w:color w:val="auto"/>
+              <w:kern w:val="2"/>
+              <w:szCs w:val="24"/>
+              <w14:ligatures w14:val="standardContextual"/>
+            </w:rPr>
+          </w:pPr>
+          <w:hyperlink w:anchor="_Toc233832155" w:history="1">
+            <w:r>
+              <w:rPr>
+                <w:rStyle w:val="Hyperlink"/>
+                <w:noProof/>
+              </w:rPr>
+              <w:t>2.6.7 RECEITA CONTROLLER</w:t>
+            </w:r>
+            <w:r>
+              <w:rPr>
+                <w:noProof/>
+                <w:webHidden/>
+              </w:rPr>
+              <w:tab/>
+            </w:r>
+            <w:r>
+              <w:rPr>
+                <w:noProof/>
+                <w:webHidden/>
+              </w:rPr>
+              <w:fldChar w:fldCharType="begin"/>
+            </w:r>
+            <w:r>
+              <w:rPr>
+                <w:noProof/>
+                <w:webHidden/>
+              </w:rPr>
+              <w:instrText xml:space="preserve"> PAGEREF _Toc233832155 \h </w:instrText>
+            </w:r>
+            <w:r>
+              <w:rPr>
+                <w:noProof/>
+                <w:webHidden/>
+              </w:rPr>
+            </w:r>
+            <w:r>
+              <w:rPr>
+                <w:noProof/>
+                <w:webHidden/>
+              </w:rPr>
+              <w:fldChar w:fldCharType="separate"/>
+            </w:r>
+            <w:r>
+              <w:rPr>
+                <w:noProof/>
+                <w:webHidden/>
+              </w:rPr>
+              <w:t>22</w:t>
+            </w:r>
+            <w:r>
+              <w:rPr>
+                <w:noProof/>
+                <w:webHidden/>
+              </w:rPr>
+              <w:fldChar w:fldCharType="end"/>
+            </w:r>
+          </w:hyperlink>
+        </w:p>
+        <w:p>
+          <w:pPr>
+            <w:pStyle w:val="Sumrio2"/>
+            <w:tabs>
+              <w:tab w:val="right" w:leader="dot" w:pos="9060"/>
+            </w:tabs>
+            <w:rPr>
+              <w:rFonts w:asciiTheme="minorHAnsi" w:eastAsiaTheme="minorEastAsia" w:hAnsiTheme="minorHAnsi" w:cstheme="minorBidi"/>
+              <w:noProof/>
+              <w:color w:val="auto"/>
+              <w:kern w:val="2"/>
+              <w:szCs w:val="24"/>
+              <w14:ligatures w14:val="standardContextual"/>
+            </w:rPr>
+          </w:pPr>
+          <w:hyperlink w:anchor="_Toc233832156" w:history="1">
+            <w:r>
+              <w:rPr>
+                <w:rStyle w:val="Hyperlink"/>
+                <w:noProof/>
+              </w:rPr>
+              <w:t>2.6.8 VersaoReceita CONTROLLER</w:t>
+            </w:r>
+            <w:r>
+              <w:rPr>
+                <w:noProof/>
+                <w:webHidden/>
+              </w:rPr>
+              <w:tab/>
+            </w:r>
+            <w:r>
+              <w:rPr>
+                <w:noProof/>
+                <w:webHidden/>
+              </w:rPr>
+              <w:fldChar w:fldCharType="begin"/>
+            </w:r>
+            <w:r>
+              <w:rPr>
+                <w:noProof/>
+                <w:webHidden/>
+              </w:rPr>
+              <w:instrText xml:space="preserve"> PAGEREF _Toc233832156 \h </w:instrText>
+            </w:r>
+            <w:r>
+              <w:rPr>
+                <w:noProof/>
+                <w:webHidden/>
+              </w:rPr>
+            </w:r>
+            <w:r>
+              <w:rPr>
+                <w:noProof/>
+                <w:webHidden/>
+              </w:rPr>
+              <w:fldChar w:fldCharType="separate"/>
+            </w:r>
+            <w:r>
+              <w:rPr>
+                <w:noProof/>
+                <w:webHidden/>
+              </w:rPr>
+              <w:t>23</w:t>
+            </w:r>
+            <w:r>
+              <w:rPr>
+                <w:noProof/>
+                <w:webHidden/>
+              </w:rPr>
+              <w:fldChar w:fldCharType="end"/>
+            </w:r>
+          </w:hyperlink>
+        </w:p>
+        <w:p>
+          <w:pPr>
+            <w:pStyle w:val="Sumrio2"/>
+            <w:tabs>
+              <w:tab w:val="right" w:leader="dot" w:pos="9060"/>
+            </w:tabs>
+            <w:rPr>
+              <w:rFonts w:asciiTheme="minorHAnsi" w:eastAsiaTheme="minorEastAsia" w:hAnsiTheme="minorHAnsi" w:cstheme="minorBidi"/>
+              <w:noProof/>
+              <w:color w:val="auto"/>
+              <w:kern w:val="2"/>
+              <w:szCs w:val="24"/>
+              <w14:ligatures w14:val="standardContextual"/>
+            </w:rPr>
+          </w:pPr>
+          <w:hyperlink w:anchor="_Toc233832157" w:history="1">
+            <w:r>
+              <w:rPr>
+                <w:rStyle w:val="Hyperlink"/>
+                <w:noProof/>
+              </w:rPr>
+              <w:t>2.6.9 TESTE CONTROLER</w:t>
+            </w:r>
+            <w:r>
+              <w:rPr>
+                <w:noProof/>
+                <w:webHidden/>
+              </w:rPr>
+              <w:tab/>
+            </w:r>
+            <w:r>
+              <w:rPr>
+                <w:noProof/>
+                <w:webHidden/>
+              </w:rPr>
+              <w:fldChar w:fldCharType="begin"/>
+            </w:r>
+            <w:r>
+              <w:rPr>
+                <w:noProof/>
+                <w:webHidden/>
+              </w:rPr>
+              <w:instrText xml:space="preserve"> PAGEREF _Toc233832157 \h </w:instrText>
+            </w:r>
+            <w:r>
+              <w:rPr>
+                <w:noProof/>
+                <w:webHidden/>
+              </w:rPr>
+            </w:r>
+            <w:r>
+              <w:rPr>
+                <w:noProof/>
+                <w:webHidden/>
+              </w:rPr>
+              <w:fldChar w:fldCharType="separate"/>
+            </w:r>
+            <w:r>
+              <w:rPr>
+                <w:noProof/>
+                <w:webHidden/>
+              </w:rPr>
+              <w:t>23</w:t>
+            </w:r>
+            <w:r>
+              <w:rPr>
+                <w:noProof/>
+                <w:webHidden/>
+              </w:rPr>
+              <w:fldChar w:fldCharType="end"/>
+            </w:r>
+          </w:hyperlink>
+        </w:p>
+        <w:p>
+          <w:pPr>
+            <w:pStyle w:val="Sumrio2"/>
+            <w:tabs>
+              <w:tab w:val="right" w:leader="dot" w:pos="9060"/>
+            </w:tabs>
+            <w:rPr>
+              <w:rFonts w:asciiTheme="minorHAnsi" w:eastAsiaTheme="minorEastAsia" w:hAnsiTheme="minorHAnsi" w:cstheme="minorBidi"/>
+              <w:noProof/>
+              <w:color w:val="auto"/>
+              <w:kern w:val="2"/>
+              <w:szCs w:val="24"/>
+              <w14:ligatures w14:val="standardContextual"/>
+            </w:rPr>
+          </w:pPr>
+          <w:hyperlink w:anchor="_Toc233832158" w:history="1">
+            <w:r>
+              <w:rPr>
+                <w:rStyle w:val="Hyperlink"/>
+                <w:noProof/>
+              </w:rPr>
+              <w:t>2.6.10 HISTORICO CONTROLLER</w:t>
+            </w:r>
+            <w:r>
+              <w:rPr>
+                <w:noProof/>
+                <w:webHidden/>
+              </w:rPr>
+              <w:tab/>
+            </w:r>
+            <w:r>
+              <w:rPr>
+                <w:noProof/>
+                <w:webHidden/>
+              </w:rPr>
+              <w:fldChar w:fldCharType="begin"/>
+            </w:r>
+            <w:r>
+              <w:rPr>
+                <w:noProof/>
+                <w:webHidden/>
+              </w:rPr>
+              <w:instrText xml:space="preserve"> PAGEREF _Toc233832158 \h </w:instrText>
+            </w:r>
+            <w:r>
+              <w:rPr>
+                <w:noProof/>
+                <w:webHidden/>
+              </w:rPr>
+            </w:r>
+            <w:r>
+              <w:rPr>
+                <w:noProof/>
+                <w:webHidden/>
+              </w:rPr>
+              <w:fldChar w:fldCharType="separate"/>
+            </w:r>
+            <w:r>
+              <w:rPr>
+                <w:noProof/>
+                <w:webHidden/>
+              </w:rPr>
+              <w:t>24</w:t>
+            </w:r>
+            <w:r>
+              <w:rPr>
+                <w:noProof/>
+                <w:webHidden/>
+              </w:rPr>
+              <w:fldChar w:fldCharType="end"/>
+            </w:r>
+          </w:hyperlink>
+        </w:p>
+        <w:p>
+          <w:pPr>
+            <w:pStyle w:val="Sumrio2"/>
+            <w:tabs>
+              <w:tab w:val="right" w:leader="dot" w:pos="9060"/>
+            </w:tabs>
+            <w:rPr>
+              <w:rFonts w:asciiTheme="minorHAnsi" w:eastAsiaTheme="minorEastAsia" w:hAnsiTheme="minorHAnsi" w:cstheme="minorBidi"/>
+              <w:noProof/>
+              <w:color w:val="auto"/>
+              <w:kern w:val="2"/>
+              <w:szCs w:val="24"/>
+              <w14:ligatures w14:val="standardContextual"/>
+            </w:rPr>
+          </w:pPr>
+          <w:hyperlink w:anchor="_Toc233832159" w:history="1">
+            <w:r>
+              <w:rPr>
+                <w:rStyle w:val="Hyperlink"/>
+                <w:noProof/>
+              </w:rPr>
+              <w:t>2.7 TRATAMENTO DE EXCEÇÕES</w:t>
+            </w:r>
+            <w:r>
+              <w:rPr>
+                <w:noProof/>
+                <w:webHidden/>
+              </w:rPr>
+              <w:tab/>
+            </w:r>
+            <w:r>
+              <w:rPr>
+                <w:noProof/>
+                <w:webHidden/>
+              </w:rPr>
+              <w:fldChar w:fldCharType="begin"/>
+            </w:r>
+            <w:r>
+              <w:rPr>
+                <w:noProof/>
+                <w:webHidden/>
+              </w:rPr>
+              <w:instrText xml:space="preserve"> PAGEREF _Toc233832159 \h </w:instrText>
+            </w:r>
+            <w:r>
+              <w:rPr>
+                <w:noProof/>
+                <w:webHidden/>
+              </w:rPr>
+            </w:r>
+            <w:r>
+              <w:rPr>
+                <w:noProof/>
+                <w:webHidden/>
+              </w:rPr>
+              <w:fldChar w:fldCharType="separate"/>
+            </w:r>
+            <w:r>
+              <w:rPr>
+                <w:noProof/>
+                <w:webHidden/>
+              </w:rPr>
+              <w:t>24</w:t>
+            </w:r>
+            <w:r>
+              <w:rPr>
+                <w:noProof/>
+                <w:webHidden/>
+              </w:rPr>
+              <w:fldChar w:fldCharType="end"/>
+            </w:r>
+          </w:hyperlink>
+        </w:p>
+        <w:p>
+          <w:pPr>
+            <w:pStyle w:val="Sumrio2"/>
+            <w:tabs>
+              <w:tab w:val="right" w:leader="dot" w:pos="9060"/>
+            </w:tabs>
+            <w:rPr>
+              <w:rFonts w:asciiTheme="minorHAnsi" w:eastAsiaTheme="minorEastAsia" w:hAnsiTheme="minorHAnsi" w:cstheme="minorBidi"/>
+              <w:noProof/>
+              <w:color w:val="auto"/>
+              <w:kern w:val="2"/>
+              <w:szCs w:val="24"/>
+              <w14:ligatures w14:val="standardContextual"/>
+            </w:rPr>
+          </w:pPr>
+          <w:hyperlink w:anchor="_Toc233832160" w:history="1">
+            <w:r>
+              <w:rPr>
+                <w:rStyle w:val="Hyperlink"/>
+                <w:noProof/>
+              </w:rPr>
+              <w:t>2.7.1 GlobalExceptionHandler</w:t>
+            </w:r>
+            <w:r>
+              <w:rPr>
+                <w:noProof/>
+                <w:webHidden/>
+              </w:rPr>
+              <w:tab/>
+            </w:r>
+            <w:r>
+              <w:rPr>
+                <w:noProof/>
+                <w:webHidden/>
+              </w:rPr>
+              <w:fldChar w:fldCharType="begin"/>
+            </w:r>
+            <w:r>
+              <w:rPr>
+                <w:noProof/>
+                <w:webHidden/>
+              </w:rPr>
+              <w:instrText xml:space="preserve"> PAGEREF _Toc233832160 \h </w:instrText>
+            </w:r>
+            <w:r>
+              <w:rPr>
+                <w:noProof/>
+                <w:webHidden/>
+              </w:rPr>
+            </w:r>
+            <w:r>
+              <w:rPr>
+                <w:noProof/>
+                <w:webHidden/>
+              </w:rPr>
+              <w:fldChar w:fldCharType="separate"/>
+            </w:r>
+            <w:r>
+              <w:rPr>
+                <w:noProof/>
+                <w:webHidden/>
+              </w:rPr>
+              <w:t>25</w:t>
+            </w:r>
+            <w:r>
+              <w:rPr>
+                <w:noProof/>
+                <w:webHidden/>
+              </w:rPr>
+              <w:fldChar w:fldCharType="end"/>
+            </w:r>
+          </w:hyperlink>
+        </w:p>
+        <w:p>
+          <w:pPr>
+            <w:pStyle w:val="Sumrio2"/>
+            <w:tabs>
+              <w:tab w:val="right" w:leader="dot" w:pos="9060"/>
+            </w:tabs>
+            <w:rPr>
+              <w:rFonts w:asciiTheme="minorHAnsi" w:eastAsiaTheme="minorEastAsia" w:hAnsiTheme="minorHAnsi" w:cstheme="minorBidi"/>
+              <w:noProof/>
+              <w:color w:val="auto"/>
+              <w:kern w:val="2"/>
+              <w:szCs w:val="24"/>
+              <w14:ligatures w14:val="standardContextual"/>
+            </w:rPr>
+          </w:pPr>
+          <w:hyperlink w:anchor="_Toc233832161" w:history="1">
+            <w:r>
+              <w:rPr>
+                <w:rStyle w:val="Hyperlink"/>
+                <w:noProof/>
+              </w:rPr>
+              <w:t>2.7.2 ErrorResponse</w:t>
+            </w:r>
+            <w:r>
+              <w:rPr>
+                <w:noProof/>
+                <w:webHidden/>
+              </w:rPr>
+              <w:tab/>
+            </w:r>
+            <w:r>
+              <w:rPr>
+                <w:noProof/>
+                <w:webHidden/>
+              </w:rPr>
+              <w:fldChar w:fldCharType="begin"/>
+            </w:r>
+            <w:r>
+              <w:rPr>
+                <w:noProof/>
+                <w:webHidden/>
+              </w:rPr>
+              <w:instrText xml:space="preserve"> PAGEREF _Toc233832161 \h </w:instrText>
+            </w:r>
+            <w:r>
+              <w:rPr>
+                <w:noProof/>
+                <w:webHidden/>
+              </w:rPr>
+            </w:r>
+            <w:r>
+              <w:rPr>
+                <w:noProof/>
+                <w:webHidden/>
+              </w:rPr>
+              <w:fldChar w:fldCharType="separate"/>
+            </w:r>
+            <w:r>
+              <w:rPr>
+                <w:noProof/>
+                <w:webHidden/>
+              </w:rPr>
+              <w:t>25</w:t>
+            </w:r>
+            <w:r>
+              <w:rPr>
+                <w:noProof/>
+                <w:webHidden/>
+              </w:rPr>
+              <w:fldChar w:fldCharType="end"/>
+            </w:r>
+          </w:hyperlink>
+        </w:p>
+        <w:p>
+          <w:pPr>
+            <w:pStyle w:val="Sumrio2"/>
+            <w:tabs>
+              <w:tab w:val="right" w:leader="dot" w:pos="9060"/>
+            </w:tabs>
+            <w:rPr>
+              <w:rFonts w:asciiTheme="minorHAnsi" w:eastAsiaTheme="minorEastAsia" w:hAnsiTheme="minorHAnsi" w:cstheme="minorBidi"/>
+              <w:noProof/>
+              <w:color w:val="auto"/>
+              <w:kern w:val="2"/>
+              <w:szCs w:val="24"/>
+              <w14:ligatures w14:val="standardContextual"/>
+            </w:rPr>
+          </w:pPr>
+          <w:hyperlink w:anchor="_Toc233832162" w:history="1">
+            <w:r>
+              <w:rPr>
+                <w:rStyle w:val="Hyperlink"/>
+                <w:noProof/>
+              </w:rPr>
+              <w:t>2.7.3 EXCEÇÕES PERSONALIZADAS</w:t>
+            </w:r>
+            <w:r>
+              <w:rPr>
+                <w:noProof/>
+                <w:webHidden/>
+              </w:rPr>
+              <w:tab/>
+            </w:r>
+            <w:r>
+              <w:rPr>
+                <w:noProof/>
+                <w:webHidden/>
+              </w:rPr>
+              <w:fldChar w:fldCharType="begin"/>
+            </w:r>
+            <w:r>
+              <w:rPr>
+                <w:noProof/>
+                <w:webHidden/>
+              </w:rPr>
+              <w:instrText xml:space="preserve"> PAGEREF _Toc233832162 \h </w:instrText>
+            </w:r>
+            <w:r>
+              <w:rPr>
+                <w:noProof/>
+                <w:webHidden/>
+              </w:rPr>
+            </w:r>
+            <w:r>
+              <w:rPr>
+                <w:noProof/>
+                <w:webHidden/>
+              </w:rPr>
+              <w:fldChar w:fldCharType="separate"/>
+            </w:r>
+            <w:r>
+              <w:rPr>
+                <w:noProof/>
+                <w:webHidden/>
+              </w:rPr>
+              <w:t>26</w:t>
+            </w:r>
+            <w:r>
+              <w:rPr>
+                <w:noProof/>
+                <w:webHidden/>
+              </w:rPr>
+              <w:fldChar w:fldCharType="end"/>
+            </w:r>
+          </w:hyperlink>
+        </w:p>
+        <w:p>
+          <w:pPr>
+            <w:pStyle w:val="Sumrio2"/>
+            <w:tabs>
+              <w:tab w:val="right" w:leader="dot" w:pos="9060"/>
+            </w:tabs>
+            <w:rPr>
+              <w:rFonts w:asciiTheme="minorHAnsi" w:eastAsiaTheme="minorEastAsia" w:hAnsiTheme="minorHAnsi" w:cstheme="minorBidi"/>
+              <w:noProof/>
+              <w:color w:val="auto"/>
+              <w:kern w:val="2"/>
+              <w:szCs w:val="24"/>
+              <w14:ligatures w14:val="standardContextual"/>
+            </w:rPr>
+          </w:pPr>
+          <w:hyperlink w:anchor="_Toc233832163" w:history="1">
+            <w:r>
+              <w:rPr>
+                <w:rStyle w:val="Hyperlink"/>
+                <w:noProof/>
+              </w:rPr>
+              <w:t>2.7.4 FLUXO DO TRATAMENTO DE EXCEÇÕES</w:t>
+            </w:r>
+            <w:r>
+              <w:rPr>
+                <w:noProof/>
+                <w:webHidden/>
+              </w:rPr>
+              <w:tab/>
+            </w:r>
+            <w:r>
+              <w:rPr>
+                <w:noProof/>
+                <w:webHidden/>
+              </w:rPr>
+              <w:fldChar w:fldCharType="begin"/>
+            </w:r>
+            <w:r>
+              <w:rPr>
+                <w:noProof/>
+                <w:webHidden/>
+              </w:rPr>
+              <w:instrText xml:space="preserve"> PAGEREF _Toc233832163 \h </w:instrText>
+            </w:r>
+            <w:r>
+              <w:rPr>
+                <w:noProof/>
+                <w:webHidden/>
+              </w:rPr>
+            </w:r>
+            <w:r>
+              <w:rPr>
+                <w:noProof/>
+                <w:webHidden/>
+              </w:rPr>
+              <w:fldChar w:fldCharType="separate"/>
+            </w:r>
+            <w:r>
+              <w:rPr>
+                <w:noProof/>
+                <w:webHidden/>
+              </w:rPr>
+              <w:t>26</w:t>
             </w:r>
             <w:r>
               <w:rPr>
@@ -1433,6 +3514,10 @@
         </w:p>
         <w:p>
           <w:r>
+            <w:rPr>
+              <w:b/>
+              <w:bCs/>
+            </w:rPr>
             <w:fldChar w:fldCharType="end"/>
           </w:r>
         </w:p>
@@ -1442,6 +3527,9 @@
       <w:pPr>
         <w:spacing w:after="157"/>
         <w:ind w:left="0" w:right="0" w:firstLine="0"/>
+        <w:rPr>
+          <w:b/>
+        </w:rPr>
       </w:pPr>
       <w:r>
         <w:rPr>
@@ -1452,21 +3540,18 @@
     </w:p>
     <w:p>
       <w:pPr>
-        <w:spacing w:after="162"/>
+        <w:spacing w:after="160"/>
         <w:ind w:left="0" w:right="0" w:firstLine="0"/>
-      </w:pPr>
-      <w:r>
-        <w:t xml:space="preserve"> </w:t>
-      </w:r>
-    </w:p>
-    <w:p>
-      <w:pPr>
-        <w:spacing w:after="157"/>
-        <w:ind w:left="0" w:right="5" w:firstLine="0"/>
-        <w:jc w:val="center"/>
-      </w:pPr>
-      <w:r>
-        <w:t xml:space="preserve"> </w:t>
+        <w:jc w:val="left"/>
+        <w:rPr>
+          <w:b/>
+        </w:rPr>
+      </w:pPr>
+      <w:r>
+        <w:rPr>
+          <w:b/>
+        </w:rPr>
+        <w:br w:type="page"/>
       </w:r>
     </w:p>
     <w:p>
@@ -1476,168 +3561,8 @@
         <w:jc w:val="center"/>
       </w:pPr>
       <w:r>
-        <w:t xml:space="preserve"> </w:t>
-      </w:r>
-    </w:p>
-    <w:p>
-      <w:pPr>
-        <w:spacing w:after="158"/>
-        <w:ind w:left="0" w:right="5" w:firstLine="0"/>
-        <w:jc w:val="center"/>
-      </w:pPr>
-      <w:r>
-        <w:t xml:space="preserve"> </w:t>
-      </w:r>
-    </w:p>
-    <w:p>
-      <w:pPr>
-        <w:spacing w:after="162"/>
-        <w:ind w:left="0" w:right="5" w:firstLine="0"/>
-        <w:jc w:val="center"/>
-      </w:pPr>
-      <w:r>
-        <w:t xml:space="preserve"> </w:t>
-      </w:r>
-    </w:p>
-    <w:p>
-      <w:pPr>
-        <w:spacing w:after="162"/>
-        <w:ind w:left="0" w:right="5" w:firstLine="0"/>
-        <w:jc w:val="center"/>
-      </w:pPr>
-      <w:r>
-        <w:t xml:space="preserve"> </w:t>
-      </w:r>
-    </w:p>
-    <w:p>
-      <w:pPr>
-        <w:spacing w:after="157"/>
-        <w:ind w:left="0" w:right="5" w:firstLine="0"/>
-        <w:jc w:val="center"/>
-      </w:pPr>
-      <w:r>
-        <w:t xml:space="preserve"> </w:t>
-      </w:r>
-    </w:p>
-    <w:p>
-      <w:pPr>
-        <w:spacing w:after="162"/>
-        <w:ind w:left="0" w:right="5" w:firstLine="0"/>
-        <w:jc w:val="center"/>
-      </w:pPr>
-      <w:r>
-        <w:t xml:space="preserve"> </w:t>
-      </w:r>
-    </w:p>
-    <w:p>
-      <w:pPr>
-        <w:spacing w:after="157"/>
-        <w:ind w:left="0" w:right="5" w:firstLine="0"/>
-        <w:jc w:val="center"/>
-      </w:pPr>
-      <w:r>
-        <w:t xml:space="preserve"> </w:t>
-      </w:r>
-    </w:p>
-    <w:p>
-      <w:pPr>
-        <w:spacing w:after="162"/>
-        <w:ind w:left="0" w:right="5" w:firstLine="0"/>
-        <w:jc w:val="center"/>
-      </w:pPr>
-      <w:r>
-        <w:t xml:space="preserve"> </w:t>
-      </w:r>
-    </w:p>
-    <w:p>
-      <w:pPr>
-        <w:spacing w:after="157"/>
-        <w:ind w:left="0" w:right="5" w:firstLine="0"/>
-        <w:jc w:val="center"/>
-      </w:pPr>
-      <w:r>
-        <w:t xml:space="preserve"> </w:t>
-      </w:r>
-    </w:p>
-    <w:p>
-      <w:pPr>
-        <w:spacing w:after="163"/>
-        <w:ind w:left="0" w:right="5" w:firstLine="0"/>
-        <w:jc w:val="center"/>
-      </w:pPr>
-      <w:r>
-        <w:t xml:space="preserve"> </w:t>
-      </w:r>
-    </w:p>
-    <w:p>
-      <w:pPr>
-        <w:spacing w:after="157"/>
-        <w:ind w:left="0" w:right="5" w:firstLine="0"/>
-        <w:jc w:val="center"/>
-      </w:pPr>
-      <w:r>
-        <w:t xml:space="preserve"> </w:t>
-      </w:r>
-    </w:p>
-    <w:p>
-      <w:pPr>
-        <w:spacing w:after="162"/>
-        <w:ind w:left="0" w:right="5" w:firstLine="0"/>
-        <w:jc w:val="center"/>
-      </w:pPr>
-      <w:r>
-        <w:t xml:space="preserve"> </w:t>
-      </w:r>
-    </w:p>
-    <w:p>
-      <w:pPr>
-        <w:spacing w:after="162"/>
-        <w:ind w:left="0" w:right="5" w:firstLine="0"/>
-        <w:jc w:val="center"/>
-      </w:pPr>
-      <w:r>
-        <w:t xml:space="preserve"> </w:t>
-      </w:r>
-    </w:p>
-    <w:p>
-      <w:pPr>
-        <w:spacing w:after="157"/>
-        <w:ind w:left="0" w:right="5" w:firstLine="0"/>
-        <w:jc w:val="center"/>
-      </w:pPr>
-      <w:r>
-        <w:t xml:space="preserve"> </w:t>
-      </w:r>
-    </w:p>
-    <w:p>
-      <w:pPr>
-        <w:spacing w:after="162"/>
-        <w:ind w:left="0" w:right="5" w:firstLine="0"/>
-        <w:jc w:val="center"/>
-      </w:pPr>
-      <w:r>
-        <w:t xml:space="preserve"> </w:t>
-      </w:r>
-    </w:p>
-    <w:p>
-      <w:pPr>
-        <w:spacing w:after="0"/>
-        <w:ind w:left="0" w:right="5" w:firstLine="0"/>
-        <w:jc w:val="center"/>
-      </w:pPr>
-      <w:r>
         <w:lastRenderedPageBreak/>
-        <w:t xml:space="preserve"> </w:t>
-      </w:r>
-    </w:p>
-    <w:p>
-      <w:pPr>
-        <w:spacing w:after="242"/>
-        <w:ind w:left="0" w:right="5" w:firstLine="0"/>
-        <w:jc w:val="center"/>
-      </w:pPr>
-      <w:r>
-        <w:t xml:space="preserve"> </w:t>
+        <w:t xml:space="preserve">  </w:t>
       </w:r>
     </w:p>
     <w:p>
@@ -1647,7 +3572,7 @@
         <w:ind w:left="-5"/>
         <w:jc w:val="left"/>
       </w:pPr>
-      <w:bookmarkStart w:id="0" w:name="_Toc233804106"/>
+      <w:bookmarkStart w:id="0" w:name="_Toc233832125"/>
       <w:r>
         <w:t>1. INTRODUÇÃO</w:t>
       </w:r>
@@ -1669,7 +3594,6 @@
       <w:pPr>
         <w:spacing w:after="161" w:line="360" w:lineRule="auto"/>
         <w:ind w:left="-15" w:right="61" w:firstLine="0"/>
-        <w:jc w:val="both"/>
       </w:pPr>
       <w:r>
         <w:t xml:space="preserve"> </w:t>
@@ -1686,10 +3610,7 @@
       </w:r>
       <w:proofErr w:type="spellEnd"/>
       <w:r>
-        <w:t>, desenvolvido como Trabalho de Conclusão de Curso. Este documento reúne as informações necessárias para que desenvolvedores ou avaliadores possam</w:t>
-      </w:r>
-      <w:r>
-        <w:t xml:space="preserve"> preparar o ambiente, configurar o banco de dados, executar o </w:t>
+        <w:t xml:space="preserve">, desenvolvido como Trabalho de Conclusão de Curso. Este documento reúne as informações necessárias para que desenvolvedores ou avaliadores possam preparar o ambiente, configurar o banco de dados, executar o </w:t>
       </w:r>
       <w:proofErr w:type="spellStart"/>
       <w:r>
@@ -1712,13 +3633,9 @@
       <w:pPr>
         <w:spacing w:after="161" w:line="260" w:lineRule="auto"/>
         <w:ind w:left="-15" w:right="61" w:firstLine="701"/>
-        <w:jc w:val="both"/>
-      </w:pPr>
-      <w:r>
-        <w:t>Além das instruções de instalação, o documento apresenta as tecnologias utilizadas no desenvolvimento do projeto, a organização da</w:t>
-      </w:r>
-      <w:r>
-        <w:t xml:space="preserve"> estrutura do sistema e orientações para solucionar os problemas mais comuns durante a execução. O objetivo é facilitar a utilização da aplicação e servir como referência para futuras manutenções e atualizações. </w:t>
+      </w:pPr>
+      <w:r>
+        <w:t xml:space="preserve">Além das instruções de instalação, o documento apresenta as tecnologias utilizadas no desenvolvimento do projeto, a organização da estrutura do sistema e orientações para solucionar os problemas mais comuns durante a execução. O objetivo é facilitar a utilização da aplicação e servir como referência para futuras manutenções e atualizações. </w:t>
       </w:r>
     </w:p>
     <w:p>
@@ -1746,7 +3663,7 @@
         <w:ind w:left="-5"/>
         <w:jc w:val="left"/>
       </w:pPr>
-      <w:bookmarkStart w:id="1" w:name="_Toc233804107"/>
+      <w:bookmarkStart w:id="1" w:name="_Toc233832126"/>
       <w:r>
         <w:t>2. DESENVOLVIMENTO</w:t>
       </w:r>
@@ -1769,12 +3686,9 @@
         <w:pStyle w:val="Ttulo2"/>
         <w:ind w:left="5"/>
       </w:pPr>
-      <w:bookmarkStart w:id="2" w:name="_Toc233804108"/>
-      <w:r>
-        <w:t>2.1 OBJETIVO DO S</w:t>
-      </w:r>
-      <w:r>
-        <w:t>ISTEMA</w:t>
+      <w:bookmarkStart w:id="2" w:name="_Toc233832127"/>
+      <w:r>
+        <w:t>2.1 OBJETIVO DO SISTEMA</w:t>
       </w:r>
       <w:bookmarkEnd w:id="2"/>
       <w:r>
@@ -1822,10 +3736,7 @@
         <w:tab/>
       </w:r>
       <w:r>
-        <w:t>Por meio do sistema é possível control</w:t>
-      </w:r>
-      <w:r>
-        <w:t xml:space="preserve">ar desde a criação de uma receita até o lançamento do produto, registrando suas diferentes versões, os testes realizados, o histórico de alterações e o controle de estoque. </w:t>
+        <w:t xml:space="preserve">Por meio do sistema é possível controlar desde a criação de uma receita até o lançamento do produto, registrando suas diferentes versões, os testes realizados, o histórico de alterações e o controle de estoque. </w:t>
       </w:r>
     </w:p>
     <w:p>
@@ -1837,10 +3748,7 @@
         <w:tab/>
       </w:r>
       <w:r>
-        <w:t>Além disso, o sistema busca reduzir a perda de documentos relacionados ao desenvol</w:t>
-      </w:r>
-      <w:r>
-        <w:t xml:space="preserve">vimento dos produtos, organizar o processo de inovação da empresa e fornecer maior rastreabilidade das atividades realizadas pelos usuários. </w:t>
+        <w:t xml:space="preserve">Além disso, o sistema busca reduzir a perda de documentos relacionados ao desenvolvimento dos produtos, organizar o processo de inovação da empresa e fornecer maior rastreabilidade das atividades realizadas pelos usuários. </w:t>
       </w:r>
     </w:p>
     <w:p>
@@ -1891,6 +3799,12 @@
     </w:p>
     <w:p>
       <w:pPr>
+        <w:spacing w:after="153"/>
+        <w:ind w:left="0" w:right="0" w:firstLine="0"/>
+      </w:pPr>
+    </w:p>
+    <w:p>
+      <w:pPr>
         <w:spacing w:after="0"/>
         <w:ind w:left="711" w:right="0" w:firstLine="0"/>
       </w:pPr>
@@ -1903,7 +3817,7 @@
         <w:pStyle w:val="Ttulo2"/>
         <w:ind w:left="5"/>
       </w:pPr>
-      <w:bookmarkStart w:id="3" w:name="_Toc233804109"/>
+      <w:bookmarkStart w:id="3" w:name="_Toc233832128"/>
       <w:r>
         <w:lastRenderedPageBreak/>
         <w:t>2.2 TECNOLOGIAS UTILIZADAS</w:t>
@@ -1931,10 +3845,7 @@
         <w:tab/>
       </w:r>
       <w:r>
-        <w:t xml:space="preserve">O desenvolvimento do </w:t>
-      </w:r>
-      <w:r>
-        <w:t xml:space="preserve">sistema envolveu diversas tecnologias que, em conjunto, proporcionam segurança, desempenho, organização e facilidade de manutenção. </w:t>
+        <w:t xml:space="preserve">O desenvolvimento do sistema envolveu diversas tecnologias que, em conjunto, proporcionam segurança, desempenho, organização e facilidade de manutenção. </w:t>
       </w:r>
     </w:p>
     <w:p>
@@ -1954,7 +3865,6 @@
         <w:tblCellMar>
           <w:top w:w="55" w:type="dxa"/>
           <w:left w:w="110" w:type="dxa"/>
-          <w:bottom w:w="0" w:type="dxa"/>
           <w:right w:w="213" w:type="dxa"/>
         </w:tblCellMar>
         <w:tblLook w:val="04A0" w:firstRow="1" w:lastRow="0" w:firstColumn="1" w:lastColumn="0" w:noHBand="0" w:noVBand="1"/>
@@ -2567,7 +4477,6 @@
             <w:pPr>
               <w:spacing w:after="0"/>
               <w:ind w:left="0" w:right="0" w:firstLine="0"/>
-              <w:jc w:val="both"/>
             </w:pPr>
             <w:r>
               <w:t xml:space="preserve">Ferramenta utilizada para testes dos </w:t>
@@ -2616,7 +4525,7 @@
       <w:pPr>
         <w:pStyle w:val="Ttulo2"/>
       </w:pPr>
-      <w:bookmarkStart w:id="4" w:name="_Toc233804110"/>
+      <w:bookmarkStart w:id="4" w:name="_Toc233832129"/>
       <w:r>
         <w:t>2.3 REQUISITOS DO SISTEMA</w:t>
       </w:r>
@@ -2714,10 +4623,7 @@
       </w:r>
       <w:r>
         <w:tab/>
-        <w:t>Requisitos</w:t>
-      </w:r>
-      <w:r>
-        <w:t xml:space="preserve"> de Software: </w:t>
+        <w:t xml:space="preserve">Requisitos de Software: </w:t>
       </w:r>
     </w:p>
     <w:p>
@@ -3019,7 +4925,7 @@
       <w:pPr>
         <w:pStyle w:val="Ttulo2"/>
       </w:pPr>
-      <w:bookmarkStart w:id="5" w:name="_Toc233804111"/>
+      <w:bookmarkStart w:id="5" w:name="_Toc233832130"/>
       <w:r>
         <w:lastRenderedPageBreak/>
         <w:t xml:space="preserve">2.4 </w:t>
@@ -3053,10 +4959,7 @@
       </w:r>
       <w:proofErr w:type="spellStart"/>
       <w:r>
-        <w:t>back-</w:t>
-      </w:r>
-      <w:r>
-        <w:t>end</w:t>
+        <w:t>back-end</w:t>
       </w:r>
       <w:proofErr w:type="spellEnd"/>
       <w:r>
@@ -3068,17 +4971,13 @@
         <w:ind w:left="0" w:right="70" w:firstLine="711"/>
       </w:pPr>
       <w:r>
-        <w:t>Essa arquitetura organiza a aplicação em diferentes níveis de responsabilidade, tornando o código mais limpo, organiza</w:t>
-      </w:r>
-      <w:r>
-        <w:t xml:space="preserve">do e de fácil manutenção. Cada camada possui funções específicas e se comunica apenas com as camadas necessárias para o funcionamento da aplicação. </w:t>
+        <w:t xml:space="preserve">Essa arquitetura organiza a aplicação em diferentes níveis de responsabilidade, tornando o código mais limpo, organizado e de fácil manutenção. Cada camada possui funções específicas e se comunica apenas com as camadas necessárias para o funcionamento da aplicação. </w:t>
       </w:r>
     </w:p>
     <w:p>
       <w:pPr>
         <w:spacing w:after="156" w:line="260" w:lineRule="auto"/>
         <w:ind w:right="69"/>
-        <w:jc w:val="right"/>
       </w:pPr>
       <w:r>
         <w:t xml:space="preserve">O fluxo básico de funcionamento do sistema ocorre conforme ilustrado abaixo. </w:t>
@@ -3104,14 +5003,7 @@
           <w:b/>
           <w:sz w:val="20"/>
         </w:rPr>
-        <w:t>Figura 1- Arquitetura em ca</w:t>
-      </w:r>
-      <w:r>
-        <w:rPr>
-          <w:b/>
-          <w:sz w:val="20"/>
-        </w:rPr>
-        <w:t>madas do sistema</w:t>
+        <w:t>Figura 1- Arquitetura em camadas do sistema</w:t>
       </w:r>
       <w:r>
         <w:t xml:space="preserve"> </w:t>
@@ -3154,7 +5046,7 @@
                     <pic:cNvPicPr/>
                   </pic:nvPicPr>
                   <pic:blipFill>
-                    <a:blip r:embed="rId5"/>
+                    <a:blip r:embed="rId8"/>
                     <a:stretch>
                       <a:fillRect/>
                     </a:stretch>
@@ -3211,9 +5103,15 @@
       <w:pPr>
         <w:pStyle w:val="Ttulo2"/>
       </w:pPr>
-      <w:bookmarkStart w:id="6" w:name="_Toc233804112"/>
-      <w:r>
-        <w:t>2.4.1 CONTROLLER</w:t>
+      <w:bookmarkStart w:id="6" w:name="_Toc233832131"/>
+      <w:r>
+        <w:t xml:space="preserve">2.4.1 </w:t>
+      </w:r>
+      <w:r>
+        <w:t xml:space="preserve">CAMADA </w:t>
+      </w:r>
+      <w:r>
+        <w:t>CONTROLLER</w:t>
       </w:r>
       <w:bookmarkEnd w:id="6"/>
       <w:r>
@@ -3282,10 +5180,7 @@
         <w:t>Service</w:t>
       </w:r>
       <w:r>
-        <w:t>, responsável pelo processamento das regras de negócio, retornando</w:t>
-      </w:r>
-      <w:r>
-        <w:t xml:space="preserve"> posteriormente uma resposta ao cliente. </w:t>
+        <w:t xml:space="preserve">, responsável pelo processamento das regras de negócio, retornando posteriormente uma resposta ao cliente. </w:t>
       </w:r>
     </w:p>
     <w:p>
@@ -3305,10 +5200,19 @@
       <w:pPr>
         <w:pStyle w:val="Ttulo2"/>
       </w:pPr>
-      <w:bookmarkStart w:id="7" w:name="_Toc233804113"/>
+      <w:bookmarkStart w:id="7" w:name="_Toc233832132"/>
       <w:r>
         <w:lastRenderedPageBreak/>
-        <w:t>2.4.2 DTO</w:t>
+        <w:t xml:space="preserve">2.4.2 </w:t>
+      </w:r>
+      <w:r>
+        <w:t>CAMADA</w:t>
+      </w:r>
+      <w:r>
+        <w:t xml:space="preserve"> </w:t>
+      </w:r>
+      <w:r>
+        <w:t>DTO</w:t>
       </w:r>
       <w:bookmarkEnd w:id="7"/>
       <w:r>
@@ -3370,10 +5274,7 @@
         <w:t>)</w:t>
       </w:r>
       <w:r>
-        <w:t xml:space="preserve"> é responsável por controlar quais informações serão enviadas e recebidas pe</w:t>
-      </w:r>
-      <w:r>
-        <w:t xml:space="preserve">la API. </w:t>
+        <w:t xml:space="preserve"> é responsável por controlar quais informações serão enviadas e recebidas pela API. </w:t>
       </w:r>
     </w:p>
     <w:p>
@@ -3396,7 +5297,6 @@
       <w:pPr>
         <w:spacing w:after="161" w:line="260" w:lineRule="auto"/>
         <w:ind w:left="-15" w:right="61" w:firstLine="701"/>
-        <w:jc w:val="both"/>
       </w:pPr>
       <w:r>
         <w:t xml:space="preserve">Neste projeto, foram implementados </w:t>
@@ -3407,10 +5307,7 @@
       </w:r>
       <w:proofErr w:type="spellEnd"/>
       <w:r>
-        <w:t xml:space="preserve"> para a</w:t>
-      </w:r>
-      <w:r>
-        <w:t xml:space="preserve">s entidades </w:t>
+        <w:t xml:space="preserve"> para as entidades </w:t>
       </w:r>
       <w:r>
         <w:rPr>
@@ -3503,10 +5400,7 @@
       </w:r>
       <w:proofErr w:type="spellEnd"/>
       <w:r>
-        <w:t xml:space="preserve"> não possuem DTO, pois são compostas</w:t>
-      </w:r>
-      <w:r>
-        <w:t xml:space="preserve"> apenas pelos atributos </w:t>
+        <w:t xml:space="preserve"> não possuem DTO, pois são compostas apenas pelos atributos </w:t>
       </w:r>
       <w:r>
         <w:rPr>
@@ -3540,8 +5434,22 @@
       <w:pPr>
         <w:pStyle w:val="Ttulo2"/>
       </w:pPr>
-      <w:r>
-        <w:t xml:space="preserve">2.4.3 EXCEPTION </w:t>
+      <w:bookmarkStart w:id="8" w:name="_Toc233832133"/>
+      <w:r>
+        <w:t xml:space="preserve">2.4.3 </w:t>
+      </w:r>
+      <w:r>
+        <w:t>CAMADA</w:t>
+      </w:r>
+      <w:r>
+        <w:t xml:space="preserve"> </w:t>
+      </w:r>
+      <w:r>
+        <w:t>EXCEPTION</w:t>
+      </w:r>
+      <w:bookmarkEnd w:id="8"/>
+      <w:r>
+        <w:t xml:space="preserve"> </w:t>
       </w:r>
     </w:p>
     <w:p>
@@ -3569,10 +5477,7 @@
       </w:r>
       <w:proofErr w:type="spellEnd"/>
       <w:r>
-        <w:t xml:space="preserve"> </w:t>
-      </w:r>
-      <w:r>
-        <w:t xml:space="preserve">é responsável pelo tratamento das exceções geradas durante a execução da aplicação. </w:t>
+        <w:t xml:space="preserve"> é responsável pelo tratamento das exceções geradas durante a execução da aplicação. </w:t>
       </w:r>
     </w:p>
     <w:p>
@@ -3580,10 +5485,7 @@
         <w:ind w:left="0" w:right="70" w:firstLine="711"/>
       </w:pPr>
       <w:r>
-        <w:t>Seu objetivo é centralizar o gerenciamento dos erros, permitindo que todas as exceções sejam tratadas de maneira padronizada. Essa abordagem evita a repetição de código na</w:t>
-      </w:r>
-      <w:r>
-        <w:t xml:space="preserve">s demais camadas da aplicação e fornece respostas mais claras ao cliente sempre que uma operação não puder ser concluída. </w:t>
+        <w:t xml:space="preserve">Seu objetivo é centralizar o gerenciamento dos erros, permitindo que todas as exceções sejam tratadas de maneira padronizada. Essa abordagem evita a repetição de código nas demais camadas da aplicação e fornece respostas mais claras ao cliente sempre que uma operação não puder ser concluída. </w:t>
       </w:r>
     </w:p>
     <w:p>
@@ -3591,10 +5493,7 @@
         <w:ind w:left="0" w:right="70" w:firstLine="711"/>
       </w:pPr>
       <w:r>
-        <w:t>Durante o desenvolvimento do sistema foram criadas exceções personalizadas para representar situações específicas de negócio, como re</w:t>
-      </w:r>
-      <w:r>
-        <w:t xml:space="preserve">gistros não encontrados ou operações inválidas. Além disso, foi implementado um </w:t>
+        <w:t xml:space="preserve">Durante o desenvolvimento do sistema foram criadas exceções personalizadas para representar situações específicas de negócio, como registros não encontrados ou operações inválidas. Além disso, foi implementado um </w:t>
       </w:r>
       <w:r>
         <w:rPr>
@@ -3625,10 +5524,7 @@
       </w:r>
       <w:proofErr w:type="spellEnd"/>
       <w:r>
-        <w:t xml:space="preserve">, responsável por interceptar essas exceções e retornar respostas HTTP apropriadas, acompanhadas de mensagens descritivas que facilitam a identificação </w:t>
-      </w:r>
-      <w:r>
-        <w:t xml:space="preserve">do problema. </w:t>
+        <w:t xml:space="preserve">, responsável por interceptar essas exceções e retornar respostas HTTP apropriadas, acompanhadas de mensagens descritivas que facilitam a identificação do problema. </w:t>
       </w:r>
     </w:p>
     <w:p>
@@ -3688,12 +5584,21 @@
       <w:pPr>
         <w:pStyle w:val="Ttulo2"/>
       </w:pPr>
-      <w:bookmarkStart w:id="8" w:name="_Toc233804114"/>
+      <w:bookmarkStart w:id="9" w:name="_Toc233832134"/>
       <w:r>
         <w:lastRenderedPageBreak/>
-        <w:t>2.4.4 MODEL</w:t>
-      </w:r>
-      <w:bookmarkEnd w:id="8"/>
+        <w:t xml:space="preserve">2.4.4 </w:t>
+      </w:r>
+      <w:r>
+        <w:t>CAMADA</w:t>
+      </w:r>
+      <w:r>
+        <w:t xml:space="preserve"> </w:t>
+      </w:r>
+      <w:r>
+        <w:t>MODEL</w:t>
+      </w:r>
+      <w:bookmarkEnd w:id="9"/>
       <w:r>
         <w:t xml:space="preserve"> </w:t>
       </w:r>
@@ -3721,10 +5626,7 @@
         <w:t>Model</w:t>
       </w:r>
       <w:r>
-        <w:t xml:space="preserve"> </w:t>
-      </w:r>
-      <w:r>
-        <w:t xml:space="preserve">representa as entidades do sistema e estabelece o mapeamento entre os objetos Java e as tabelas do banco de dados. </w:t>
+        <w:t xml:space="preserve"> representa as entidades do sistema e estabelece o mapeamento entre os objetos Java e as tabelas do banco de dados. </w:t>
       </w:r>
     </w:p>
     <w:p>
@@ -3749,10 +5651,7 @@
         <w:ind w:left="0" w:right="70" w:firstLine="711"/>
       </w:pPr>
       <w:r>
-        <w:t>As entidades modeladas no projeto representam os principa</w:t>
-      </w:r>
-      <w:r>
-        <w:t xml:space="preserve">is componentes da aplicação, como usuários, produtos, estoque, receitas, versões de receitas, testes realizados, histórico de alterações, perfis de usuários e status dos produtos. </w:t>
+        <w:t xml:space="preserve">As entidades modeladas no projeto representam os principais componentes da aplicação, como usuários, produtos, estoque, receitas, versões de receitas, testes realizados, histórico de alterações, perfis de usuários e status dos produtos. </w:t>
       </w:r>
     </w:p>
     <w:p>
@@ -3760,10 +5659,7 @@
         <w:ind w:left="0" w:right="70" w:firstLine="711"/>
       </w:pPr>
       <w:r>
-        <w:t>Essa camada é utilizada em praticamente toda a aplicação, servindo como bas</w:t>
-      </w:r>
-      <w:r>
-        <w:t xml:space="preserve">e para o armazenamento, consulta e manipulação das informações persistidas no banco de dados. </w:t>
+        <w:t xml:space="preserve">Essa camada é utilizada em praticamente toda a aplicação, servindo como base para o armazenamento, consulta e manipulação das informações persistidas no banco de dados. </w:t>
       </w:r>
     </w:p>
     <w:p>
@@ -3788,11 +5684,20 @@
       <w:pPr>
         <w:pStyle w:val="Ttulo2"/>
       </w:pPr>
-      <w:bookmarkStart w:id="9" w:name="_Toc233804115"/>
-      <w:r>
-        <w:t>2.4.5 REPOSITORY</w:t>
-      </w:r>
-      <w:bookmarkEnd w:id="9"/>
+      <w:bookmarkStart w:id="10" w:name="_Toc233832135"/>
+      <w:r>
+        <w:t xml:space="preserve">2.4.5 </w:t>
+      </w:r>
+      <w:r>
+        <w:t>CAMADA</w:t>
+      </w:r>
+      <w:r>
+        <w:t xml:space="preserve"> </w:t>
+      </w:r>
+      <w:r>
+        <w:t>REPOSITORY</w:t>
+      </w:r>
+      <w:bookmarkEnd w:id="10"/>
       <w:r>
         <w:t xml:space="preserve"> </w:t>
       </w:r>
@@ -3843,10 +5748,7 @@
         <w:t>Spring Data JPA</w:t>
       </w:r>
       <w:r>
-        <w:t xml:space="preserve">, os repositórios </w:t>
-      </w:r>
-      <w:r>
-        <w:t xml:space="preserve">disponibilizam métodos responsáveis pelas operações de cadastro, consulta, atualização e exclusão de registros, reduzindo significativamente a necessidade de implementação manual de comandos SQL. </w:t>
+        <w:t xml:space="preserve">, os repositórios disponibilizam métodos responsáveis pelas operações de cadastro, consulta, atualização e exclusão de registros, reduzindo significativamente a necessidade de implementação manual de comandos SQL. </w:t>
       </w:r>
     </w:p>
     <w:p>
@@ -3854,10 +5756,7 @@
         <w:ind w:left="0" w:right="70" w:firstLine="711"/>
       </w:pPr>
       <w:r>
-        <w:t xml:space="preserve">Cada entidade do sistema possui um repositório específico, </w:t>
-      </w:r>
-      <w:r>
-        <w:t xml:space="preserve">permitindo que as operações de persistência sejam realizadas de forma organizada e desacoplada das regras de negócio implementadas na camada Service. </w:t>
+        <w:t xml:space="preserve">Cada entidade do sistema possui um repositório específico, permitindo que as operações de persistência sejam realizadas de forma organizada e desacoplada das regras de negócio implementadas na camada Service. </w:t>
       </w:r>
     </w:p>
     <w:p>
@@ -3865,10 +5764,7 @@
         <w:ind w:left="0" w:right="70" w:firstLine="711"/>
       </w:pPr>
       <w:r>
-        <w:t>Essa separação contribui para uma arquitetura mais limpa, facilitando tanto a manutenção quanto a reutili</w:t>
-      </w:r>
-      <w:r>
-        <w:t xml:space="preserve">zação do código. </w:t>
+        <w:t xml:space="preserve">Essa separação contribui para uma arquitetura mais limpa, facilitando tanto a manutenção quanto a reutilização do código. </w:t>
       </w:r>
     </w:p>
     <w:p>
@@ -3947,12 +5843,21 @@
       <w:pPr>
         <w:pStyle w:val="Ttulo2"/>
       </w:pPr>
-      <w:bookmarkStart w:id="10" w:name="_Toc233804116"/>
+      <w:bookmarkStart w:id="11" w:name="_Toc233832136"/>
       <w:r>
         <w:lastRenderedPageBreak/>
-        <w:t>2.4.6 SERVICE</w:t>
-      </w:r>
-      <w:bookmarkEnd w:id="10"/>
+        <w:t xml:space="preserve">2.4.6 </w:t>
+      </w:r>
+      <w:r>
+        <w:t>CAMADA</w:t>
+      </w:r>
+      <w:r>
+        <w:t xml:space="preserve"> </w:t>
+      </w:r>
+      <w:r>
+        <w:t>SERVICE</w:t>
+      </w:r>
+      <w:bookmarkEnd w:id="11"/>
       <w:r>
         <w:t xml:space="preserve"> </w:t>
       </w:r>
@@ -4008,10 +5913,7 @@
       </w:r>
       <w:proofErr w:type="spellEnd"/>
       <w:r>
-        <w:t xml:space="preserve">, ela é </w:t>
-      </w:r>
-      <w:r>
-        <w:t xml:space="preserve">encaminhada para a camada Service, onde são verificadas condições como existência de registros, validação das informações fornecidas e consistência dos dados antes que qualquer operação seja executada. </w:t>
+        <w:t xml:space="preserve">, ela é encaminhada para a camada Service, onde são verificadas condições como existência de registros, validação das informações fornecidas e consistência dos dados antes que qualquer operação seja executada. </w:t>
       </w:r>
     </w:p>
     <w:p>
@@ -4019,10 +5921,7 @@
         <w:ind w:left="0" w:right="70" w:firstLine="711"/>
       </w:pPr>
       <w:r>
-        <w:t>Além disso, essa camada também é responsável por lanç</w:t>
-      </w:r>
-      <w:r>
-        <w:t xml:space="preserve">ar exceções quando alguma regra de negócio não é atendida, permitindo que o tratamento seja realizado pela camada </w:t>
+        <w:t xml:space="preserve">Além disso, essa camada também é responsável por lançar exceções quando alguma regra de negócio não é atendida, permitindo que o tratamento seja realizado pela camada </w:t>
       </w:r>
       <w:proofErr w:type="spellStart"/>
       <w:r>
@@ -4037,7 +5936,6 @@
       <w:pPr>
         <w:spacing w:after="161" w:line="260" w:lineRule="auto"/>
         <w:ind w:left="-15" w:right="168" w:firstLine="701"/>
-        <w:jc w:val="both"/>
       </w:pPr>
       <w:r>
         <w:t xml:space="preserve">Sua utilização mantém o </w:t>
@@ -4048,10 +5946,7 @@
       </w:r>
       <w:proofErr w:type="spellEnd"/>
       <w:r>
-        <w:t xml:space="preserve"> mais simples e concentra toda a lógica da</w:t>
-      </w:r>
-      <w:r>
-        <w:t xml:space="preserve"> aplicação em um único local, tornando o projeto mais organizado, reutilizável e de fácil manutenção</w:t>
+        <w:t xml:space="preserve"> mais simples e concentra toda a lógica da aplicação em um único local, tornando o projeto mais organizado, reutilizável e de fácil manutenção</w:t>
       </w:r>
       <w:r>
         <w:t>.</w:t>
@@ -4061,16 +5956,17 @@
       <w:pPr>
         <w:spacing w:after="161" w:line="260" w:lineRule="auto"/>
         <w:ind w:left="-15" w:right="168" w:firstLine="701"/>
-        <w:jc w:val="both"/>
       </w:pPr>
     </w:p>
     <w:p>
       <w:pPr>
         <w:pStyle w:val="Ttulo2"/>
       </w:pPr>
+      <w:bookmarkStart w:id="12" w:name="_Toc233832137"/>
       <w:r>
         <w:t>2.5 BANCO DE DADOS</w:t>
       </w:r>
+      <w:bookmarkEnd w:id="12"/>
     </w:p>
     <w:p/>
     <w:p>
@@ -4088,8 +5984,6 @@
       </w:r>
       <w:r>
         <w:tab/>
-      </w:r>
-      <w:r>
         <w:t>A escolha do MySQL ocorreu devido à sua confiabilidade, desempenho, facilidade de integração com o framework Spring Boot e ampla utilização no desenvolvimento de aplicações web.</w:t>
       </w:r>
     </w:p>
@@ -4099,8 +5993,6 @@
       </w:r>
       <w:r>
         <w:tab/>
-      </w:r>
-      <w:r>
         <w:t xml:space="preserve">A comunicação entre a aplicação e o banco de dados é realizada por meio do </w:t>
       </w:r>
       <w:r>
@@ -4127,13 +6019,12 @@
       </w:r>
       <w:r>
         <w:tab/>
-      </w:r>
-      <w:r>
         <w:t>O banco de dados foi modelado visando garantir a integridade das informações, minimizar redundâncias e facilitar futuras manutenções no sistema. Sua estrutura contempla entidades responsáveis pelo gerenciamento de usuários, produtos, estoque, receitas, versões de receitas, testes, histórico de alterações e perfis de acesso.</w:t>
       </w:r>
     </w:p>
     <w:p/>
     <w:p/>
+    <w:p/>
     <w:p>
       <w:r>
         <w:lastRenderedPageBreak/>
@@ -4141,8 +6032,6 @@
       </w:r>
       <w:r>
         <w:tab/>
-      </w:r>
-      <w:r>
         <w:t xml:space="preserve">A </w:t>
       </w:r>
       <w:r>
@@ -4220,7 +6109,7 @@
                     </pic:cNvPicPr>
                   </pic:nvPicPr>
                   <pic:blipFill>
-                    <a:blip r:embed="rId6">
+                    <a:blip r:embed="rId9">
                       <a:extLst>
                         <a:ext uri="{28A0092B-C50C-407E-A947-70E740481C1C}">
                           <a14:useLocalDpi xmlns:a14="http://schemas.microsoft.com/office/drawing/2010/main" val="0"/>
@@ -4279,7 +6168,6 @@
     </w:p>
     <w:p>
       <w:pPr>
-        <w:jc w:val="both"/>
         <w:rPr>
           <w:sz w:val="20"/>
           <w:szCs w:val="20"/>
@@ -4290,9 +6178,11 @@
       <w:pPr>
         <w:pStyle w:val="Ttulo2"/>
       </w:pPr>
+      <w:bookmarkStart w:id="13" w:name="_Toc233832138"/>
       <w:r>
         <w:t>2.5.1 TABELA PERFIL</w:t>
       </w:r>
+      <w:bookmarkEnd w:id="13"/>
     </w:p>
     <w:p/>
     <w:p>
@@ -4346,9 +6236,9 @@
         <w:tblLook w:val="04A0" w:firstRow="1" w:lastRow="0" w:firstColumn="1" w:lastColumn="0" w:noHBand="0" w:noVBand="1"/>
       </w:tblPr>
       <w:tblGrid>
-        <w:gridCol w:w="1545"/>
-        <w:gridCol w:w="2976"/>
-        <w:gridCol w:w="4604"/>
+        <w:gridCol w:w="1537"/>
+        <w:gridCol w:w="2960"/>
+        <w:gridCol w:w="4553"/>
       </w:tblGrid>
       <w:tr>
         <w:tc>
@@ -4514,10 +6404,12 @@
       <w:pPr>
         <w:pStyle w:val="Ttulo2"/>
       </w:pPr>
+      <w:bookmarkStart w:id="14" w:name="_Toc233832139"/>
       <w:r>
         <w:lastRenderedPageBreak/>
         <w:t>2.5.2 TABELA USUÁRIO</w:t>
       </w:r>
+      <w:bookmarkEnd w:id="14"/>
     </w:p>
     <w:p/>
     <w:p>
@@ -4572,9 +6464,9 @@
         <w:tblLook w:val="04A0" w:firstRow="1" w:lastRow="0" w:firstColumn="1" w:lastColumn="0" w:noHBand="0" w:noVBand="1"/>
       </w:tblPr>
       <w:tblGrid>
-        <w:gridCol w:w="1828"/>
-        <w:gridCol w:w="2977"/>
-        <w:gridCol w:w="4320"/>
+        <w:gridCol w:w="1816"/>
+        <w:gridCol w:w="2961"/>
+        <w:gridCol w:w="4273"/>
       </w:tblGrid>
       <w:tr>
         <w:tc>
@@ -4876,9 +6768,11 @@
       <w:pPr>
         <w:pStyle w:val="Ttulo2"/>
       </w:pPr>
+      <w:bookmarkStart w:id="15" w:name="_Toc233832140"/>
       <w:r>
         <w:t>2.5.3 TABELA STATUS_PRODUTO</w:t>
       </w:r>
+      <w:bookmarkEnd w:id="15"/>
     </w:p>
     <w:p/>
     <w:p>
@@ -4943,9 +6837,9 @@
         <w:tblLook w:val="04A0" w:firstRow="1" w:lastRow="0" w:firstColumn="1" w:lastColumn="0" w:noHBand="0" w:noVBand="1"/>
       </w:tblPr>
       <w:tblGrid>
-        <w:gridCol w:w="1970"/>
-        <w:gridCol w:w="2693"/>
-        <w:gridCol w:w="4462"/>
+        <w:gridCol w:w="1955"/>
+        <w:gridCol w:w="2682"/>
+        <w:gridCol w:w="4413"/>
       </w:tblGrid>
       <w:tr>
         <w:tc>
@@ -5110,14 +7004,17 @@
     </w:tbl>
     <w:p/>
     <w:p/>
+    <w:p/>
     <w:p>
       <w:pPr>
         <w:pStyle w:val="Ttulo2"/>
       </w:pPr>
+      <w:bookmarkStart w:id="16" w:name="_Toc233832141"/>
       <w:r>
         <w:lastRenderedPageBreak/>
         <w:t>2.5.4 TABELA PRODUTO</w:t>
       </w:r>
+      <w:bookmarkEnd w:id="16"/>
     </w:p>
     <w:p/>
     <w:p>
@@ -5172,9 +7069,9 @@
         <w:tblLook w:val="04A0" w:firstRow="1" w:lastRow="0" w:firstColumn="1" w:lastColumn="0" w:noHBand="0" w:noVBand="1"/>
       </w:tblPr>
       <w:tblGrid>
-        <w:gridCol w:w="2112"/>
-        <w:gridCol w:w="2409"/>
-        <w:gridCol w:w="4604"/>
+        <w:gridCol w:w="2098"/>
+        <w:gridCol w:w="2402"/>
+        <w:gridCol w:w="4550"/>
       </w:tblGrid>
       <w:tr>
         <w:tc>
@@ -5465,9 +7362,11 @@
       <w:pPr>
         <w:pStyle w:val="Ttulo2"/>
       </w:pPr>
+      <w:bookmarkStart w:id="17" w:name="_Toc233832142"/>
       <w:r>
         <w:t>2.5.5 TABELA ESTOQUE</w:t>
       </w:r>
+      <w:bookmarkEnd w:id="17"/>
     </w:p>
     <w:p/>
     <w:p>
@@ -5526,9 +7425,9 @@
         <w:tblLook w:val="04A0" w:firstRow="1" w:lastRow="0" w:firstColumn="1" w:lastColumn="0" w:noHBand="0" w:noVBand="1"/>
       </w:tblPr>
       <w:tblGrid>
-        <w:gridCol w:w="2395"/>
-        <w:gridCol w:w="2410"/>
-        <w:gridCol w:w="4320"/>
+        <w:gridCol w:w="2389"/>
+        <w:gridCol w:w="2393"/>
+        <w:gridCol w:w="4268"/>
       </w:tblGrid>
       <w:tr>
         <w:tc>
@@ -5810,14 +7709,17 @@
       </w:tr>
     </w:tbl>
     <w:p/>
+    <w:p/>
     <w:p>
       <w:pPr>
         <w:pStyle w:val="Ttulo2"/>
       </w:pPr>
+      <w:bookmarkStart w:id="18" w:name="_Toc233832143"/>
       <w:r>
         <w:lastRenderedPageBreak/>
         <w:t>2.5.6 TABELA RECEITA</w:t>
       </w:r>
+      <w:bookmarkEnd w:id="18"/>
     </w:p>
     <w:p/>
     <w:p>
@@ -5872,9 +7774,9 @@
         <w:tblLook w:val="04A0" w:firstRow="1" w:lastRow="0" w:firstColumn="1" w:lastColumn="0" w:noHBand="0" w:noVBand="1"/>
       </w:tblPr>
       <w:tblGrid>
-        <w:gridCol w:w="1970"/>
-        <w:gridCol w:w="2693"/>
-        <w:gridCol w:w="4462"/>
+        <w:gridCol w:w="1959"/>
+        <w:gridCol w:w="2681"/>
+        <w:gridCol w:w="4410"/>
       </w:tblGrid>
       <w:tr>
         <w:tc>
@@ -6082,9 +7984,11 @@
       <w:pPr>
         <w:pStyle w:val="Ttulo2"/>
       </w:pPr>
+      <w:bookmarkStart w:id="19" w:name="_Toc233832144"/>
       <w:r>
         <w:t>2.5.7 TABELA VERSAO_RECEITA</w:t>
       </w:r>
+      <w:bookmarkEnd w:id="19"/>
     </w:p>
     <w:p/>
     <w:p>
@@ -6139,9 +8043,9 @@
         <w:tblLook w:val="04A0" w:firstRow="1" w:lastRow="0" w:firstColumn="1" w:lastColumn="0" w:noHBand="0" w:noVBand="1"/>
       </w:tblPr>
       <w:tblGrid>
-        <w:gridCol w:w="2253"/>
-        <w:gridCol w:w="2127"/>
-        <w:gridCol w:w="4745"/>
+        <w:gridCol w:w="2248"/>
+        <w:gridCol w:w="2108"/>
+        <w:gridCol w:w="4694"/>
       </w:tblGrid>
       <w:tr>
         <w:tc>
@@ -6390,10 +8294,12 @@
       <w:pPr>
         <w:pStyle w:val="Ttulo2"/>
       </w:pPr>
+      <w:bookmarkStart w:id="20" w:name="_Toc233832145"/>
       <w:r>
         <w:lastRenderedPageBreak/>
         <w:t>2.5.8 TABELA TESTE</w:t>
       </w:r>
+      <w:bookmarkEnd w:id="20"/>
     </w:p>
     <w:p/>
     <w:p>
@@ -6448,9 +8354,9 @@
         <w:tblLook w:val="04A0" w:firstRow="1" w:lastRow="0" w:firstColumn="1" w:lastColumn="0" w:noHBand="0" w:noVBand="1"/>
       </w:tblPr>
       <w:tblGrid>
-        <w:gridCol w:w="3043"/>
-        <w:gridCol w:w="3041"/>
-        <w:gridCol w:w="3041"/>
+        <w:gridCol w:w="3024"/>
+        <w:gridCol w:w="3011"/>
+        <w:gridCol w:w="3015"/>
       </w:tblGrid>
       <w:tr>
         <w:tc>
@@ -6738,9 +8644,14 @@
     <w:p/>
     <w:p/>
     <w:p>
+      <w:pPr>
+        <w:pStyle w:val="Ttulo2"/>
+      </w:pPr>
+      <w:bookmarkStart w:id="21" w:name="_Toc233832146"/>
       <w:r>
         <w:t>2.5.9 TABELA HISTÓRICO</w:t>
       </w:r>
+      <w:bookmarkEnd w:id="21"/>
     </w:p>
     <w:p/>
     <w:p>
@@ -6795,9 +8706,9 @@
         <w:tblLook w:val="04A0" w:firstRow="1" w:lastRow="0" w:firstColumn="1" w:lastColumn="0" w:noHBand="0" w:noVBand="1"/>
       </w:tblPr>
       <w:tblGrid>
-        <w:gridCol w:w="3042"/>
-        <w:gridCol w:w="3042"/>
-        <w:gridCol w:w="3041"/>
+        <w:gridCol w:w="3016"/>
+        <w:gridCol w:w="3022"/>
+        <w:gridCol w:w="3012"/>
       </w:tblGrid>
       <w:tr>
         <w:tc>
@@ -7013,7 +8924,6 @@
               <w:jc w:val="center"/>
             </w:pPr>
             <w:r>
-              <w:lastRenderedPageBreak/>
               <w:t>idProduto</w:t>
             </w:r>
           </w:p>
@@ -7056,6 +8966,7 @@
               <w:jc w:val="center"/>
             </w:pPr>
             <w:r>
+              <w:lastRenderedPageBreak/>
               <w:t>idUsuario</w:t>
             </w:r>
           </w:p>
@@ -7091,9 +9002,14 @@
     <w:p/>
     <w:p/>
     <w:p>
+      <w:pPr>
+        <w:pStyle w:val="Ttulo2"/>
+      </w:pPr>
+      <w:bookmarkStart w:id="22" w:name="_Toc233832147"/>
       <w:r>
         <w:t>2.5.10 RELACIONAMENTOS</w:t>
       </w:r>
+      <w:bookmarkEnd w:id="22"/>
     </w:p>
     <w:p/>
     <w:p>
@@ -7102,8 +9018,6 @@
       </w:r>
       <w:r>
         <w:tab/>
-      </w:r>
-      <w:r>
         <w:t>O banco de dados foi estruturado utilizando chaves primárias e estrangeiras para garantir a integridade referencial entre as tabelas.</w:t>
       </w:r>
     </w:p>
@@ -7471,44 +9385,4758 @@
     <w:p/>
     <w:p/>
     <w:p/>
-    <w:p>
-      <w:pPr>
-        <w:jc w:val="both"/>
-      </w:pPr>
-    </w:p>
+    <w:p/>
+    <w:p/>
+    <w:p/>
+    <w:p>
+      <w:pPr>
+        <w:pStyle w:val="Ttulo2"/>
+      </w:pPr>
+      <w:bookmarkStart w:id="23" w:name="_Toc233832148"/>
+      <w:r>
+        <w:t>2.6 ESTRUTURA DA API</w:t>
+      </w:r>
+      <w:bookmarkEnd w:id="23"/>
+    </w:p>
+    <w:p/>
+    <w:p>
+      <w:r>
+        <w:tab/>
+      </w:r>
+      <w:r>
+        <w:tab/>
+      </w:r>
+      <w:r>
+        <w:t xml:space="preserve">A API do sistema </w:t>
+      </w:r>
+      <w:proofErr w:type="spellStart"/>
+      <w:r>
+        <w:rPr>
+          <w:b/>
+          <w:bCs/>
+        </w:rPr>
+        <w:t>OneMonth</w:t>
+      </w:r>
+      <w:proofErr w:type="spellEnd"/>
+      <w:r>
+        <w:t xml:space="preserve"> foi desenvolvida seguindo o padrão arquitetural </w:t>
+      </w:r>
+      <w:r>
+        <w:rPr>
+          <w:b/>
+          <w:bCs/>
+        </w:rPr>
+        <w:t>REST (</w:t>
+      </w:r>
+      <w:proofErr w:type="spellStart"/>
+      <w:r>
+        <w:rPr>
+          <w:b/>
+          <w:bCs/>
+        </w:rPr>
+        <w:t>Representational</w:t>
+      </w:r>
+      <w:proofErr w:type="spellEnd"/>
+      <w:r>
+        <w:rPr>
+          <w:b/>
+          <w:bCs/>
+        </w:rPr>
+        <w:t xml:space="preserve"> </w:t>
+      </w:r>
+      <w:proofErr w:type="spellStart"/>
+      <w:r>
+        <w:rPr>
+          <w:b/>
+          <w:bCs/>
+        </w:rPr>
+        <w:t>State</w:t>
+      </w:r>
+      <w:proofErr w:type="spellEnd"/>
+      <w:r>
+        <w:rPr>
+          <w:b/>
+          <w:bCs/>
+        </w:rPr>
+        <w:t xml:space="preserve"> </w:t>
+      </w:r>
+      <w:proofErr w:type="spellStart"/>
+      <w:r>
+        <w:rPr>
+          <w:b/>
+          <w:bCs/>
+        </w:rPr>
+        <w:t>Transfer</w:t>
+      </w:r>
+      <w:proofErr w:type="spellEnd"/>
+      <w:r>
+        <w:rPr>
+          <w:b/>
+          <w:bCs/>
+        </w:rPr>
+        <w:t>)</w:t>
+      </w:r>
+      <w:r>
+        <w:t>, amplamente utilizado no desenvolvimento de aplicações web devido à sua simplicidade, organização e facilidade de integração entre diferentes sistemas.</w:t>
+      </w:r>
+    </w:p>
+    <w:p>
+      <w:pPr>
+        <w:ind w:firstLine="698"/>
+      </w:pPr>
+      <w:r>
+        <w:t>A comunicação entre o front-</w:t>
+      </w:r>
+      <w:proofErr w:type="spellStart"/>
+      <w:r>
+        <w:t>end</w:t>
+      </w:r>
+      <w:proofErr w:type="spellEnd"/>
+      <w:r>
+        <w:t xml:space="preserve"> e o </w:t>
+      </w:r>
+      <w:proofErr w:type="spellStart"/>
+      <w:r>
+        <w:t>back-end</w:t>
+      </w:r>
+      <w:proofErr w:type="spellEnd"/>
+      <w:r>
+        <w:t xml:space="preserve"> é realizada por meio do protocolo </w:t>
+      </w:r>
+      <w:r>
+        <w:rPr>
+          <w:b/>
+          <w:bCs/>
+        </w:rPr>
+        <w:t>HTTP</w:t>
+      </w:r>
+      <w:r>
+        <w:t>, utilizando diferentes métodos para representar as operações realizadas sobre os recursos da aplicação.</w:t>
+      </w:r>
+    </w:p>
+    <w:p>
+      <w:pPr>
+        <w:ind w:firstLine="698"/>
+      </w:pPr>
+      <w:r>
+        <w:t xml:space="preserve">Cada funcionalidade do sistema é organizada em um </w:t>
+      </w:r>
+      <w:proofErr w:type="spellStart"/>
+      <w:r>
+        <w:rPr>
+          <w:b/>
+          <w:bCs/>
+        </w:rPr>
+        <w:t>Controller</w:t>
+      </w:r>
+      <w:proofErr w:type="spellEnd"/>
+      <w:r>
+        <w:t xml:space="preserve">, responsável por disponibilizar os </w:t>
+      </w:r>
+      <w:proofErr w:type="spellStart"/>
+      <w:r>
+        <w:t>endpoints</w:t>
+      </w:r>
+      <w:proofErr w:type="spellEnd"/>
+      <w:r>
+        <w:t xml:space="preserve"> da API relacionados a uma determinada entidade. Dessa forma, cada </w:t>
+      </w:r>
+      <w:proofErr w:type="spellStart"/>
+      <w:r>
+        <w:t>controller</w:t>
+      </w:r>
+      <w:proofErr w:type="spellEnd"/>
+      <w:r>
+        <w:t xml:space="preserve"> possui a responsabilidade de receber as requisições, encaminhá-las para a camada Service e retornar uma resposta ao cliente.</w:t>
+      </w:r>
+    </w:p>
+    <w:p>
+      <w:pPr>
+        <w:ind w:firstLine="698"/>
+      </w:pPr>
+      <w:r>
+        <w:t>A Figura 3 apresenta o fluxo simplificado de uma requisição realizada à API.</w:t>
+      </w:r>
+    </w:p>
+    <w:p>
+      <w:pPr>
+        <w:ind w:firstLine="698"/>
+      </w:pPr>
+    </w:p>
+    <w:p>
+      <w:pPr>
+        <w:jc w:val="center"/>
+        <w:rPr>
+          <w:b/>
+          <w:bCs/>
+          <w:sz w:val="20"/>
+          <w:szCs w:val="20"/>
+        </w:rPr>
+      </w:pPr>
+      <w:r>
+        <w:rPr>
+          <w:b/>
+          <w:bCs/>
+          <w:noProof/>
+          <w:sz w:val="20"/>
+          <w:szCs w:val="20"/>
+        </w:rPr>
+        <w:drawing>
+          <wp:anchor distT="0" distB="0" distL="114300" distR="114300" simplePos="0" relativeHeight="251659264" behindDoc="1" locked="0" layoutInCell="1" allowOverlap="1" wp14:anchorId="546F4FBB" wp14:editId="2EAA55E4">
+            <wp:simplePos x="0" y="0"/>
+            <wp:positionH relativeFrom="column">
+              <wp:posOffset>-194310</wp:posOffset>
+            </wp:positionH>
+            <wp:positionV relativeFrom="paragraph">
+              <wp:posOffset>416560</wp:posOffset>
+            </wp:positionV>
+            <wp:extent cx="5972175" cy="2714625"/>
+            <wp:effectExtent l="0" t="0" r="9525" b="9525"/>
+            <wp:wrapTight wrapText="bothSides">
+              <wp:wrapPolygon edited="0">
+                <wp:start x="0" y="0"/>
+                <wp:lineTo x="0" y="21524"/>
+                <wp:lineTo x="21566" y="21524"/>
+                <wp:lineTo x="21566" y="0"/>
+                <wp:lineTo x="0" y="0"/>
+              </wp:wrapPolygon>
+            </wp:wrapTight>
+            <wp:docPr id="1744245030" name="Imagem 1"/>
+            <wp:cNvGraphicFramePr>
+              <a:graphicFrameLocks xmlns:a="http://schemas.openxmlformats.org/drawingml/2006/main" noChangeAspect="1"/>
+            </wp:cNvGraphicFramePr>
+            <a:graphic xmlns:a="http://schemas.openxmlformats.org/drawingml/2006/main">
+              <a:graphicData uri="http://schemas.openxmlformats.org/drawingml/2006/picture">
+                <pic:pic xmlns:pic="http://schemas.openxmlformats.org/drawingml/2006/picture">
+                  <pic:nvPicPr>
+                    <pic:cNvPr id="0" name="Picture 1"/>
+                    <pic:cNvPicPr>
+                      <a:picLocks noChangeAspect="1" noChangeArrowheads="1"/>
+                    </pic:cNvPicPr>
+                  </pic:nvPicPr>
+                  <pic:blipFill>
+                    <a:blip r:embed="rId10" cstate="print">
+                      <a:extLst>
+                        <a:ext uri="{28A0092B-C50C-407E-A947-70E740481C1C}">
+                          <a14:useLocalDpi xmlns:a14="http://schemas.microsoft.com/office/drawing/2010/main" val="0"/>
+                        </a:ext>
+                      </a:extLst>
+                    </a:blip>
+                    <a:srcRect/>
+                    <a:stretch>
+                      <a:fillRect/>
+                    </a:stretch>
+                  </pic:blipFill>
+                  <pic:spPr bwMode="auto">
+                    <a:xfrm>
+                      <a:off x="0" y="0"/>
+                      <a:ext cx="5972175" cy="2714625"/>
+                    </a:xfrm>
+                    <a:prstGeom prst="rect">
+                      <a:avLst/>
+                    </a:prstGeom>
+                    <a:noFill/>
+                    <a:ln>
+                      <a:noFill/>
+                    </a:ln>
+                  </pic:spPr>
+                </pic:pic>
+              </a:graphicData>
+            </a:graphic>
+          </wp:anchor>
+        </w:drawing>
+      </w:r>
+      <w:r>
+        <w:rPr>
+          <w:b/>
+          <w:bCs/>
+          <w:sz w:val="20"/>
+          <w:szCs w:val="20"/>
+        </w:rPr>
+        <w:t>Figura 3 – Fluxo de uma requisição na API</w:t>
+      </w:r>
+    </w:p>
+    <w:p>
+      <w:pPr>
+        <w:ind w:firstLine="698"/>
+        <w:jc w:val="right"/>
+      </w:pPr>
+      <w:r>
+        <w:rPr>
+          <w:b/>
+          <w:bCs/>
+        </w:rPr>
+        <w:t>Fonte:</w:t>
+      </w:r>
+      <w:r>
+        <w:t xml:space="preserve"> Elaborado pelos autores (2026)</w:t>
+      </w:r>
+    </w:p>
+    <w:p>
+      <w:pPr>
+        <w:rPr>
+          <w:b/>
+          <w:bCs/>
+        </w:rPr>
+      </w:pPr>
+    </w:p>
+    <w:p>
+      <w:pPr>
+        <w:ind w:firstLine="698"/>
+      </w:pPr>
+      <w:r>
+        <w:t xml:space="preserve">Conforme ilustrado na Figura 3, uma requisição enviada pelo cliente é inicialmente recebida pela camada </w:t>
+      </w:r>
+      <w:proofErr w:type="spellStart"/>
+      <w:r>
+        <w:rPr>
+          <w:b/>
+          <w:bCs/>
+        </w:rPr>
+        <w:t>Controller</w:t>
+      </w:r>
+      <w:proofErr w:type="spellEnd"/>
+      <w:r>
+        <w:t xml:space="preserve">, que encaminha as informações para a camada </w:t>
+      </w:r>
+      <w:r>
+        <w:rPr>
+          <w:b/>
+          <w:bCs/>
+        </w:rPr>
+        <w:t>Service</w:t>
+      </w:r>
+      <w:r>
+        <w:t xml:space="preserve">. Após a aplicação das regras de negócio, a camada </w:t>
+      </w:r>
+      <w:proofErr w:type="spellStart"/>
+      <w:r>
+        <w:rPr>
+          <w:b/>
+          <w:bCs/>
+        </w:rPr>
+        <w:t>Repository</w:t>
+      </w:r>
+      <w:proofErr w:type="spellEnd"/>
+      <w:r>
+        <w:t xml:space="preserve"> </w:t>
+      </w:r>
+      <w:r>
+        <w:lastRenderedPageBreak/>
+        <w:t>realiza a comunicação com o banco de dados, retornando o resultado da operação até o cliente.</w:t>
+      </w:r>
+    </w:p>
+    <w:p>
+      <w:pPr>
+        <w:ind w:left="0" w:firstLine="0"/>
+      </w:pPr>
+    </w:p>
+    <w:p>
+      <w:pPr>
+        <w:ind w:left="0" w:firstLine="0"/>
+      </w:pPr>
+    </w:p>
+    <w:p>
+      <w:pPr>
+        <w:pStyle w:val="Ttulo2"/>
+      </w:pPr>
+      <w:bookmarkStart w:id="24" w:name="_Toc233832149"/>
+      <w:r>
+        <w:t>2.6.1 MÉTODOS HTTP</w:t>
+      </w:r>
+      <w:bookmarkEnd w:id="24"/>
+    </w:p>
+    <w:p/>
+    <w:p>
+      <w:r>
+        <w:tab/>
+      </w:r>
+      <w:r>
+        <w:tab/>
+      </w:r>
+      <w:r>
+        <w:t>A API utiliza os principais métodos do protocolo HTTP para representar as operações realizadas sobre os recursos do sistema.</w:t>
+      </w:r>
+    </w:p>
+    <w:p/>
+    <w:tbl>
+      <w:tblPr>
+        <w:tblStyle w:val="Tabelacomgrade"/>
+        <w:tblW w:w="0" w:type="auto"/>
+        <w:tblInd w:w="10" w:type="dxa"/>
+        <w:tblLook w:val="04A0" w:firstRow="1" w:lastRow="0" w:firstColumn="1" w:lastColumn="0" w:noHBand="0" w:noVBand="1"/>
+      </w:tblPr>
+      <w:tblGrid>
+        <w:gridCol w:w="2801"/>
+        <w:gridCol w:w="6249"/>
+      </w:tblGrid>
+      <w:tr>
+        <w:tc>
+          <w:tcPr>
+            <w:tcW w:w="2820" w:type="dxa"/>
+          </w:tcPr>
+          <w:p>
+            <w:pPr>
+              <w:ind w:left="0" w:firstLine="0"/>
+              <w:jc w:val="center"/>
+              <w:rPr>
+                <w:b/>
+                <w:bCs/>
+              </w:rPr>
+            </w:pPr>
+            <w:r>
+              <w:rPr>
+                <w:b/>
+                <w:bCs/>
+              </w:rPr>
+              <w:t>Método</w:t>
+            </w:r>
+          </w:p>
+        </w:tc>
+        <w:tc>
+          <w:tcPr>
+            <w:tcW w:w="6305" w:type="dxa"/>
+          </w:tcPr>
+          <w:p>
+            <w:pPr>
+              <w:ind w:left="0" w:firstLine="0"/>
+              <w:jc w:val="center"/>
+              <w:rPr>
+                <w:b/>
+                <w:bCs/>
+              </w:rPr>
+            </w:pPr>
+            <w:r>
+              <w:rPr>
+                <w:b/>
+                <w:bCs/>
+              </w:rPr>
+              <w:t>Finalidade</w:t>
+            </w:r>
+          </w:p>
+        </w:tc>
+      </w:tr>
+      <w:tr>
+        <w:tc>
+          <w:tcPr>
+            <w:tcW w:w="2820" w:type="dxa"/>
+          </w:tcPr>
+          <w:p>
+            <w:pPr>
+              <w:ind w:left="0" w:firstLine="0"/>
+              <w:jc w:val="center"/>
+            </w:pPr>
+            <w:r>
+              <w:t>GET</w:t>
+            </w:r>
+          </w:p>
+        </w:tc>
+        <w:tc>
+          <w:tcPr>
+            <w:tcW w:w="6305" w:type="dxa"/>
+          </w:tcPr>
+          <w:p>
+            <w:pPr>
+              <w:ind w:left="0" w:firstLine="0"/>
+            </w:pPr>
+            <w:r>
+              <w:t>Realiza consulta de informações.</w:t>
+            </w:r>
+          </w:p>
+        </w:tc>
+      </w:tr>
+      <w:tr>
+        <w:tc>
+          <w:tcPr>
+            <w:tcW w:w="2820" w:type="dxa"/>
+          </w:tcPr>
+          <w:p>
+            <w:pPr>
+              <w:ind w:left="0" w:firstLine="0"/>
+              <w:jc w:val="center"/>
+            </w:pPr>
+            <w:r>
+              <w:t>POST</w:t>
+            </w:r>
+          </w:p>
+        </w:tc>
+        <w:tc>
+          <w:tcPr>
+            <w:tcW w:w="6305" w:type="dxa"/>
+          </w:tcPr>
+          <w:p>
+            <w:pPr>
+              <w:ind w:left="0" w:firstLine="0"/>
+            </w:pPr>
+            <w:r>
+              <w:t>Realiza o cadastro de novos registros.</w:t>
+            </w:r>
+          </w:p>
+        </w:tc>
+      </w:tr>
+      <w:tr>
+        <w:tc>
+          <w:tcPr>
+            <w:tcW w:w="2820" w:type="dxa"/>
+          </w:tcPr>
+          <w:p>
+            <w:pPr>
+              <w:ind w:left="0" w:firstLine="0"/>
+              <w:jc w:val="center"/>
+            </w:pPr>
+            <w:r>
+              <w:t>PUT</w:t>
+            </w:r>
+          </w:p>
+        </w:tc>
+        <w:tc>
+          <w:tcPr>
+            <w:tcW w:w="6305" w:type="dxa"/>
+          </w:tcPr>
+          <w:p>
+            <w:pPr>
+              <w:ind w:left="0" w:firstLine="0"/>
+            </w:pPr>
+            <w:r>
+              <w:t>Atualiza informações existentes.</w:t>
+            </w:r>
+          </w:p>
+        </w:tc>
+      </w:tr>
+      <w:tr>
+        <w:tc>
+          <w:tcPr>
+            <w:tcW w:w="2820" w:type="dxa"/>
+          </w:tcPr>
+          <w:p>
+            <w:pPr>
+              <w:ind w:left="0" w:firstLine="0"/>
+              <w:jc w:val="center"/>
+            </w:pPr>
+            <w:r>
+              <w:t>DELETE</w:t>
+            </w:r>
+          </w:p>
+        </w:tc>
+        <w:tc>
+          <w:tcPr>
+            <w:tcW w:w="6305" w:type="dxa"/>
+          </w:tcPr>
+          <w:p>
+            <w:pPr>
+              <w:ind w:left="0" w:firstLine="0"/>
+            </w:pPr>
+            <w:r>
+              <w:t>Remove registros do sistema.</w:t>
+            </w:r>
+          </w:p>
+        </w:tc>
+      </w:tr>
+    </w:tbl>
+    <w:p/>
     <w:p>
       <w:pPr>
         <w:spacing w:after="161" w:line="260" w:lineRule="auto"/>
         <w:ind w:left="-15" w:right="168" w:firstLine="701"/>
-        <w:jc w:val="both"/>
+      </w:pPr>
+      <w:r>
+        <w:t>A utilização desses métodos segue o padrão REST, permitindo</w:t>
+      </w:r>
+      <w:r>
+        <w:t xml:space="preserve"> que as operações sejam realizadas de maneira padronizada e intuitiva.</w:t>
+      </w:r>
+    </w:p>
+    <w:p>
+      <w:pPr>
+        <w:spacing w:after="161" w:line="260" w:lineRule="auto"/>
+        <w:ind w:left="0" w:right="168" w:firstLine="0"/>
+      </w:pPr>
+    </w:p>
+    <w:p>
+      <w:pPr>
+        <w:pStyle w:val="Ttulo2"/>
+      </w:pPr>
+      <w:bookmarkStart w:id="25" w:name="_Toc233832150"/>
+      <w:r>
+        <w:t>2.6.2 USUARIO CONTROLLER</w:t>
+      </w:r>
+      <w:bookmarkEnd w:id="25"/>
+    </w:p>
+    <w:p/>
+    <w:p>
+      <w:r>
+        <w:tab/>
+      </w:r>
+      <w:r>
+        <w:tab/>
+        <w:t xml:space="preserve">O </w:t>
+      </w:r>
+      <w:proofErr w:type="spellStart"/>
+      <w:r>
+        <w:rPr>
+          <w:b/>
+          <w:bCs/>
+        </w:rPr>
+        <w:t>UsuarioController</w:t>
+      </w:r>
+      <w:proofErr w:type="spellEnd"/>
+      <w:r>
+        <w:rPr>
+          <w:b/>
+          <w:bCs/>
+        </w:rPr>
+        <w:t xml:space="preserve"> </w:t>
+      </w:r>
+      <w:r>
+        <w:t xml:space="preserve">concentra os </w:t>
+      </w:r>
+      <w:proofErr w:type="spellStart"/>
+      <w:r>
+        <w:t>endpoints</w:t>
+      </w:r>
+      <w:proofErr w:type="spellEnd"/>
+      <w:r>
+        <w:t xml:space="preserve"> responsáveis pelo gerenciamento dos usuários do sistema.</w:t>
+      </w:r>
+    </w:p>
+    <w:p>
+      <w:r>
+        <w:tab/>
+      </w:r>
+      <w:r>
+        <w:tab/>
+        <w:t>Por meio dele é possível realizar operações de cadastro, consulta, atualização e exclusão de usuários.</w:t>
+      </w:r>
+    </w:p>
+    <w:p>
+      <w:r>
+        <w:tab/>
+      </w:r>
+    </w:p>
+    <w:tbl>
+      <w:tblPr>
+        <w:tblStyle w:val="Tabelacomgrade"/>
+        <w:tblW w:w="0" w:type="auto"/>
+        <w:tblInd w:w="10" w:type="dxa"/>
+        <w:tblLook w:val="04A0" w:firstRow="1" w:lastRow="0" w:firstColumn="1" w:lastColumn="0" w:noHBand="0" w:noVBand="1"/>
+      </w:tblPr>
+      <w:tblGrid>
+        <w:gridCol w:w="2112"/>
+        <w:gridCol w:w="2409"/>
+        <w:gridCol w:w="4529"/>
+      </w:tblGrid>
+      <w:tr>
+        <w:tc>
+          <w:tcPr>
+            <w:tcW w:w="2112" w:type="dxa"/>
+          </w:tcPr>
+          <w:p>
+            <w:pPr>
+              <w:ind w:left="0" w:firstLine="0"/>
+              <w:jc w:val="center"/>
+              <w:rPr>
+                <w:b/>
+                <w:bCs/>
+              </w:rPr>
+            </w:pPr>
+            <w:r>
+              <w:rPr>
+                <w:b/>
+                <w:bCs/>
+              </w:rPr>
+              <w:t>Método HTTP</w:t>
+            </w:r>
+          </w:p>
+        </w:tc>
+        <w:tc>
+          <w:tcPr>
+            <w:tcW w:w="2409" w:type="dxa"/>
+          </w:tcPr>
+          <w:p>
+            <w:pPr>
+              <w:ind w:left="0" w:firstLine="0"/>
+              <w:jc w:val="center"/>
+              <w:rPr>
+                <w:b/>
+                <w:bCs/>
+              </w:rPr>
+            </w:pPr>
+            <w:proofErr w:type="spellStart"/>
+            <w:r>
+              <w:rPr>
+                <w:b/>
+                <w:bCs/>
+              </w:rPr>
+              <w:t>Endpoint</w:t>
+            </w:r>
+            <w:proofErr w:type="spellEnd"/>
+          </w:p>
+        </w:tc>
+        <w:tc>
+          <w:tcPr>
+            <w:tcW w:w="4529" w:type="dxa"/>
+          </w:tcPr>
+          <w:p>
+            <w:pPr>
+              <w:ind w:left="0" w:firstLine="0"/>
+              <w:jc w:val="center"/>
+              <w:rPr>
+                <w:b/>
+                <w:bCs/>
+              </w:rPr>
+            </w:pPr>
+            <w:r>
+              <w:rPr>
+                <w:b/>
+                <w:bCs/>
+              </w:rPr>
+              <w:t>Descrição</w:t>
+            </w:r>
+          </w:p>
+        </w:tc>
+      </w:tr>
+      <w:tr>
+        <w:trPr>
+          <w:trHeight w:val="661"/>
+        </w:trPr>
+        <w:tc>
+          <w:tcPr>
+            <w:tcW w:w="2112" w:type="dxa"/>
+          </w:tcPr>
+          <w:p>
+            <w:pPr>
+              <w:ind w:left="0" w:firstLine="0"/>
+              <w:jc w:val="center"/>
+            </w:pPr>
+            <w:r>
+              <w:t>GET</w:t>
+            </w:r>
+          </w:p>
+        </w:tc>
+        <w:tc>
+          <w:tcPr>
+            <w:tcW w:w="2409" w:type="dxa"/>
+          </w:tcPr>
+          <w:p>
+            <w:pPr>
+              <w:ind w:left="0" w:firstLine="0"/>
+            </w:pPr>
+            <w:r>
+              <w:t>/</w:t>
+            </w:r>
+            <w:proofErr w:type="spellStart"/>
+            <w:r>
+              <w:t>usuario</w:t>
+            </w:r>
+            <w:proofErr w:type="spellEnd"/>
+          </w:p>
+        </w:tc>
+        <w:tc>
+          <w:tcPr>
+            <w:tcW w:w="4529" w:type="dxa"/>
+          </w:tcPr>
+          <w:p>
+            <w:pPr>
+              <w:ind w:left="0" w:firstLine="0"/>
+            </w:pPr>
+            <w:r>
+              <w:t>Lista todos os usuários cadastrados.</w:t>
+            </w:r>
+          </w:p>
+        </w:tc>
+      </w:tr>
+      <w:tr>
+        <w:trPr>
+          <w:trHeight w:val="653"/>
+        </w:trPr>
+        <w:tc>
+          <w:tcPr>
+            <w:tcW w:w="2112" w:type="dxa"/>
+          </w:tcPr>
+          <w:p>
+            <w:pPr>
+              <w:ind w:left="0" w:firstLine="0"/>
+              <w:jc w:val="center"/>
+            </w:pPr>
+            <w:r>
+              <w:t>GET</w:t>
+            </w:r>
+          </w:p>
+        </w:tc>
+        <w:tc>
+          <w:tcPr>
+            <w:tcW w:w="2409" w:type="dxa"/>
+          </w:tcPr>
+          <w:p>
+            <w:pPr>
+              <w:ind w:left="0" w:firstLine="0"/>
+            </w:pPr>
+            <w:r>
+              <w:t>/</w:t>
+            </w:r>
+            <w:proofErr w:type="spellStart"/>
+            <w:r>
+              <w:t>usuario</w:t>
+            </w:r>
+            <w:proofErr w:type="spellEnd"/>
+            <w:r>
+              <w:t>/{id}</w:t>
+            </w:r>
+          </w:p>
+        </w:tc>
+        <w:tc>
+          <w:tcPr>
+            <w:tcW w:w="4529" w:type="dxa"/>
+          </w:tcPr>
+          <w:p>
+            <w:pPr>
+              <w:ind w:left="0" w:firstLine="0"/>
+            </w:pPr>
+            <w:r>
+              <w:t>Retorna um usuário específico.</w:t>
+            </w:r>
+          </w:p>
+        </w:tc>
+      </w:tr>
+      <w:tr>
+        <w:trPr>
+          <w:trHeight w:val="631"/>
+        </w:trPr>
+        <w:tc>
+          <w:tcPr>
+            <w:tcW w:w="2112" w:type="dxa"/>
+          </w:tcPr>
+          <w:p>
+            <w:pPr>
+              <w:ind w:left="0" w:firstLine="0"/>
+              <w:jc w:val="center"/>
+            </w:pPr>
+            <w:r>
+              <w:t>POST</w:t>
+            </w:r>
+          </w:p>
+        </w:tc>
+        <w:tc>
+          <w:tcPr>
+            <w:tcW w:w="2409" w:type="dxa"/>
+          </w:tcPr>
+          <w:p>
+            <w:pPr>
+              <w:ind w:left="0" w:firstLine="0"/>
+            </w:pPr>
+            <w:r>
+              <w:t>/</w:t>
+            </w:r>
+            <w:proofErr w:type="spellStart"/>
+            <w:r>
+              <w:t>usuario</w:t>
+            </w:r>
+            <w:proofErr w:type="spellEnd"/>
+          </w:p>
+        </w:tc>
+        <w:tc>
+          <w:tcPr>
+            <w:tcW w:w="4529" w:type="dxa"/>
+          </w:tcPr>
+          <w:p>
+            <w:pPr>
+              <w:ind w:left="0" w:firstLine="0"/>
+            </w:pPr>
+            <w:r>
+              <w:t>Realiza o cadastro de um novo usuário.</w:t>
+            </w:r>
+          </w:p>
+        </w:tc>
+      </w:tr>
+      <w:tr>
+        <w:trPr>
+          <w:trHeight w:val="609"/>
+        </w:trPr>
+        <w:tc>
+          <w:tcPr>
+            <w:tcW w:w="2112" w:type="dxa"/>
+          </w:tcPr>
+          <w:p>
+            <w:pPr>
+              <w:ind w:left="0" w:firstLine="0"/>
+              <w:jc w:val="center"/>
+            </w:pPr>
+            <w:r>
+              <w:t>PUT</w:t>
+            </w:r>
+          </w:p>
+        </w:tc>
+        <w:tc>
+          <w:tcPr>
+            <w:tcW w:w="2409" w:type="dxa"/>
+          </w:tcPr>
+          <w:p>
+            <w:pPr>
+              <w:ind w:left="0" w:firstLine="0"/>
+            </w:pPr>
+            <w:r>
+              <w:t>/</w:t>
+            </w:r>
+            <w:proofErr w:type="spellStart"/>
+            <w:r>
+              <w:t>usuario</w:t>
+            </w:r>
+            <w:proofErr w:type="spellEnd"/>
+            <w:r>
+              <w:t>/{id}</w:t>
+            </w:r>
+          </w:p>
+        </w:tc>
+        <w:tc>
+          <w:tcPr>
+            <w:tcW w:w="4529" w:type="dxa"/>
+          </w:tcPr>
+          <w:p>
+            <w:pPr>
+              <w:ind w:left="0" w:firstLine="0"/>
+            </w:pPr>
+            <w:r>
+              <w:t>Atualiza as informações de um usuário.</w:t>
+            </w:r>
+          </w:p>
+        </w:tc>
+      </w:tr>
+      <w:tr>
+        <w:trPr>
+          <w:trHeight w:val="601"/>
+        </w:trPr>
+        <w:tc>
+          <w:tcPr>
+            <w:tcW w:w="2112" w:type="dxa"/>
+          </w:tcPr>
+          <w:p>
+            <w:pPr>
+              <w:ind w:left="0" w:firstLine="0"/>
+              <w:jc w:val="center"/>
+            </w:pPr>
+            <w:r>
+              <w:t>DELETE</w:t>
+            </w:r>
+          </w:p>
+        </w:tc>
+        <w:tc>
+          <w:tcPr>
+            <w:tcW w:w="2409" w:type="dxa"/>
+          </w:tcPr>
+          <w:p>
+            <w:pPr>
+              <w:ind w:left="0" w:firstLine="0"/>
+            </w:pPr>
+            <w:r>
+              <w:t>/</w:t>
+            </w:r>
+            <w:proofErr w:type="spellStart"/>
+            <w:r>
+              <w:t>usuario</w:t>
+            </w:r>
+            <w:proofErr w:type="spellEnd"/>
+            <w:r>
+              <w:t>/{id}</w:t>
+            </w:r>
+          </w:p>
+        </w:tc>
+        <w:tc>
+          <w:tcPr>
+            <w:tcW w:w="4529" w:type="dxa"/>
+          </w:tcPr>
+          <w:p>
+            <w:pPr>
+              <w:ind w:left="0" w:firstLine="0"/>
+            </w:pPr>
+            <w:r>
+              <w:t>Remove um usuário do sistema.</w:t>
+            </w:r>
+          </w:p>
+        </w:tc>
+      </w:tr>
+    </w:tbl>
+    <w:p>
+      <w:pPr>
+        <w:pStyle w:val="Ttulo2"/>
+      </w:pPr>
+      <w:bookmarkStart w:id="26" w:name="_Toc233832151"/>
+      <w:r>
+        <w:lastRenderedPageBreak/>
+        <w:t>2.6.</w:t>
+      </w:r>
+      <w:r>
+        <w:t>3</w:t>
+      </w:r>
+      <w:r>
+        <w:t xml:space="preserve"> PERFIL CONTROLLER</w:t>
+      </w:r>
+      <w:bookmarkEnd w:id="26"/>
+      <w:r>
+        <w:t xml:space="preserve"> </w:t>
+      </w:r>
+    </w:p>
+    <w:p/>
+    <w:p>
+      <w:pPr>
+        <w:ind w:left="0" w:firstLine="0"/>
+      </w:pPr>
+      <w:r>
+        <w:tab/>
+      </w:r>
+      <w:r>
+        <w:t xml:space="preserve">O </w:t>
+      </w:r>
+      <w:proofErr w:type="spellStart"/>
+      <w:r>
+        <w:rPr>
+          <w:b/>
+          <w:bCs/>
+        </w:rPr>
+        <w:t>PerfilController</w:t>
+      </w:r>
+      <w:proofErr w:type="spellEnd"/>
+      <w:r>
+        <w:t xml:space="preserve"> é responsável pelo gerenciamento dos perfis de acesso cadastrados no sistema.</w:t>
+      </w:r>
+    </w:p>
+    <w:p>
+      <w:pPr>
+        <w:ind w:left="0" w:firstLine="708"/>
+      </w:pPr>
+      <w:r>
+        <w:t xml:space="preserve">Por meio desse </w:t>
+      </w:r>
+      <w:proofErr w:type="spellStart"/>
+      <w:r>
+        <w:t>controller</w:t>
+      </w:r>
+      <w:proofErr w:type="spellEnd"/>
+      <w:r>
+        <w:t xml:space="preserve"> é possível consultar, cadastrar, atualizar e remover perfis de usuários, permitindo o gerenciamento dos diferentes níveis de acesso existentes na aplicação.</w:t>
+      </w:r>
+    </w:p>
+    <w:p/>
+    <w:tbl>
+      <w:tblPr>
+        <w:tblStyle w:val="Tabelacomgrade"/>
+        <w:tblW w:w="0" w:type="auto"/>
+        <w:tblInd w:w="10" w:type="dxa"/>
+        <w:tblLook w:val="04A0" w:firstRow="1" w:lastRow="0" w:firstColumn="1" w:lastColumn="0" w:noHBand="0" w:noVBand="1"/>
+      </w:tblPr>
+      <w:tblGrid>
+        <w:gridCol w:w="2112"/>
+        <w:gridCol w:w="2551"/>
+        <w:gridCol w:w="4387"/>
+      </w:tblGrid>
+      <w:tr>
+        <w:tc>
+          <w:tcPr>
+            <w:tcW w:w="2112" w:type="dxa"/>
+          </w:tcPr>
+          <w:p>
+            <w:pPr>
+              <w:ind w:left="0" w:firstLine="0"/>
+              <w:jc w:val="center"/>
+              <w:rPr>
+                <w:b/>
+                <w:bCs/>
+              </w:rPr>
+            </w:pPr>
+            <w:r>
+              <w:rPr>
+                <w:b/>
+                <w:bCs/>
+              </w:rPr>
+              <w:t>Método HTTP</w:t>
+            </w:r>
+          </w:p>
+        </w:tc>
+        <w:tc>
+          <w:tcPr>
+            <w:tcW w:w="2551" w:type="dxa"/>
+          </w:tcPr>
+          <w:p>
+            <w:pPr>
+              <w:ind w:left="0" w:firstLine="0"/>
+              <w:jc w:val="center"/>
+              <w:rPr>
+                <w:b/>
+                <w:bCs/>
+              </w:rPr>
+            </w:pPr>
+            <w:proofErr w:type="spellStart"/>
+            <w:r>
+              <w:rPr>
+                <w:b/>
+                <w:bCs/>
+              </w:rPr>
+              <w:t>Endpoint</w:t>
+            </w:r>
+            <w:proofErr w:type="spellEnd"/>
+          </w:p>
+        </w:tc>
+        <w:tc>
+          <w:tcPr>
+            <w:tcW w:w="4387" w:type="dxa"/>
+          </w:tcPr>
+          <w:p>
+            <w:pPr>
+              <w:ind w:left="0" w:firstLine="0"/>
+              <w:jc w:val="center"/>
+              <w:rPr>
+                <w:b/>
+                <w:bCs/>
+              </w:rPr>
+            </w:pPr>
+            <w:r>
+              <w:rPr>
+                <w:b/>
+                <w:bCs/>
+              </w:rPr>
+              <w:t>Descrição</w:t>
+            </w:r>
+          </w:p>
+        </w:tc>
+      </w:tr>
+      <w:tr>
+        <w:trPr>
+          <w:trHeight w:val="718"/>
+        </w:trPr>
+        <w:tc>
+          <w:tcPr>
+            <w:tcW w:w="2112" w:type="dxa"/>
+          </w:tcPr>
+          <w:p>
+            <w:pPr>
+              <w:ind w:left="0" w:firstLine="0"/>
+              <w:jc w:val="center"/>
+            </w:pPr>
+            <w:r>
+              <w:t>GET</w:t>
+            </w:r>
+          </w:p>
+        </w:tc>
+        <w:tc>
+          <w:tcPr>
+            <w:tcW w:w="2551" w:type="dxa"/>
+          </w:tcPr>
+          <w:p>
+            <w:pPr>
+              <w:ind w:left="0" w:firstLine="0"/>
+            </w:pPr>
+            <w:r>
+              <w:t>/perfil</w:t>
+            </w:r>
+          </w:p>
+        </w:tc>
+        <w:tc>
+          <w:tcPr>
+            <w:tcW w:w="4387" w:type="dxa"/>
+          </w:tcPr>
+          <w:p>
+            <w:pPr>
+              <w:ind w:left="0" w:firstLine="0"/>
+            </w:pPr>
+            <w:r>
+              <w:t>Lista todos os perfis cadastrados.</w:t>
+            </w:r>
+          </w:p>
+        </w:tc>
+      </w:tr>
+      <w:tr>
+        <w:trPr>
+          <w:trHeight w:val="700"/>
+        </w:trPr>
+        <w:tc>
+          <w:tcPr>
+            <w:tcW w:w="2112" w:type="dxa"/>
+          </w:tcPr>
+          <w:p>
+            <w:pPr>
+              <w:ind w:left="0" w:firstLine="0"/>
+              <w:jc w:val="center"/>
+            </w:pPr>
+            <w:r>
+              <w:t>GET</w:t>
+            </w:r>
+          </w:p>
+        </w:tc>
+        <w:tc>
+          <w:tcPr>
+            <w:tcW w:w="2551" w:type="dxa"/>
+          </w:tcPr>
+          <w:p>
+            <w:pPr>
+              <w:ind w:left="0" w:firstLine="0"/>
+            </w:pPr>
+            <w:r>
+              <w:t>/perfil /{id}</w:t>
+            </w:r>
+          </w:p>
+        </w:tc>
+        <w:tc>
+          <w:tcPr>
+            <w:tcW w:w="4387" w:type="dxa"/>
+          </w:tcPr>
+          <w:p>
+            <w:pPr>
+              <w:ind w:left="0" w:firstLine="0"/>
+            </w:pPr>
+            <w:r>
+              <w:t>Consulta um perfil específico.</w:t>
+            </w:r>
+          </w:p>
+        </w:tc>
+      </w:tr>
+      <w:tr>
+        <w:trPr>
+          <w:trHeight w:val="697"/>
+        </w:trPr>
+        <w:tc>
+          <w:tcPr>
+            <w:tcW w:w="2112" w:type="dxa"/>
+          </w:tcPr>
+          <w:p>
+            <w:pPr>
+              <w:ind w:left="0" w:firstLine="0"/>
+              <w:jc w:val="center"/>
+            </w:pPr>
+            <w:r>
+              <w:t>POST</w:t>
+            </w:r>
+          </w:p>
+        </w:tc>
+        <w:tc>
+          <w:tcPr>
+            <w:tcW w:w="2551" w:type="dxa"/>
+          </w:tcPr>
+          <w:p>
+            <w:pPr>
+              <w:ind w:left="0" w:firstLine="0"/>
+            </w:pPr>
+            <w:r>
+              <w:t>/perfil</w:t>
+            </w:r>
+          </w:p>
+        </w:tc>
+        <w:tc>
+          <w:tcPr>
+            <w:tcW w:w="4387" w:type="dxa"/>
+          </w:tcPr>
+          <w:p>
+            <w:pPr>
+              <w:ind w:left="0" w:firstLine="0"/>
+            </w:pPr>
+            <w:r>
+              <w:t>Cadastra um novo perfil.</w:t>
+            </w:r>
+          </w:p>
+        </w:tc>
+      </w:tr>
+      <w:tr>
+        <w:trPr>
+          <w:trHeight w:val="693"/>
+        </w:trPr>
+        <w:tc>
+          <w:tcPr>
+            <w:tcW w:w="2112" w:type="dxa"/>
+          </w:tcPr>
+          <w:p>
+            <w:pPr>
+              <w:ind w:left="0" w:firstLine="0"/>
+              <w:jc w:val="center"/>
+            </w:pPr>
+            <w:r>
+              <w:t>PUT</w:t>
+            </w:r>
+          </w:p>
+        </w:tc>
+        <w:tc>
+          <w:tcPr>
+            <w:tcW w:w="2551" w:type="dxa"/>
+          </w:tcPr>
+          <w:p>
+            <w:pPr>
+              <w:ind w:left="0" w:firstLine="0"/>
+            </w:pPr>
+            <w:r>
+              <w:t>/perfil/{id}</w:t>
+            </w:r>
+          </w:p>
+        </w:tc>
+        <w:tc>
+          <w:tcPr>
+            <w:tcW w:w="4387" w:type="dxa"/>
+          </w:tcPr>
+          <w:p>
+            <w:pPr>
+              <w:ind w:left="0" w:firstLine="0"/>
+            </w:pPr>
+            <w:r>
+              <w:t>Atualiza um perfil existente.</w:t>
+            </w:r>
+          </w:p>
+        </w:tc>
+      </w:tr>
+      <w:tr>
+        <w:trPr>
+          <w:trHeight w:val="703"/>
+        </w:trPr>
+        <w:tc>
+          <w:tcPr>
+            <w:tcW w:w="2112" w:type="dxa"/>
+          </w:tcPr>
+          <w:p>
+            <w:pPr>
+              <w:ind w:left="0" w:firstLine="0"/>
+              <w:jc w:val="center"/>
+            </w:pPr>
+            <w:r>
+              <w:t>DELETE</w:t>
+            </w:r>
+          </w:p>
+        </w:tc>
+        <w:tc>
+          <w:tcPr>
+            <w:tcW w:w="2551" w:type="dxa"/>
+          </w:tcPr>
+          <w:p>
+            <w:pPr>
+              <w:ind w:left="0" w:firstLine="0"/>
+            </w:pPr>
+            <w:r>
+              <w:t>/perfil/{id}</w:t>
+            </w:r>
+          </w:p>
+        </w:tc>
+        <w:tc>
+          <w:tcPr>
+            <w:tcW w:w="4387" w:type="dxa"/>
+          </w:tcPr>
+          <w:p>
+            <w:pPr>
+              <w:ind w:left="0" w:firstLine="0"/>
+            </w:pPr>
+            <w:r>
+              <w:t>Remove um perfil.</w:t>
+            </w:r>
+          </w:p>
+        </w:tc>
+      </w:tr>
+    </w:tbl>
+    <w:p/>
+    <w:p>
+      <w:pPr>
+        <w:ind w:left="0" w:firstLine="0"/>
+      </w:pPr>
+      <w:r>
+        <w:t xml:space="preserve"> </w:t>
+      </w:r>
+    </w:p>
+    <w:p>
+      <w:pPr>
+        <w:pStyle w:val="Ttulo2"/>
+      </w:pPr>
+      <w:bookmarkStart w:id="27" w:name="_Toc233832152"/>
+      <w:r>
+        <w:t>2.6.</w:t>
+      </w:r>
+      <w:r>
+        <w:t>4</w:t>
+      </w:r>
+      <w:r>
+        <w:t xml:space="preserve"> PRODUTO CONTROLLER</w:t>
+      </w:r>
+      <w:bookmarkEnd w:id="27"/>
+    </w:p>
+    <w:p>
+      <w:pPr>
+        <w:ind w:left="0" w:firstLine="0"/>
+      </w:pPr>
+    </w:p>
+    <w:p>
+      <w:pPr>
+        <w:ind w:left="0" w:firstLine="0"/>
+      </w:pPr>
+      <w:r>
+        <w:tab/>
+      </w:r>
+      <w:r>
+        <w:t xml:space="preserve">O </w:t>
+      </w:r>
+      <w:proofErr w:type="spellStart"/>
+      <w:r>
+        <w:rPr>
+          <w:b/>
+          <w:bCs/>
+        </w:rPr>
+        <w:t>ProdutoController</w:t>
+      </w:r>
+      <w:proofErr w:type="spellEnd"/>
+      <w:r>
+        <w:t xml:space="preserve"> é responsável pelo gerenciamento dos produtos cadastrados.</w:t>
+      </w:r>
+    </w:p>
+    <w:p>
+      <w:pPr>
+        <w:ind w:left="0" w:firstLine="708"/>
+      </w:pPr>
+      <w:r>
+        <w:t xml:space="preserve">Os </w:t>
+      </w:r>
+      <w:proofErr w:type="spellStart"/>
+      <w:r>
+        <w:t>endpoints</w:t>
+      </w:r>
+      <w:proofErr w:type="spellEnd"/>
+      <w:r>
+        <w:t xml:space="preserve"> disponibilizados permitem cadastrar novos produtos, consultar registros existentes, realizar alterações e remover produtos do sistema.</w:t>
+      </w:r>
+    </w:p>
+    <w:p/>
+    <w:tbl>
+      <w:tblPr>
+        <w:tblStyle w:val="Tabelacomgrade"/>
+        <w:tblW w:w="0" w:type="auto"/>
+        <w:tblInd w:w="10" w:type="dxa"/>
+        <w:tblLook w:val="04A0" w:firstRow="1" w:lastRow="0" w:firstColumn="1" w:lastColumn="0" w:noHBand="0" w:noVBand="1"/>
+      </w:tblPr>
+      <w:tblGrid>
+        <w:gridCol w:w="2112"/>
+        <w:gridCol w:w="2551"/>
+        <w:gridCol w:w="4387"/>
+      </w:tblGrid>
+      <w:tr>
+        <w:tc>
+          <w:tcPr>
+            <w:tcW w:w="2112" w:type="dxa"/>
+          </w:tcPr>
+          <w:p>
+            <w:pPr>
+              <w:ind w:left="0" w:firstLine="0"/>
+              <w:jc w:val="center"/>
+              <w:rPr>
+                <w:b/>
+                <w:bCs/>
+              </w:rPr>
+            </w:pPr>
+            <w:r>
+              <w:rPr>
+                <w:b/>
+                <w:bCs/>
+              </w:rPr>
+              <w:t>Método HTTP</w:t>
+            </w:r>
+          </w:p>
+        </w:tc>
+        <w:tc>
+          <w:tcPr>
+            <w:tcW w:w="2551" w:type="dxa"/>
+          </w:tcPr>
+          <w:p>
+            <w:pPr>
+              <w:ind w:left="0" w:firstLine="0"/>
+              <w:jc w:val="center"/>
+              <w:rPr>
+                <w:b/>
+                <w:bCs/>
+              </w:rPr>
+            </w:pPr>
+            <w:proofErr w:type="spellStart"/>
+            <w:r>
+              <w:rPr>
+                <w:b/>
+                <w:bCs/>
+              </w:rPr>
+              <w:t>Endpoint</w:t>
+            </w:r>
+            <w:proofErr w:type="spellEnd"/>
+          </w:p>
+        </w:tc>
+        <w:tc>
+          <w:tcPr>
+            <w:tcW w:w="4387" w:type="dxa"/>
+          </w:tcPr>
+          <w:p>
+            <w:pPr>
+              <w:ind w:left="0" w:firstLine="0"/>
+              <w:jc w:val="center"/>
+              <w:rPr>
+                <w:b/>
+                <w:bCs/>
+                <w:caps/>
+              </w:rPr>
+            </w:pPr>
+            <w:r>
+              <w:rPr>
+                <w:b/>
+                <w:bCs/>
+              </w:rPr>
+              <w:t>Descrição</w:t>
+            </w:r>
+          </w:p>
+        </w:tc>
+      </w:tr>
+      <w:tr>
+        <w:trPr>
+          <w:trHeight w:val="637"/>
+        </w:trPr>
+        <w:tc>
+          <w:tcPr>
+            <w:tcW w:w="2112" w:type="dxa"/>
+          </w:tcPr>
+          <w:p>
+            <w:pPr>
+              <w:ind w:left="0" w:firstLine="0"/>
+              <w:jc w:val="center"/>
+            </w:pPr>
+            <w:r>
+              <w:t>GET</w:t>
+            </w:r>
+          </w:p>
+        </w:tc>
+        <w:tc>
+          <w:tcPr>
+            <w:tcW w:w="2551" w:type="dxa"/>
+          </w:tcPr>
+          <w:p>
+            <w:pPr>
+              <w:ind w:left="0" w:firstLine="0"/>
+            </w:pPr>
+            <w:r>
+              <w:t>/produtos</w:t>
+            </w:r>
+          </w:p>
+        </w:tc>
+        <w:tc>
+          <w:tcPr>
+            <w:tcW w:w="4387" w:type="dxa"/>
+          </w:tcPr>
+          <w:p>
+            <w:pPr>
+              <w:ind w:left="0" w:firstLine="0"/>
+            </w:pPr>
+            <w:r>
+              <w:t>Lista todos os produtos cadastrados.</w:t>
+            </w:r>
+          </w:p>
+        </w:tc>
+      </w:tr>
+      <w:tr>
+        <w:trPr>
+          <w:trHeight w:val="703"/>
+        </w:trPr>
+        <w:tc>
+          <w:tcPr>
+            <w:tcW w:w="2112" w:type="dxa"/>
+          </w:tcPr>
+          <w:p>
+            <w:pPr>
+              <w:ind w:left="0" w:firstLine="0"/>
+              <w:jc w:val="center"/>
+            </w:pPr>
+            <w:r>
+              <w:t>GET</w:t>
+            </w:r>
+          </w:p>
+        </w:tc>
+        <w:tc>
+          <w:tcPr>
+            <w:tcW w:w="2551" w:type="dxa"/>
+          </w:tcPr>
+          <w:p>
+            <w:pPr>
+              <w:ind w:left="0" w:firstLine="0"/>
+            </w:pPr>
+            <w:r>
+              <w:t>/produtos/id{id}</w:t>
+            </w:r>
+          </w:p>
+        </w:tc>
+        <w:tc>
+          <w:tcPr>
+            <w:tcW w:w="4387" w:type="dxa"/>
+          </w:tcPr>
+          <w:p>
+            <w:pPr>
+              <w:ind w:left="0" w:firstLine="0"/>
+            </w:pPr>
+            <w:r>
+              <w:t>Retorna um produto específico.</w:t>
+            </w:r>
+          </w:p>
+        </w:tc>
+      </w:tr>
+      <w:tr>
+        <w:tc>
+          <w:tcPr>
+            <w:tcW w:w="2112" w:type="dxa"/>
+          </w:tcPr>
+          <w:p>
+            <w:pPr>
+              <w:ind w:left="0" w:firstLine="0"/>
+              <w:jc w:val="center"/>
+            </w:pPr>
+            <w:r>
+              <w:t>POST</w:t>
+            </w:r>
+          </w:p>
+        </w:tc>
+        <w:tc>
+          <w:tcPr>
+            <w:tcW w:w="2551" w:type="dxa"/>
+          </w:tcPr>
+          <w:p>
+            <w:pPr>
+              <w:ind w:left="0" w:firstLine="0"/>
+            </w:pPr>
+            <w:r>
+              <w:t>/produtos</w:t>
+            </w:r>
+          </w:p>
+        </w:tc>
+        <w:tc>
+          <w:tcPr>
+            <w:tcW w:w="4387" w:type="dxa"/>
+          </w:tcPr>
+          <w:p>
+            <w:pPr>
+              <w:ind w:left="0" w:firstLine="0"/>
+            </w:pPr>
+            <w:r>
+              <w:t>Realiza o cadastro de um novo produto.</w:t>
+            </w:r>
+          </w:p>
+        </w:tc>
+      </w:tr>
+      <w:tr>
+        <w:trPr>
+          <w:trHeight w:val="730"/>
+        </w:trPr>
+        <w:tc>
+          <w:tcPr>
+            <w:tcW w:w="2112" w:type="dxa"/>
+          </w:tcPr>
+          <w:p>
+            <w:pPr>
+              <w:ind w:left="0" w:firstLine="0"/>
+              <w:jc w:val="center"/>
+            </w:pPr>
+            <w:r>
+              <w:t>PUT</w:t>
+            </w:r>
+          </w:p>
+        </w:tc>
+        <w:tc>
+          <w:tcPr>
+            <w:tcW w:w="2551" w:type="dxa"/>
+          </w:tcPr>
+          <w:p>
+            <w:pPr>
+              <w:ind w:left="0" w:firstLine="0"/>
+            </w:pPr>
+            <w:r>
+              <w:t>/produtos</w:t>
+            </w:r>
+            <w:r>
+              <w:t>/{id}</w:t>
+            </w:r>
+          </w:p>
+        </w:tc>
+        <w:tc>
+          <w:tcPr>
+            <w:tcW w:w="4387" w:type="dxa"/>
+          </w:tcPr>
+          <w:p>
+            <w:pPr>
+              <w:ind w:left="0" w:firstLine="0"/>
+            </w:pPr>
+            <w:r>
+              <w:t>Atualiza as informações de um produto.</w:t>
+            </w:r>
+          </w:p>
+        </w:tc>
+      </w:tr>
+      <w:tr>
+        <w:trPr>
+          <w:trHeight w:val="726"/>
+        </w:trPr>
+        <w:tc>
+          <w:tcPr>
+            <w:tcW w:w="2112" w:type="dxa"/>
+          </w:tcPr>
+          <w:p>
+            <w:pPr>
+              <w:ind w:left="0" w:firstLine="0"/>
+              <w:jc w:val="center"/>
+            </w:pPr>
+            <w:r>
+              <w:lastRenderedPageBreak/>
+              <w:t>DELETE</w:t>
+            </w:r>
+          </w:p>
+        </w:tc>
+        <w:tc>
+          <w:tcPr>
+            <w:tcW w:w="2551" w:type="dxa"/>
+          </w:tcPr>
+          <w:p>
+            <w:pPr>
+              <w:ind w:left="0" w:firstLine="0"/>
+            </w:pPr>
+            <w:r>
+              <w:t>/produtos/id{id}</w:t>
+            </w:r>
+          </w:p>
+        </w:tc>
+        <w:tc>
+          <w:tcPr>
+            <w:tcW w:w="4387" w:type="dxa"/>
+          </w:tcPr>
+          <w:p>
+            <w:pPr>
+              <w:ind w:left="0" w:firstLine="0"/>
+            </w:pPr>
+            <w:r>
+              <w:t>Remove um produto do sistema.</w:t>
+            </w:r>
+          </w:p>
+        </w:tc>
+      </w:tr>
+    </w:tbl>
+    <w:p/>
+    <w:p>
+      <w:pPr>
+        <w:jc w:val="left"/>
+      </w:pPr>
+    </w:p>
+    <w:p>
+      <w:pPr>
+        <w:pStyle w:val="Ttulo2"/>
+      </w:pPr>
+      <w:bookmarkStart w:id="28" w:name="_Toc233832153"/>
+      <w:r>
+        <w:t>2.6.</w:t>
+      </w:r>
+      <w:r>
+        <w:t>5</w:t>
+      </w:r>
+      <w:r>
+        <w:t xml:space="preserve"> </w:t>
+      </w:r>
+      <w:proofErr w:type="spellStart"/>
+      <w:r>
+        <w:t>S</w:t>
+      </w:r>
+      <w:r>
+        <w:t>tatusProduto</w:t>
+      </w:r>
+      <w:proofErr w:type="spellEnd"/>
+      <w:r>
+        <w:t xml:space="preserve"> CONTROLLER</w:t>
+      </w:r>
+      <w:bookmarkEnd w:id="28"/>
+    </w:p>
+    <w:p/>
+    <w:p>
+      <w:r>
+        <w:tab/>
+      </w:r>
+      <w:r>
+        <w:tab/>
+      </w:r>
+      <w:r>
+        <w:t xml:space="preserve">O </w:t>
+      </w:r>
+      <w:proofErr w:type="spellStart"/>
+      <w:r>
+        <w:rPr>
+          <w:b/>
+          <w:bCs/>
+        </w:rPr>
+        <w:t>StatusProdutoController</w:t>
+      </w:r>
+      <w:proofErr w:type="spellEnd"/>
+      <w:r>
+        <w:t xml:space="preserve"> concentra os </w:t>
+      </w:r>
+      <w:proofErr w:type="spellStart"/>
+      <w:r>
+        <w:t>endpoints</w:t>
+      </w:r>
+      <w:proofErr w:type="spellEnd"/>
+      <w:r>
+        <w:t xml:space="preserve"> responsáveis pelo gerenciamento dos status dos produtos.</w:t>
+      </w:r>
+    </w:p>
+    <w:p>
+      <w:pPr>
+        <w:ind w:firstLine="698"/>
+      </w:pPr>
+      <w:r>
+        <w:t>Esses status representam as diferentes etapas do ciclo de desenvolvimento dos produtos, permitindo sua organização durante todo o processo.</w:t>
+      </w:r>
+    </w:p>
+    <w:tbl>
+      <w:tblPr>
+        <w:tblStyle w:val="Tabelacomgrade"/>
+        <w:tblW w:w="0" w:type="auto"/>
+        <w:tblInd w:w="10" w:type="dxa"/>
+        <w:tblLook w:val="04A0" w:firstRow="1" w:lastRow="0" w:firstColumn="1" w:lastColumn="0" w:noHBand="0" w:noVBand="1"/>
+      </w:tblPr>
+      <w:tblGrid>
+        <w:gridCol w:w="2112"/>
+        <w:gridCol w:w="2551"/>
+        <w:gridCol w:w="4387"/>
+      </w:tblGrid>
+      <w:tr>
+        <w:tc>
+          <w:tcPr>
+            <w:tcW w:w="2112" w:type="dxa"/>
+          </w:tcPr>
+          <w:p>
+            <w:pPr>
+              <w:ind w:left="0" w:firstLine="0"/>
+              <w:jc w:val="center"/>
+              <w:rPr>
+                <w:b/>
+                <w:bCs/>
+              </w:rPr>
+            </w:pPr>
+            <w:r>
+              <w:rPr>
+                <w:b/>
+                <w:bCs/>
+              </w:rPr>
+              <w:t>Método HTTP</w:t>
+            </w:r>
+          </w:p>
+        </w:tc>
+        <w:tc>
+          <w:tcPr>
+            <w:tcW w:w="2551" w:type="dxa"/>
+          </w:tcPr>
+          <w:p>
+            <w:pPr>
+              <w:ind w:left="0" w:firstLine="0"/>
+              <w:jc w:val="center"/>
+              <w:rPr>
+                <w:b/>
+                <w:bCs/>
+              </w:rPr>
+            </w:pPr>
+            <w:proofErr w:type="spellStart"/>
+            <w:r>
+              <w:rPr>
+                <w:b/>
+                <w:bCs/>
+              </w:rPr>
+              <w:t>Endpoint</w:t>
+            </w:r>
+            <w:proofErr w:type="spellEnd"/>
+          </w:p>
+        </w:tc>
+        <w:tc>
+          <w:tcPr>
+            <w:tcW w:w="4387" w:type="dxa"/>
+          </w:tcPr>
+          <w:p>
+            <w:pPr>
+              <w:ind w:left="0" w:firstLine="0"/>
+              <w:jc w:val="center"/>
+              <w:rPr>
+                <w:b/>
+                <w:bCs/>
+              </w:rPr>
+            </w:pPr>
+            <w:r>
+              <w:rPr>
+                <w:b/>
+                <w:bCs/>
+              </w:rPr>
+              <w:t>Descrição</w:t>
+            </w:r>
+          </w:p>
+        </w:tc>
+      </w:tr>
+      <w:tr>
+        <w:trPr>
+          <w:trHeight w:val="718"/>
+        </w:trPr>
+        <w:tc>
+          <w:tcPr>
+            <w:tcW w:w="2112" w:type="dxa"/>
+          </w:tcPr>
+          <w:p>
+            <w:pPr>
+              <w:ind w:left="0" w:firstLine="0"/>
+              <w:jc w:val="center"/>
+            </w:pPr>
+            <w:r>
+              <w:t>GET</w:t>
+            </w:r>
+          </w:p>
+        </w:tc>
+        <w:tc>
+          <w:tcPr>
+            <w:tcW w:w="2551" w:type="dxa"/>
+          </w:tcPr>
+          <w:p>
+            <w:pPr>
+              <w:ind w:left="0" w:firstLine="0"/>
+            </w:pPr>
+            <w:r>
+              <w:t>/status</w:t>
+            </w:r>
+          </w:p>
+        </w:tc>
+        <w:tc>
+          <w:tcPr>
+            <w:tcW w:w="4387" w:type="dxa"/>
+          </w:tcPr>
+          <w:p>
+            <w:pPr>
+              <w:ind w:left="0" w:firstLine="0"/>
+            </w:pPr>
+            <w:r>
+              <w:t>Lista todos os status cadastrados.</w:t>
+            </w:r>
+          </w:p>
+        </w:tc>
+      </w:tr>
+      <w:tr>
+        <w:trPr>
+          <w:trHeight w:val="700"/>
+        </w:trPr>
+        <w:tc>
+          <w:tcPr>
+            <w:tcW w:w="2112" w:type="dxa"/>
+          </w:tcPr>
+          <w:p>
+            <w:pPr>
+              <w:ind w:left="0" w:firstLine="0"/>
+              <w:jc w:val="center"/>
+            </w:pPr>
+            <w:r>
+              <w:t>GET</w:t>
+            </w:r>
+          </w:p>
+        </w:tc>
+        <w:tc>
+          <w:tcPr>
+            <w:tcW w:w="2551" w:type="dxa"/>
+          </w:tcPr>
+          <w:p>
+            <w:pPr>
+              <w:ind w:left="0" w:firstLine="0"/>
+            </w:pPr>
+            <w:r>
+              <w:t>/status/{id}</w:t>
+            </w:r>
+          </w:p>
+        </w:tc>
+        <w:tc>
+          <w:tcPr>
+            <w:tcW w:w="4387" w:type="dxa"/>
+          </w:tcPr>
+          <w:p>
+            <w:pPr>
+              <w:ind w:left="0" w:firstLine="0"/>
+            </w:pPr>
+            <w:r>
+              <w:t>Consulta um status específico.</w:t>
+            </w:r>
+          </w:p>
+        </w:tc>
+      </w:tr>
+      <w:tr>
+        <w:trPr>
+          <w:trHeight w:val="697"/>
+        </w:trPr>
+        <w:tc>
+          <w:tcPr>
+            <w:tcW w:w="2112" w:type="dxa"/>
+          </w:tcPr>
+          <w:p>
+            <w:pPr>
+              <w:ind w:left="0" w:firstLine="0"/>
+              <w:jc w:val="center"/>
+            </w:pPr>
+            <w:r>
+              <w:t>POST</w:t>
+            </w:r>
+          </w:p>
+        </w:tc>
+        <w:tc>
+          <w:tcPr>
+            <w:tcW w:w="2551" w:type="dxa"/>
+          </w:tcPr>
+          <w:p>
+            <w:pPr>
+              <w:ind w:left="0" w:firstLine="0"/>
+            </w:pPr>
+            <w:r>
+              <w:t>/status</w:t>
+            </w:r>
+          </w:p>
+        </w:tc>
+        <w:tc>
+          <w:tcPr>
+            <w:tcW w:w="4387" w:type="dxa"/>
+          </w:tcPr>
+          <w:p>
+            <w:pPr>
+              <w:ind w:left="0" w:firstLine="0"/>
+            </w:pPr>
+            <w:r>
+              <w:t>Cadastra um novo status.</w:t>
+            </w:r>
+          </w:p>
+        </w:tc>
+      </w:tr>
+      <w:tr>
+        <w:trPr>
+          <w:trHeight w:val="693"/>
+        </w:trPr>
+        <w:tc>
+          <w:tcPr>
+            <w:tcW w:w="2112" w:type="dxa"/>
+          </w:tcPr>
+          <w:p>
+            <w:pPr>
+              <w:ind w:left="0" w:firstLine="0"/>
+              <w:jc w:val="center"/>
+            </w:pPr>
+            <w:r>
+              <w:t>PUT</w:t>
+            </w:r>
+          </w:p>
+        </w:tc>
+        <w:tc>
+          <w:tcPr>
+            <w:tcW w:w="2551" w:type="dxa"/>
+          </w:tcPr>
+          <w:p>
+            <w:pPr>
+              <w:ind w:left="0" w:firstLine="0"/>
+            </w:pPr>
+            <w:r>
+              <w:t>/status/{id}</w:t>
+            </w:r>
+          </w:p>
+        </w:tc>
+        <w:tc>
+          <w:tcPr>
+            <w:tcW w:w="4387" w:type="dxa"/>
+          </w:tcPr>
+          <w:p>
+            <w:pPr>
+              <w:ind w:left="0" w:firstLine="0"/>
+            </w:pPr>
+            <w:r>
+              <w:t>Atualiza um status existente.</w:t>
+            </w:r>
+          </w:p>
+        </w:tc>
+      </w:tr>
+      <w:tr>
+        <w:trPr>
+          <w:trHeight w:val="703"/>
+        </w:trPr>
+        <w:tc>
+          <w:tcPr>
+            <w:tcW w:w="2112" w:type="dxa"/>
+          </w:tcPr>
+          <w:p>
+            <w:pPr>
+              <w:ind w:left="0" w:firstLine="0"/>
+              <w:jc w:val="center"/>
+            </w:pPr>
+            <w:r>
+              <w:t>DELETE</w:t>
+            </w:r>
+          </w:p>
+        </w:tc>
+        <w:tc>
+          <w:tcPr>
+            <w:tcW w:w="2551" w:type="dxa"/>
+          </w:tcPr>
+          <w:p>
+            <w:pPr>
+              <w:ind w:left="0" w:firstLine="0"/>
+            </w:pPr>
+            <w:r>
+              <w:t>/status/{id}</w:t>
+            </w:r>
+          </w:p>
+        </w:tc>
+        <w:tc>
+          <w:tcPr>
+            <w:tcW w:w="4387" w:type="dxa"/>
+          </w:tcPr>
+          <w:p>
+            <w:pPr>
+              <w:ind w:left="0" w:firstLine="0"/>
+            </w:pPr>
+            <w:r>
+              <w:t>Remove um status.</w:t>
+            </w:r>
+          </w:p>
+        </w:tc>
+      </w:tr>
+    </w:tbl>
+    <w:p/>
+    <w:p/>
+    <w:p/>
+    <w:p>
+      <w:pPr>
+        <w:ind w:left="0" w:firstLine="0"/>
+      </w:pPr>
+      <w:r>
+        <w:tab/>
+      </w:r>
+    </w:p>
+    <w:p>
+      <w:pPr>
+        <w:spacing w:after="161" w:line="360" w:lineRule="auto"/>
+        <w:ind w:right="168"/>
+      </w:pPr>
+    </w:p>
+    <w:p>
+      <w:pPr>
+        <w:spacing w:after="161" w:line="360" w:lineRule="auto"/>
+        <w:ind w:right="168"/>
       </w:pPr>
     </w:p>
     <w:p>
       <w:pPr>
         <w:spacing w:after="161" w:line="260" w:lineRule="auto"/>
         <w:ind w:left="-15" w:right="168" w:firstLine="701"/>
-        <w:jc w:val="both"/>
       </w:pPr>
     </w:p>
     <w:p>
       <w:pPr>
         <w:spacing w:after="161" w:line="260" w:lineRule="auto"/>
         <w:ind w:left="-15" w:right="168" w:firstLine="701"/>
-        <w:jc w:val="both"/>
-      </w:pPr>
-    </w:p>
+      </w:pPr>
+    </w:p>
+    <w:p>
+      <w:pPr>
+        <w:spacing w:after="161" w:line="260" w:lineRule="auto"/>
+        <w:ind w:left="-15" w:right="168" w:firstLine="701"/>
+      </w:pPr>
+    </w:p>
+    <w:p>
+      <w:pPr>
+        <w:spacing w:after="161" w:line="260" w:lineRule="auto"/>
+        <w:ind w:left="-15" w:right="168" w:firstLine="701"/>
+      </w:pPr>
+    </w:p>
+    <w:p>
+      <w:pPr>
+        <w:spacing w:after="161" w:line="260" w:lineRule="auto"/>
+        <w:ind w:left="-15" w:right="168" w:firstLine="701"/>
+      </w:pPr>
+    </w:p>
+    <w:p/>
+    <w:p>
+      <w:pPr>
+        <w:pStyle w:val="Ttulo2"/>
+      </w:pPr>
+      <w:bookmarkStart w:id="29" w:name="_Toc233832154"/>
+      <w:r>
+        <w:lastRenderedPageBreak/>
+        <w:t>2.6.</w:t>
+      </w:r>
+      <w:r>
+        <w:t>6</w:t>
+      </w:r>
+      <w:r>
+        <w:t xml:space="preserve"> ESTOQUE CONTROLLER</w:t>
+      </w:r>
+      <w:bookmarkEnd w:id="29"/>
+    </w:p>
+    <w:p/>
+    <w:p>
+      <w:r>
+        <w:tab/>
+      </w:r>
+      <w:r>
+        <w:tab/>
+        <w:t xml:space="preserve">O </w:t>
+      </w:r>
+      <w:proofErr w:type="spellStart"/>
+      <w:r>
+        <w:rPr>
+          <w:b/>
+          <w:bCs/>
+        </w:rPr>
+        <w:t>EstoqueController</w:t>
+      </w:r>
+      <w:proofErr w:type="spellEnd"/>
+      <w:r>
+        <w:rPr>
+          <w:b/>
+          <w:bCs/>
+        </w:rPr>
+        <w:t xml:space="preserve"> </w:t>
+      </w:r>
+      <w:r>
+        <w:t>é responsável pelas operações relacionadas ao controle de estoque dos produtos.</w:t>
+      </w:r>
+    </w:p>
+    <w:p/>
+    <w:tbl>
+      <w:tblPr>
+        <w:tblStyle w:val="Tabelacomgrade"/>
+        <w:tblW w:w="0" w:type="auto"/>
+        <w:tblInd w:w="10" w:type="dxa"/>
+        <w:tblLook w:val="04A0" w:firstRow="1" w:lastRow="0" w:firstColumn="1" w:lastColumn="0" w:noHBand="0" w:noVBand="1"/>
+      </w:tblPr>
+      <w:tblGrid>
+        <w:gridCol w:w="2112"/>
+        <w:gridCol w:w="2551"/>
+        <w:gridCol w:w="4387"/>
+      </w:tblGrid>
+      <w:tr>
+        <w:tc>
+          <w:tcPr>
+            <w:tcW w:w="2112" w:type="dxa"/>
+          </w:tcPr>
+          <w:p>
+            <w:pPr>
+              <w:ind w:left="0" w:firstLine="0"/>
+              <w:jc w:val="center"/>
+              <w:rPr>
+                <w:b/>
+                <w:bCs/>
+              </w:rPr>
+            </w:pPr>
+            <w:r>
+              <w:rPr>
+                <w:b/>
+                <w:bCs/>
+              </w:rPr>
+              <w:t>Método HTTP</w:t>
+            </w:r>
+          </w:p>
+        </w:tc>
+        <w:tc>
+          <w:tcPr>
+            <w:tcW w:w="2551" w:type="dxa"/>
+          </w:tcPr>
+          <w:p>
+            <w:pPr>
+              <w:ind w:left="0" w:firstLine="0"/>
+              <w:jc w:val="center"/>
+              <w:rPr>
+                <w:b/>
+                <w:bCs/>
+              </w:rPr>
+            </w:pPr>
+            <w:proofErr w:type="spellStart"/>
+            <w:r>
+              <w:rPr>
+                <w:b/>
+                <w:bCs/>
+              </w:rPr>
+              <w:t>Endpoint</w:t>
+            </w:r>
+            <w:proofErr w:type="spellEnd"/>
+          </w:p>
+        </w:tc>
+        <w:tc>
+          <w:tcPr>
+            <w:tcW w:w="4387" w:type="dxa"/>
+          </w:tcPr>
+          <w:p>
+            <w:pPr>
+              <w:ind w:left="0" w:firstLine="0"/>
+              <w:jc w:val="center"/>
+              <w:rPr>
+                <w:b/>
+                <w:bCs/>
+              </w:rPr>
+            </w:pPr>
+            <w:r>
+              <w:rPr>
+                <w:b/>
+                <w:bCs/>
+              </w:rPr>
+              <w:t>Descrição</w:t>
+            </w:r>
+          </w:p>
+        </w:tc>
+      </w:tr>
+      <w:tr>
+        <w:trPr>
+          <w:trHeight w:val="577"/>
+        </w:trPr>
+        <w:tc>
+          <w:tcPr>
+            <w:tcW w:w="2112" w:type="dxa"/>
+          </w:tcPr>
+          <w:p>
+            <w:pPr>
+              <w:ind w:left="0" w:firstLine="0"/>
+            </w:pPr>
+            <w:r>
+              <w:t>GET</w:t>
+            </w:r>
+          </w:p>
+        </w:tc>
+        <w:tc>
+          <w:tcPr>
+            <w:tcW w:w="2551" w:type="dxa"/>
+          </w:tcPr>
+          <w:p>
+            <w:pPr>
+              <w:ind w:left="0" w:firstLine="0"/>
+            </w:pPr>
+            <w:r>
+              <w:t>/estoque</w:t>
+            </w:r>
+          </w:p>
+        </w:tc>
+        <w:tc>
+          <w:tcPr>
+            <w:tcW w:w="4387" w:type="dxa"/>
+          </w:tcPr>
+          <w:p>
+            <w:pPr>
+              <w:ind w:left="0" w:firstLine="0"/>
+            </w:pPr>
+            <w:r>
+              <w:t>Lista os registros de estoque.</w:t>
+            </w:r>
+          </w:p>
+        </w:tc>
+      </w:tr>
+      <w:tr>
+        <w:trPr>
+          <w:trHeight w:val="557"/>
+        </w:trPr>
+        <w:tc>
+          <w:tcPr>
+            <w:tcW w:w="2112" w:type="dxa"/>
+          </w:tcPr>
+          <w:p>
+            <w:pPr>
+              <w:ind w:left="0" w:firstLine="0"/>
+            </w:pPr>
+            <w:r>
+              <w:t>GET</w:t>
+            </w:r>
+          </w:p>
+        </w:tc>
+        <w:tc>
+          <w:tcPr>
+            <w:tcW w:w="2551" w:type="dxa"/>
+          </w:tcPr>
+          <w:p>
+            <w:pPr>
+              <w:ind w:left="0" w:firstLine="0"/>
+            </w:pPr>
+            <w:r>
+              <w:t>/estoque/{id}</w:t>
+            </w:r>
+          </w:p>
+        </w:tc>
+        <w:tc>
+          <w:tcPr>
+            <w:tcW w:w="4387" w:type="dxa"/>
+          </w:tcPr>
+          <w:p>
+            <w:pPr>
+              <w:ind w:left="0" w:firstLine="0"/>
+            </w:pPr>
+            <w:r>
+              <w:t>Consulta um registro específico.</w:t>
+            </w:r>
+          </w:p>
+        </w:tc>
+      </w:tr>
+      <w:tr>
+        <w:trPr>
+          <w:trHeight w:val="693"/>
+        </w:trPr>
+        <w:tc>
+          <w:tcPr>
+            <w:tcW w:w="2112" w:type="dxa"/>
+          </w:tcPr>
+          <w:p>
+            <w:pPr>
+              <w:ind w:left="0" w:firstLine="0"/>
+            </w:pPr>
+            <w:r>
+              <w:t>POST</w:t>
+            </w:r>
+          </w:p>
+        </w:tc>
+        <w:tc>
+          <w:tcPr>
+            <w:tcW w:w="2551" w:type="dxa"/>
+          </w:tcPr>
+          <w:p>
+            <w:pPr>
+              <w:ind w:left="0" w:firstLine="0"/>
+            </w:pPr>
+            <w:r>
+              <w:t>/estoque</w:t>
+            </w:r>
+          </w:p>
+        </w:tc>
+        <w:tc>
+          <w:tcPr>
+            <w:tcW w:w="4387" w:type="dxa"/>
+          </w:tcPr>
+          <w:p>
+            <w:pPr>
+              <w:ind w:left="0" w:firstLine="0"/>
+            </w:pPr>
+            <w:r>
+              <w:t>Cadastra um novo registro de estoque.</w:t>
+            </w:r>
+          </w:p>
+        </w:tc>
+      </w:tr>
+      <w:tr>
+        <w:trPr>
+          <w:trHeight w:val="715"/>
+        </w:trPr>
+        <w:tc>
+          <w:tcPr>
+            <w:tcW w:w="2112" w:type="dxa"/>
+          </w:tcPr>
+          <w:p>
+            <w:pPr>
+              <w:ind w:left="0" w:firstLine="0"/>
+            </w:pPr>
+            <w:r>
+              <w:t>PUT</w:t>
+            </w:r>
+          </w:p>
+        </w:tc>
+        <w:tc>
+          <w:tcPr>
+            <w:tcW w:w="2551" w:type="dxa"/>
+          </w:tcPr>
+          <w:p>
+            <w:pPr>
+              <w:ind w:left="0" w:firstLine="0"/>
+            </w:pPr>
+            <w:r>
+              <w:t>/estoque/{id}</w:t>
+            </w:r>
+          </w:p>
+        </w:tc>
+        <w:tc>
+          <w:tcPr>
+            <w:tcW w:w="4387" w:type="dxa"/>
+          </w:tcPr>
+          <w:p>
+            <w:pPr>
+              <w:ind w:left="0" w:firstLine="0"/>
+            </w:pPr>
+            <w:r>
+              <w:t>Atualiza as informações do estoque.</w:t>
+            </w:r>
+          </w:p>
+        </w:tc>
+      </w:tr>
+      <w:tr>
+        <w:trPr>
+          <w:trHeight w:val="694"/>
+        </w:trPr>
+        <w:tc>
+          <w:tcPr>
+            <w:tcW w:w="2112" w:type="dxa"/>
+          </w:tcPr>
+          <w:p>
+            <w:pPr>
+              <w:ind w:left="0" w:firstLine="0"/>
+            </w:pPr>
+            <w:r>
+              <w:t>DELETE</w:t>
+            </w:r>
+          </w:p>
+        </w:tc>
+        <w:tc>
+          <w:tcPr>
+            <w:tcW w:w="2551" w:type="dxa"/>
+          </w:tcPr>
+          <w:p>
+            <w:pPr>
+              <w:ind w:left="0" w:firstLine="0"/>
+            </w:pPr>
+            <w:r>
+              <w:t>/estoque/{id}</w:t>
+            </w:r>
+          </w:p>
+        </w:tc>
+        <w:tc>
+          <w:tcPr>
+            <w:tcW w:w="4387" w:type="dxa"/>
+          </w:tcPr>
+          <w:p>
+            <w:pPr>
+              <w:ind w:left="0" w:firstLine="0"/>
+            </w:pPr>
+            <w:r>
+              <w:t>Remove um registro de estoque.</w:t>
+            </w:r>
+          </w:p>
+        </w:tc>
+      </w:tr>
+    </w:tbl>
+    <w:p/>
+    <w:p/>
+    <w:p>
+      <w:pPr>
+        <w:pStyle w:val="Ttulo2"/>
+      </w:pPr>
+      <w:bookmarkStart w:id="30" w:name="_Toc233832155"/>
+      <w:r>
+        <w:t>2.6.</w:t>
+      </w:r>
+      <w:r>
+        <w:t>7</w:t>
+      </w:r>
+      <w:r>
+        <w:t xml:space="preserve"> RECEITA CONTROLLER</w:t>
+      </w:r>
+      <w:bookmarkEnd w:id="30"/>
+    </w:p>
+    <w:p/>
+    <w:p>
+      <w:r>
+        <w:tab/>
+      </w:r>
+      <w:r>
+        <w:tab/>
+      </w:r>
+      <w:r>
+        <w:t xml:space="preserve">O </w:t>
+      </w:r>
+      <w:proofErr w:type="spellStart"/>
+      <w:r>
+        <w:rPr>
+          <w:b/>
+          <w:bCs/>
+        </w:rPr>
+        <w:t>ReceitaController</w:t>
+      </w:r>
+      <w:proofErr w:type="spellEnd"/>
+      <w:r>
+        <w:t xml:space="preserve"> disponibiliza os </w:t>
+      </w:r>
+      <w:proofErr w:type="spellStart"/>
+      <w:r>
+        <w:t>endpoints</w:t>
+      </w:r>
+      <w:proofErr w:type="spellEnd"/>
+      <w:r>
+        <w:t xml:space="preserve"> responsáveis pelo gerenciamento das receitas cadastradas para os produtos.</w:t>
+      </w:r>
+    </w:p>
+    <w:p/>
+    <w:tbl>
+      <w:tblPr>
+        <w:tblStyle w:val="Tabelacomgrade"/>
+        <w:tblW w:w="0" w:type="auto"/>
+        <w:tblInd w:w="10" w:type="dxa"/>
+        <w:tblLook w:val="04A0" w:firstRow="1" w:lastRow="0" w:firstColumn="1" w:lastColumn="0" w:noHBand="0" w:noVBand="1"/>
+      </w:tblPr>
+      <w:tblGrid>
+        <w:gridCol w:w="2112"/>
+        <w:gridCol w:w="2551"/>
+        <w:gridCol w:w="4387"/>
+      </w:tblGrid>
+      <w:tr>
+        <w:tc>
+          <w:tcPr>
+            <w:tcW w:w="2112" w:type="dxa"/>
+          </w:tcPr>
+          <w:p>
+            <w:pPr>
+              <w:ind w:left="0" w:firstLine="0"/>
+              <w:jc w:val="center"/>
+              <w:rPr>
+                <w:b/>
+                <w:bCs/>
+              </w:rPr>
+            </w:pPr>
+            <w:r>
+              <w:rPr>
+                <w:b/>
+                <w:bCs/>
+              </w:rPr>
+              <w:t>Método HTTP</w:t>
+            </w:r>
+          </w:p>
+        </w:tc>
+        <w:tc>
+          <w:tcPr>
+            <w:tcW w:w="2551" w:type="dxa"/>
+          </w:tcPr>
+          <w:p>
+            <w:pPr>
+              <w:ind w:left="0" w:firstLine="0"/>
+              <w:jc w:val="center"/>
+              <w:rPr>
+                <w:b/>
+                <w:bCs/>
+              </w:rPr>
+            </w:pPr>
+            <w:proofErr w:type="spellStart"/>
+            <w:r>
+              <w:rPr>
+                <w:b/>
+                <w:bCs/>
+              </w:rPr>
+              <w:t>Endpoint</w:t>
+            </w:r>
+            <w:proofErr w:type="spellEnd"/>
+          </w:p>
+        </w:tc>
+        <w:tc>
+          <w:tcPr>
+            <w:tcW w:w="4387" w:type="dxa"/>
+          </w:tcPr>
+          <w:p>
+            <w:pPr>
+              <w:ind w:left="0" w:firstLine="0"/>
+              <w:jc w:val="center"/>
+              <w:rPr>
+                <w:b/>
+                <w:bCs/>
+              </w:rPr>
+            </w:pPr>
+            <w:r>
+              <w:rPr>
+                <w:b/>
+                <w:bCs/>
+              </w:rPr>
+              <w:t>Descrição</w:t>
+            </w:r>
+          </w:p>
+        </w:tc>
+      </w:tr>
+      <w:tr>
+        <w:trPr>
+          <w:trHeight w:val="659"/>
+        </w:trPr>
+        <w:tc>
+          <w:tcPr>
+            <w:tcW w:w="2112" w:type="dxa"/>
+          </w:tcPr>
+          <w:p>
+            <w:pPr>
+              <w:ind w:left="0" w:firstLine="0"/>
+              <w:jc w:val="center"/>
+            </w:pPr>
+            <w:r>
+              <w:t>GET</w:t>
+            </w:r>
+          </w:p>
+        </w:tc>
+        <w:tc>
+          <w:tcPr>
+            <w:tcW w:w="2551" w:type="dxa"/>
+          </w:tcPr>
+          <w:p>
+            <w:pPr>
+              <w:ind w:left="0" w:firstLine="0"/>
+            </w:pPr>
+            <w:r>
+              <w:t>/receita</w:t>
+            </w:r>
+          </w:p>
+        </w:tc>
+        <w:tc>
+          <w:tcPr>
+            <w:tcW w:w="4387" w:type="dxa"/>
+          </w:tcPr>
+          <w:p>
+            <w:pPr>
+              <w:ind w:left="0" w:firstLine="0"/>
+            </w:pPr>
+            <w:r>
+              <w:t>Lista todas as receitas.</w:t>
+            </w:r>
+          </w:p>
+        </w:tc>
+      </w:tr>
+      <w:tr>
+        <w:trPr>
+          <w:trHeight w:val="711"/>
+        </w:trPr>
+        <w:tc>
+          <w:tcPr>
+            <w:tcW w:w="2112" w:type="dxa"/>
+          </w:tcPr>
+          <w:p>
+            <w:pPr>
+              <w:ind w:left="0" w:firstLine="0"/>
+              <w:jc w:val="center"/>
+            </w:pPr>
+            <w:r>
+              <w:t>GET</w:t>
+            </w:r>
+          </w:p>
+        </w:tc>
+        <w:tc>
+          <w:tcPr>
+            <w:tcW w:w="2551" w:type="dxa"/>
+          </w:tcPr>
+          <w:p>
+            <w:pPr>
+              <w:ind w:left="0" w:firstLine="0"/>
+            </w:pPr>
+            <w:r>
+              <w:t>/receita/{id}</w:t>
+            </w:r>
+          </w:p>
+        </w:tc>
+        <w:tc>
+          <w:tcPr>
+            <w:tcW w:w="4387" w:type="dxa"/>
+          </w:tcPr>
+          <w:p>
+            <w:pPr>
+              <w:ind w:left="0" w:firstLine="0"/>
+            </w:pPr>
+            <w:r>
+              <w:t>Consulta uma receita específica.</w:t>
+            </w:r>
+          </w:p>
+        </w:tc>
+      </w:tr>
+      <w:tr>
+        <w:trPr>
+          <w:trHeight w:val="693"/>
+        </w:trPr>
+        <w:tc>
+          <w:tcPr>
+            <w:tcW w:w="2112" w:type="dxa"/>
+          </w:tcPr>
+          <w:p>
+            <w:pPr>
+              <w:ind w:left="0" w:firstLine="0"/>
+              <w:jc w:val="center"/>
+            </w:pPr>
+            <w:r>
+              <w:t>POST</w:t>
+            </w:r>
+          </w:p>
+        </w:tc>
+        <w:tc>
+          <w:tcPr>
+            <w:tcW w:w="2551" w:type="dxa"/>
+          </w:tcPr>
+          <w:p>
+            <w:pPr>
+              <w:ind w:left="0" w:firstLine="0"/>
+            </w:pPr>
+            <w:r>
+              <w:t>/receita</w:t>
+            </w:r>
+          </w:p>
+        </w:tc>
+        <w:tc>
+          <w:tcPr>
+            <w:tcW w:w="4387" w:type="dxa"/>
+          </w:tcPr>
+          <w:p>
+            <w:pPr>
+              <w:ind w:left="0" w:firstLine="0"/>
+            </w:pPr>
+            <w:r>
+              <w:t>Cadastra uma nova receita.</w:t>
+            </w:r>
+          </w:p>
+        </w:tc>
+      </w:tr>
+      <w:tr>
+        <w:trPr>
+          <w:trHeight w:val="703"/>
+        </w:trPr>
+        <w:tc>
+          <w:tcPr>
+            <w:tcW w:w="2112" w:type="dxa"/>
+          </w:tcPr>
+          <w:p>
+            <w:pPr>
+              <w:ind w:left="0" w:firstLine="0"/>
+              <w:jc w:val="center"/>
+            </w:pPr>
+            <w:r>
+              <w:t>PUT</w:t>
+            </w:r>
+          </w:p>
+        </w:tc>
+        <w:tc>
+          <w:tcPr>
+            <w:tcW w:w="2551" w:type="dxa"/>
+          </w:tcPr>
+          <w:p>
+            <w:pPr>
+              <w:ind w:left="0" w:firstLine="0"/>
+            </w:pPr>
+            <w:r>
+              <w:t>/receita/{id}</w:t>
+            </w:r>
+          </w:p>
+        </w:tc>
+        <w:tc>
+          <w:tcPr>
+            <w:tcW w:w="4387" w:type="dxa"/>
+          </w:tcPr>
+          <w:p>
+            <w:pPr>
+              <w:ind w:left="0" w:firstLine="0"/>
+            </w:pPr>
+            <w:r>
+              <w:t>Atualiza uma receita existente.</w:t>
+            </w:r>
+          </w:p>
+        </w:tc>
+      </w:tr>
+      <w:tr>
+        <w:trPr>
+          <w:trHeight w:val="685"/>
+        </w:trPr>
+        <w:tc>
+          <w:tcPr>
+            <w:tcW w:w="2112" w:type="dxa"/>
+          </w:tcPr>
+          <w:p>
+            <w:pPr>
+              <w:ind w:left="0" w:firstLine="0"/>
+              <w:jc w:val="center"/>
+            </w:pPr>
+            <w:r>
+              <w:t>DELETE</w:t>
+            </w:r>
+          </w:p>
+        </w:tc>
+        <w:tc>
+          <w:tcPr>
+            <w:tcW w:w="2551" w:type="dxa"/>
+          </w:tcPr>
+          <w:p>
+            <w:pPr>
+              <w:ind w:left="0" w:firstLine="0"/>
+            </w:pPr>
+            <w:r>
+              <w:t>/receita/{id}</w:t>
+            </w:r>
+          </w:p>
+        </w:tc>
+        <w:tc>
+          <w:tcPr>
+            <w:tcW w:w="4387" w:type="dxa"/>
+          </w:tcPr>
+          <w:p>
+            <w:pPr>
+              <w:ind w:left="0" w:firstLine="0"/>
+            </w:pPr>
+            <w:r>
+              <w:t>Remove uma receita.</w:t>
+            </w:r>
+          </w:p>
+        </w:tc>
+      </w:tr>
+    </w:tbl>
+    <w:p/>
+    <w:p>
+      <w:pPr>
+        <w:ind w:left="0" w:firstLine="0"/>
+      </w:pPr>
+    </w:p>
+    <w:p>
+      <w:pPr>
+        <w:pStyle w:val="Ttulo2"/>
+      </w:pPr>
+      <w:bookmarkStart w:id="31" w:name="_Toc233832156"/>
+      <w:r>
+        <w:lastRenderedPageBreak/>
+        <w:t>2.6.</w:t>
+      </w:r>
+      <w:r>
+        <w:t>8</w:t>
+      </w:r>
+      <w:r>
+        <w:t xml:space="preserve"> </w:t>
+      </w:r>
+      <w:proofErr w:type="spellStart"/>
+      <w:r>
+        <w:t>VersaoReceita</w:t>
+      </w:r>
+      <w:proofErr w:type="spellEnd"/>
+      <w:r>
+        <w:t xml:space="preserve"> CONTROLLER</w:t>
+      </w:r>
+      <w:bookmarkEnd w:id="31"/>
+    </w:p>
+    <w:p>
+      <w:pPr>
+        <w:ind w:left="0" w:firstLine="0"/>
+      </w:pPr>
+    </w:p>
+    <w:p>
+      <w:pPr>
+        <w:ind w:left="0" w:firstLine="0"/>
+      </w:pPr>
+      <w:r>
+        <w:tab/>
+      </w:r>
+      <w:r>
+        <w:t xml:space="preserve">O </w:t>
+      </w:r>
+      <w:proofErr w:type="spellStart"/>
+      <w:r>
+        <w:rPr>
+          <w:b/>
+          <w:bCs/>
+        </w:rPr>
+        <w:t>VersaoReceitaController</w:t>
+      </w:r>
+      <w:proofErr w:type="spellEnd"/>
+      <w:r>
+        <w:t xml:space="preserve"> é responsável pelo gerenciamento das diferentes versões das receitas cadastradas no sistema.</w:t>
+      </w:r>
+    </w:p>
+    <w:p>
+      <w:pPr>
+        <w:ind w:left="0" w:firstLine="0"/>
+      </w:pPr>
+    </w:p>
+    <w:tbl>
+      <w:tblPr>
+        <w:tblStyle w:val="Tabelacomgrade"/>
+        <w:tblW w:w="0" w:type="auto"/>
+        <w:tblLook w:val="04A0" w:firstRow="1" w:lastRow="0" w:firstColumn="1" w:lastColumn="0" w:noHBand="0" w:noVBand="1"/>
+      </w:tblPr>
+      <w:tblGrid>
+        <w:gridCol w:w="2122"/>
+        <w:gridCol w:w="2551"/>
+        <w:gridCol w:w="4387"/>
+      </w:tblGrid>
+      <w:tr>
+        <w:tc>
+          <w:tcPr>
+            <w:tcW w:w="2122" w:type="dxa"/>
+          </w:tcPr>
+          <w:p>
+            <w:pPr>
+              <w:ind w:left="0" w:firstLine="0"/>
+              <w:jc w:val="center"/>
+              <w:rPr>
+                <w:b/>
+                <w:bCs/>
+              </w:rPr>
+            </w:pPr>
+            <w:r>
+              <w:rPr>
+                <w:b/>
+                <w:bCs/>
+              </w:rPr>
+              <w:t>Método HTTP</w:t>
+            </w:r>
+          </w:p>
+        </w:tc>
+        <w:tc>
+          <w:tcPr>
+            <w:tcW w:w="2551" w:type="dxa"/>
+          </w:tcPr>
+          <w:p>
+            <w:pPr>
+              <w:ind w:left="0" w:firstLine="0"/>
+              <w:jc w:val="center"/>
+              <w:rPr>
+                <w:b/>
+                <w:bCs/>
+              </w:rPr>
+            </w:pPr>
+            <w:proofErr w:type="spellStart"/>
+            <w:r>
+              <w:rPr>
+                <w:b/>
+                <w:bCs/>
+              </w:rPr>
+              <w:t>Endpoint</w:t>
+            </w:r>
+            <w:proofErr w:type="spellEnd"/>
+          </w:p>
+        </w:tc>
+        <w:tc>
+          <w:tcPr>
+            <w:tcW w:w="4387" w:type="dxa"/>
+          </w:tcPr>
+          <w:p>
+            <w:pPr>
+              <w:ind w:left="0" w:firstLine="0"/>
+              <w:jc w:val="center"/>
+              <w:rPr>
+                <w:b/>
+                <w:bCs/>
+              </w:rPr>
+            </w:pPr>
+            <w:r>
+              <w:rPr>
+                <w:b/>
+                <w:bCs/>
+              </w:rPr>
+              <w:t>Descrição</w:t>
+            </w:r>
+          </w:p>
+        </w:tc>
+      </w:tr>
+      <w:tr>
+        <w:trPr>
+          <w:trHeight w:val="759"/>
+        </w:trPr>
+        <w:tc>
+          <w:tcPr>
+            <w:tcW w:w="2122" w:type="dxa"/>
+          </w:tcPr>
+          <w:p>
+            <w:pPr>
+              <w:ind w:left="0" w:firstLine="0"/>
+              <w:jc w:val="center"/>
+            </w:pPr>
+            <w:r>
+              <w:t>GET</w:t>
+            </w:r>
+          </w:p>
+        </w:tc>
+        <w:tc>
+          <w:tcPr>
+            <w:tcW w:w="2551" w:type="dxa"/>
+          </w:tcPr>
+          <w:p>
+            <w:pPr>
+              <w:ind w:left="0" w:firstLine="0"/>
+            </w:pPr>
+            <w:r>
+              <w:t>/</w:t>
+            </w:r>
+            <w:proofErr w:type="spellStart"/>
+            <w:r>
+              <w:t>versaoreceita</w:t>
+            </w:r>
+            <w:proofErr w:type="spellEnd"/>
+          </w:p>
+        </w:tc>
+        <w:tc>
+          <w:tcPr>
+            <w:tcW w:w="4387" w:type="dxa"/>
+          </w:tcPr>
+          <w:p>
+            <w:pPr>
+              <w:ind w:left="0" w:firstLine="0"/>
+            </w:pPr>
+            <w:r>
+              <w:t>Lista todas as versões.</w:t>
+            </w:r>
+          </w:p>
+        </w:tc>
+      </w:tr>
+      <w:tr>
+        <w:trPr>
+          <w:trHeight w:val="711"/>
+        </w:trPr>
+        <w:tc>
+          <w:tcPr>
+            <w:tcW w:w="2122" w:type="dxa"/>
+          </w:tcPr>
+          <w:p>
+            <w:pPr>
+              <w:ind w:left="0" w:firstLine="0"/>
+              <w:jc w:val="center"/>
+            </w:pPr>
+            <w:r>
+              <w:t>GET</w:t>
+            </w:r>
+          </w:p>
+        </w:tc>
+        <w:tc>
+          <w:tcPr>
+            <w:tcW w:w="2551" w:type="dxa"/>
+          </w:tcPr>
+          <w:p>
+            <w:pPr>
+              <w:ind w:left="0" w:firstLine="0"/>
+            </w:pPr>
+            <w:r>
+              <w:t>/</w:t>
+            </w:r>
+            <w:proofErr w:type="spellStart"/>
+            <w:r>
+              <w:t>versaoreceita</w:t>
+            </w:r>
+            <w:proofErr w:type="spellEnd"/>
+            <w:r>
+              <w:t>/{id}</w:t>
+            </w:r>
+          </w:p>
+        </w:tc>
+        <w:tc>
+          <w:tcPr>
+            <w:tcW w:w="4387" w:type="dxa"/>
+          </w:tcPr>
+          <w:p>
+            <w:pPr>
+              <w:ind w:left="0" w:firstLine="0"/>
+            </w:pPr>
+            <w:r>
+              <w:t>Consulta uma versão específica.</w:t>
+            </w:r>
+          </w:p>
+        </w:tc>
+      </w:tr>
+      <w:tr>
+        <w:trPr>
+          <w:trHeight w:val="820"/>
+        </w:trPr>
+        <w:tc>
+          <w:tcPr>
+            <w:tcW w:w="2122" w:type="dxa"/>
+          </w:tcPr>
+          <w:p>
+            <w:pPr>
+              <w:ind w:left="0" w:firstLine="0"/>
+              <w:jc w:val="center"/>
+            </w:pPr>
+            <w:r>
+              <w:t>POST</w:t>
+            </w:r>
+          </w:p>
+        </w:tc>
+        <w:tc>
+          <w:tcPr>
+            <w:tcW w:w="2551" w:type="dxa"/>
+          </w:tcPr>
+          <w:p>
+            <w:pPr>
+              <w:ind w:left="0" w:firstLine="0"/>
+            </w:pPr>
+            <w:r>
+              <w:t>/</w:t>
+            </w:r>
+            <w:proofErr w:type="spellStart"/>
+            <w:r>
+              <w:t>versaoreceita</w:t>
+            </w:r>
+            <w:proofErr w:type="spellEnd"/>
+          </w:p>
+        </w:tc>
+        <w:tc>
+          <w:tcPr>
+            <w:tcW w:w="4387" w:type="dxa"/>
+          </w:tcPr>
+          <w:p>
+            <w:pPr>
+              <w:ind w:left="0" w:firstLine="0"/>
+            </w:pPr>
+            <w:r>
+              <w:t>Cadastra uma nova versão.</w:t>
+            </w:r>
+          </w:p>
+        </w:tc>
+      </w:tr>
+      <w:tr>
+        <w:trPr>
+          <w:trHeight w:val="847"/>
+        </w:trPr>
+        <w:tc>
+          <w:tcPr>
+            <w:tcW w:w="2122" w:type="dxa"/>
+          </w:tcPr>
+          <w:p>
+            <w:pPr>
+              <w:ind w:left="0" w:firstLine="0"/>
+              <w:jc w:val="center"/>
+            </w:pPr>
+            <w:r>
+              <w:t>PUT</w:t>
+            </w:r>
+          </w:p>
+        </w:tc>
+        <w:tc>
+          <w:tcPr>
+            <w:tcW w:w="2551" w:type="dxa"/>
+          </w:tcPr>
+          <w:p>
+            <w:pPr>
+              <w:ind w:left="0" w:firstLine="0"/>
+            </w:pPr>
+            <w:r>
+              <w:t>/</w:t>
+            </w:r>
+            <w:proofErr w:type="spellStart"/>
+            <w:r>
+              <w:t>versaoreceita</w:t>
+            </w:r>
+            <w:proofErr w:type="spellEnd"/>
+            <w:r>
+              <w:t>/{id}</w:t>
+            </w:r>
+          </w:p>
+        </w:tc>
+        <w:tc>
+          <w:tcPr>
+            <w:tcW w:w="4387" w:type="dxa"/>
+          </w:tcPr>
+          <w:p>
+            <w:pPr>
+              <w:ind w:left="0" w:firstLine="0"/>
+            </w:pPr>
+            <w:r>
+              <w:t>Atualiza uma versão existente.</w:t>
+            </w:r>
+          </w:p>
+        </w:tc>
+      </w:tr>
+      <w:tr>
+        <w:trPr>
+          <w:trHeight w:val="843"/>
+        </w:trPr>
+        <w:tc>
+          <w:tcPr>
+            <w:tcW w:w="2122" w:type="dxa"/>
+          </w:tcPr>
+          <w:p>
+            <w:pPr>
+              <w:ind w:left="0" w:firstLine="0"/>
+              <w:jc w:val="center"/>
+            </w:pPr>
+            <w:r>
+              <w:t>DELETE</w:t>
+            </w:r>
+          </w:p>
+        </w:tc>
+        <w:tc>
+          <w:tcPr>
+            <w:tcW w:w="2551" w:type="dxa"/>
+          </w:tcPr>
+          <w:p>
+            <w:pPr>
+              <w:ind w:left="0" w:firstLine="0"/>
+            </w:pPr>
+            <w:r>
+              <w:t>/</w:t>
+            </w:r>
+            <w:proofErr w:type="spellStart"/>
+            <w:r>
+              <w:t>versaoreceita</w:t>
+            </w:r>
+            <w:proofErr w:type="spellEnd"/>
+            <w:r>
+              <w:t>/{id}</w:t>
+            </w:r>
+          </w:p>
+        </w:tc>
+        <w:tc>
+          <w:tcPr>
+            <w:tcW w:w="4387" w:type="dxa"/>
+          </w:tcPr>
+          <w:p>
+            <w:pPr>
+              <w:ind w:left="0" w:firstLine="0"/>
+            </w:pPr>
+            <w:r>
+              <w:t>Remove uma versão.</w:t>
+            </w:r>
+          </w:p>
+        </w:tc>
+      </w:tr>
+    </w:tbl>
+    <w:p>
+      <w:pPr>
+        <w:pStyle w:val="Ttulo2"/>
+      </w:pPr>
+    </w:p>
+    <w:p>
+      <w:pPr>
+        <w:pStyle w:val="Ttulo2"/>
+      </w:pPr>
+    </w:p>
+    <w:p>
+      <w:pPr>
+        <w:pStyle w:val="Ttulo2"/>
+      </w:pPr>
+      <w:bookmarkStart w:id="32" w:name="_Toc233832157"/>
+      <w:r>
+        <w:t>2.6.</w:t>
+      </w:r>
+      <w:r>
+        <w:t>9</w:t>
+      </w:r>
+      <w:r>
+        <w:t xml:space="preserve"> TESTE CONTROLER</w:t>
+      </w:r>
+      <w:bookmarkEnd w:id="32"/>
+    </w:p>
+    <w:p/>
+    <w:p>
+      <w:r>
+        <w:tab/>
+      </w:r>
+      <w:r>
+        <w:tab/>
+      </w:r>
+      <w:r>
+        <w:t xml:space="preserve">O </w:t>
+      </w:r>
+      <w:proofErr w:type="spellStart"/>
+      <w:r>
+        <w:rPr>
+          <w:b/>
+          <w:bCs/>
+        </w:rPr>
+        <w:t>TesteController</w:t>
+      </w:r>
+      <w:proofErr w:type="spellEnd"/>
+      <w:r>
+        <w:t xml:space="preserve"> gerencia os testes realizados nas versões das receitas.</w:t>
+      </w:r>
+    </w:p>
+    <w:p/>
+    <w:tbl>
+      <w:tblPr>
+        <w:tblStyle w:val="Tabelacomgrade"/>
+        <w:tblW w:w="0" w:type="auto"/>
+        <w:tblInd w:w="10" w:type="dxa"/>
+        <w:tblLook w:val="04A0" w:firstRow="1" w:lastRow="0" w:firstColumn="1" w:lastColumn="0" w:noHBand="0" w:noVBand="1"/>
+      </w:tblPr>
+      <w:tblGrid>
+        <w:gridCol w:w="2112"/>
+        <w:gridCol w:w="2551"/>
+        <w:gridCol w:w="4387"/>
+      </w:tblGrid>
+      <w:tr>
+        <w:tc>
+          <w:tcPr>
+            <w:tcW w:w="2112" w:type="dxa"/>
+          </w:tcPr>
+          <w:p>
+            <w:pPr>
+              <w:ind w:left="0" w:firstLine="0"/>
+              <w:jc w:val="center"/>
+              <w:rPr>
+                <w:b/>
+                <w:bCs/>
+              </w:rPr>
+            </w:pPr>
+            <w:r>
+              <w:rPr>
+                <w:b/>
+                <w:bCs/>
+              </w:rPr>
+              <w:t>Método HTTP</w:t>
+            </w:r>
+          </w:p>
+        </w:tc>
+        <w:tc>
+          <w:tcPr>
+            <w:tcW w:w="2551" w:type="dxa"/>
+          </w:tcPr>
+          <w:p>
+            <w:pPr>
+              <w:ind w:left="0" w:firstLine="0"/>
+              <w:jc w:val="center"/>
+              <w:rPr>
+                <w:b/>
+                <w:bCs/>
+              </w:rPr>
+            </w:pPr>
+            <w:proofErr w:type="spellStart"/>
+            <w:r>
+              <w:rPr>
+                <w:b/>
+                <w:bCs/>
+              </w:rPr>
+              <w:t>Endpoint</w:t>
+            </w:r>
+            <w:proofErr w:type="spellEnd"/>
+          </w:p>
+        </w:tc>
+        <w:tc>
+          <w:tcPr>
+            <w:tcW w:w="4387" w:type="dxa"/>
+          </w:tcPr>
+          <w:p>
+            <w:pPr>
+              <w:ind w:left="0" w:firstLine="0"/>
+              <w:jc w:val="center"/>
+              <w:rPr>
+                <w:b/>
+                <w:bCs/>
+              </w:rPr>
+            </w:pPr>
+            <w:r>
+              <w:rPr>
+                <w:b/>
+                <w:bCs/>
+              </w:rPr>
+              <w:t>Descrição</w:t>
+            </w:r>
+          </w:p>
+        </w:tc>
+      </w:tr>
+      <w:tr>
+        <w:trPr>
+          <w:trHeight w:val="718"/>
+        </w:trPr>
+        <w:tc>
+          <w:tcPr>
+            <w:tcW w:w="2112" w:type="dxa"/>
+          </w:tcPr>
+          <w:p>
+            <w:pPr>
+              <w:ind w:left="0" w:firstLine="0"/>
+              <w:jc w:val="center"/>
+            </w:pPr>
+            <w:r>
+              <w:t>GET</w:t>
+            </w:r>
+          </w:p>
+        </w:tc>
+        <w:tc>
+          <w:tcPr>
+            <w:tcW w:w="2551" w:type="dxa"/>
+          </w:tcPr>
+          <w:p>
+            <w:pPr>
+              <w:ind w:left="0" w:firstLine="0"/>
+            </w:pPr>
+            <w:r>
+              <w:t>/</w:t>
+            </w:r>
+            <w:r>
+              <w:t>teste</w:t>
+            </w:r>
+          </w:p>
+        </w:tc>
+        <w:tc>
+          <w:tcPr>
+            <w:tcW w:w="4387" w:type="dxa"/>
+          </w:tcPr>
+          <w:p>
+            <w:pPr>
+              <w:ind w:left="0" w:firstLine="0"/>
+            </w:pPr>
+            <w:r>
+              <w:t>Lista todos os testes.</w:t>
+            </w:r>
+          </w:p>
+        </w:tc>
+      </w:tr>
+      <w:tr>
+        <w:trPr>
+          <w:trHeight w:val="700"/>
+        </w:trPr>
+        <w:tc>
+          <w:tcPr>
+            <w:tcW w:w="2112" w:type="dxa"/>
+          </w:tcPr>
+          <w:p>
+            <w:pPr>
+              <w:ind w:left="0" w:firstLine="0"/>
+              <w:jc w:val="center"/>
+            </w:pPr>
+            <w:r>
+              <w:t>GET</w:t>
+            </w:r>
+          </w:p>
+        </w:tc>
+        <w:tc>
+          <w:tcPr>
+            <w:tcW w:w="2551" w:type="dxa"/>
+          </w:tcPr>
+          <w:p>
+            <w:pPr>
+              <w:ind w:left="0" w:firstLine="0"/>
+            </w:pPr>
+            <w:r>
+              <w:t>/teste/{id}</w:t>
+            </w:r>
+          </w:p>
+        </w:tc>
+        <w:tc>
+          <w:tcPr>
+            <w:tcW w:w="4387" w:type="dxa"/>
+          </w:tcPr>
+          <w:p>
+            <w:pPr>
+              <w:ind w:left="0" w:firstLine="0"/>
+            </w:pPr>
+            <w:r>
+              <w:t>Consulta um teste específico.</w:t>
+            </w:r>
+          </w:p>
+        </w:tc>
+      </w:tr>
+      <w:tr>
+        <w:trPr>
+          <w:trHeight w:val="697"/>
+        </w:trPr>
+        <w:tc>
+          <w:tcPr>
+            <w:tcW w:w="2112" w:type="dxa"/>
+          </w:tcPr>
+          <w:p>
+            <w:pPr>
+              <w:ind w:left="0" w:firstLine="0"/>
+              <w:jc w:val="center"/>
+            </w:pPr>
+            <w:r>
+              <w:t>POST</w:t>
+            </w:r>
+          </w:p>
+        </w:tc>
+        <w:tc>
+          <w:tcPr>
+            <w:tcW w:w="2551" w:type="dxa"/>
+          </w:tcPr>
+          <w:p>
+            <w:pPr>
+              <w:ind w:left="0" w:firstLine="0"/>
+            </w:pPr>
+            <w:r>
+              <w:t>/teste</w:t>
+            </w:r>
+          </w:p>
+        </w:tc>
+        <w:tc>
+          <w:tcPr>
+            <w:tcW w:w="4387" w:type="dxa"/>
+          </w:tcPr>
+          <w:p>
+            <w:pPr>
+              <w:ind w:left="0" w:firstLine="0"/>
+            </w:pPr>
+            <w:r>
+              <w:t>Registra um novo teste.</w:t>
+            </w:r>
+          </w:p>
+        </w:tc>
+      </w:tr>
+      <w:tr>
+        <w:trPr>
+          <w:trHeight w:val="693"/>
+        </w:trPr>
+        <w:tc>
+          <w:tcPr>
+            <w:tcW w:w="2112" w:type="dxa"/>
+          </w:tcPr>
+          <w:p>
+            <w:pPr>
+              <w:ind w:left="0" w:firstLine="0"/>
+              <w:jc w:val="center"/>
+            </w:pPr>
+            <w:r>
+              <w:t>PUT</w:t>
+            </w:r>
+          </w:p>
+        </w:tc>
+        <w:tc>
+          <w:tcPr>
+            <w:tcW w:w="2551" w:type="dxa"/>
+          </w:tcPr>
+          <w:p>
+            <w:pPr>
+              <w:ind w:left="0" w:firstLine="0"/>
+            </w:pPr>
+            <w:r>
+              <w:t>/teste/{id}</w:t>
+            </w:r>
+          </w:p>
+        </w:tc>
+        <w:tc>
+          <w:tcPr>
+            <w:tcW w:w="4387" w:type="dxa"/>
+          </w:tcPr>
+          <w:p>
+            <w:pPr>
+              <w:ind w:left="0" w:firstLine="0"/>
+            </w:pPr>
+            <w:r>
+              <w:t>Atualiza um teste existente.</w:t>
+            </w:r>
+          </w:p>
+        </w:tc>
+      </w:tr>
+      <w:tr>
+        <w:trPr>
+          <w:trHeight w:val="703"/>
+        </w:trPr>
+        <w:tc>
+          <w:tcPr>
+            <w:tcW w:w="2112" w:type="dxa"/>
+          </w:tcPr>
+          <w:p>
+            <w:pPr>
+              <w:ind w:left="0" w:firstLine="0"/>
+              <w:jc w:val="center"/>
+            </w:pPr>
+            <w:r>
+              <w:t>DELETE</w:t>
+            </w:r>
+          </w:p>
+        </w:tc>
+        <w:tc>
+          <w:tcPr>
+            <w:tcW w:w="2551" w:type="dxa"/>
+          </w:tcPr>
+          <w:p>
+            <w:pPr>
+              <w:ind w:left="0" w:firstLine="0"/>
+            </w:pPr>
+            <w:r>
+              <w:t>/teste/{id}</w:t>
+            </w:r>
+          </w:p>
+        </w:tc>
+        <w:tc>
+          <w:tcPr>
+            <w:tcW w:w="4387" w:type="dxa"/>
+          </w:tcPr>
+          <w:p>
+            <w:pPr>
+              <w:ind w:left="0" w:firstLine="0"/>
+            </w:pPr>
+            <w:r>
+              <w:t>Remove um teste.</w:t>
+            </w:r>
+          </w:p>
+        </w:tc>
+      </w:tr>
+    </w:tbl>
+    <w:p/>
+    <w:p>
+      <w:pPr>
+        <w:spacing w:after="161" w:line="360" w:lineRule="auto"/>
+        <w:ind w:right="168"/>
+      </w:pPr>
+    </w:p>
+    <w:p>
+      <w:pPr>
+        <w:pStyle w:val="Ttulo2"/>
+      </w:pPr>
+      <w:bookmarkStart w:id="33" w:name="_Toc233832158"/>
+      <w:r>
+        <w:lastRenderedPageBreak/>
+        <w:t>2.6.</w:t>
+      </w:r>
+      <w:r>
+        <w:t>10</w:t>
+      </w:r>
+      <w:r>
+        <w:t xml:space="preserve"> HISTORICO CONTROLLER</w:t>
+      </w:r>
+      <w:bookmarkEnd w:id="33"/>
+    </w:p>
+    <w:p/>
+    <w:p>
+      <w:pPr>
+        <w:spacing w:after="161" w:line="360" w:lineRule="auto"/>
+        <w:ind w:right="168"/>
+      </w:pPr>
+      <w:r>
+        <w:tab/>
+      </w:r>
+      <w:r>
+        <w:tab/>
+      </w:r>
+      <w:r>
+        <w:t xml:space="preserve">O </w:t>
+      </w:r>
+      <w:proofErr w:type="spellStart"/>
+      <w:r>
+        <w:rPr>
+          <w:b/>
+          <w:bCs/>
+        </w:rPr>
+        <w:t>HistoricoController</w:t>
+      </w:r>
+      <w:proofErr w:type="spellEnd"/>
+      <w:r>
+        <w:t xml:space="preserve"> disponibiliza os </w:t>
+      </w:r>
+      <w:proofErr w:type="spellStart"/>
+      <w:r>
+        <w:t>endpoints</w:t>
+      </w:r>
+      <w:proofErr w:type="spellEnd"/>
+      <w:r>
+        <w:t xml:space="preserve"> responsáveis pelo registro e consulta do histórico de alterações realizadas no sistema.</w:t>
+      </w:r>
+    </w:p>
+    <w:p>
+      <w:pPr>
+        <w:spacing w:after="161" w:line="360" w:lineRule="auto"/>
+        <w:ind w:right="168"/>
+      </w:pPr>
+    </w:p>
+    <w:tbl>
+      <w:tblPr>
+        <w:tblStyle w:val="Tabelacomgrade"/>
+        <w:tblW w:w="0" w:type="auto"/>
+        <w:tblInd w:w="10" w:type="dxa"/>
+        <w:tblLook w:val="04A0" w:firstRow="1" w:lastRow="0" w:firstColumn="1" w:lastColumn="0" w:noHBand="0" w:noVBand="1"/>
+      </w:tblPr>
+      <w:tblGrid>
+        <w:gridCol w:w="2112"/>
+        <w:gridCol w:w="2551"/>
+        <w:gridCol w:w="4387"/>
+      </w:tblGrid>
+      <w:tr>
+        <w:tc>
+          <w:tcPr>
+            <w:tcW w:w="2112" w:type="dxa"/>
+          </w:tcPr>
+          <w:p>
+            <w:pPr>
+              <w:ind w:left="0" w:firstLine="0"/>
+              <w:jc w:val="center"/>
+              <w:rPr>
+                <w:b/>
+                <w:bCs/>
+              </w:rPr>
+            </w:pPr>
+            <w:r>
+              <w:rPr>
+                <w:b/>
+                <w:bCs/>
+              </w:rPr>
+              <w:t>Método HTTP</w:t>
+            </w:r>
+          </w:p>
+        </w:tc>
+        <w:tc>
+          <w:tcPr>
+            <w:tcW w:w="2551" w:type="dxa"/>
+          </w:tcPr>
+          <w:p>
+            <w:pPr>
+              <w:ind w:left="0" w:firstLine="0"/>
+              <w:jc w:val="center"/>
+              <w:rPr>
+                <w:b/>
+                <w:bCs/>
+              </w:rPr>
+            </w:pPr>
+            <w:proofErr w:type="spellStart"/>
+            <w:r>
+              <w:rPr>
+                <w:b/>
+                <w:bCs/>
+              </w:rPr>
+              <w:t>Endpoint</w:t>
+            </w:r>
+            <w:proofErr w:type="spellEnd"/>
+          </w:p>
+        </w:tc>
+        <w:tc>
+          <w:tcPr>
+            <w:tcW w:w="4387" w:type="dxa"/>
+          </w:tcPr>
+          <w:p>
+            <w:pPr>
+              <w:ind w:left="0" w:firstLine="0"/>
+              <w:jc w:val="center"/>
+              <w:rPr>
+                <w:b/>
+                <w:bCs/>
+              </w:rPr>
+            </w:pPr>
+            <w:r>
+              <w:rPr>
+                <w:b/>
+                <w:bCs/>
+              </w:rPr>
+              <w:t>Descrição</w:t>
+            </w:r>
+          </w:p>
+        </w:tc>
+      </w:tr>
+      <w:tr>
+        <w:trPr>
+          <w:trHeight w:val="718"/>
+        </w:trPr>
+        <w:tc>
+          <w:tcPr>
+            <w:tcW w:w="2112" w:type="dxa"/>
+          </w:tcPr>
+          <w:p>
+            <w:pPr>
+              <w:ind w:left="0" w:firstLine="0"/>
+              <w:jc w:val="center"/>
+            </w:pPr>
+            <w:r>
+              <w:t>GET</w:t>
+            </w:r>
+          </w:p>
+        </w:tc>
+        <w:tc>
+          <w:tcPr>
+            <w:tcW w:w="2551" w:type="dxa"/>
+          </w:tcPr>
+          <w:p>
+            <w:pPr>
+              <w:ind w:left="0" w:firstLine="0"/>
+            </w:pPr>
+            <w:r>
+              <w:t>/</w:t>
+            </w:r>
+            <w:proofErr w:type="spellStart"/>
+            <w:r>
+              <w:t>historico</w:t>
+            </w:r>
+            <w:proofErr w:type="spellEnd"/>
+          </w:p>
+        </w:tc>
+        <w:tc>
+          <w:tcPr>
+            <w:tcW w:w="4387" w:type="dxa"/>
+          </w:tcPr>
+          <w:p>
+            <w:pPr>
+              <w:ind w:left="0" w:firstLine="0"/>
+            </w:pPr>
+            <w:r>
+              <w:t xml:space="preserve">Lista </w:t>
+            </w:r>
+            <w:r>
+              <w:t>o histórico de alterações</w:t>
+            </w:r>
+            <w:r>
+              <w:t>.</w:t>
+            </w:r>
+          </w:p>
+        </w:tc>
+      </w:tr>
+      <w:tr>
+        <w:trPr>
+          <w:trHeight w:val="700"/>
+        </w:trPr>
+        <w:tc>
+          <w:tcPr>
+            <w:tcW w:w="2112" w:type="dxa"/>
+          </w:tcPr>
+          <w:p>
+            <w:pPr>
+              <w:ind w:left="0" w:firstLine="0"/>
+              <w:jc w:val="center"/>
+            </w:pPr>
+            <w:r>
+              <w:t>GET</w:t>
+            </w:r>
+          </w:p>
+        </w:tc>
+        <w:tc>
+          <w:tcPr>
+            <w:tcW w:w="2551" w:type="dxa"/>
+          </w:tcPr>
+          <w:p>
+            <w:pPr>
+              <w:ind w:left="0" w:firstLine="0"/>
+            </w:pPr>
+            <w:r>
+              <w:t>/</w:t>
+            </w:r>
+            <w:proofErr w:type="spellStart"/>
+            <w:r>
+              <w:t>historico</w:t>
+            </w:r>
+            <w:proofErr w:type="spellEnd"/>
+            <w:r>
+              <w:t>/{id}</w:t>
+            </w:r>
+          </w:p>
+        </w:tc>
+        <w:tc>
+          <w:tcPr>
+            <w:tcW w:w="4387" w:type="dxa"/>
+          </w:tcPr>
+          <w:p>
+            <w:pPr>
+              <w:ind w:left="0" w:firstLine="0"/>
+            </w:pPr>
+            <w:r>
+              <w:t xml:space="preserve">Consulta </w:t>
+            </w:r>
+            <w:r>
+              <w:t>um registro específico.</w:t>
+            </w:r>
+          </w:p>
+        </w:tc>
+      </w:tr>
+      <w:tr>
+        <w:trPr>
+          <w:trHeight w:val="697"/>
+        </w:trPr>
+        <w:tc>
+          <w:tcPr>
+            <w:tcW w:w="2112" w:type="dxa"/>
+          </w:tcPr>
+          <w:p>
+            <w:pPr>
+              <w:ind w:left="0" w:firstLine="0"/>
+              <w:jc w:val="center"/>
+            </w:pPr>
+            <w:r>
+              <w:t>POST</w:t>
+            </w:r>
+          </w:p>
+        </w:tc>
+        <w:tc>
+          <w:tcPr>
+            <w:tcW w:w="2551" w:type="dxa"/>
+          </w:tcPr>
+          <w:p>
+            <w:pPr>
+              <w:ind w:left="0" w:firstLine="0"/>
+            </w:pPr>
+            <w:r>
+              <w:t>/</w:t>
+            </w:r>
+            <w:proofErr w:type="spellStart"/>
+            <w:r>
+              <w:t>historico</w:t>
+            </w:r>
+            <w:proofErr w:type="spellEnd"/>
+          </w:p>
+        </w:tc>
+        <w:tc>
+          <w:tcPr>
+            <w:tcW w:w="4387" w:type="dxa"/>
+          </w:tcPr>
+          <w:p>
+            <w:pPr>
+              <w:ind w:left="0" w:firstLine="0"/>
+            </w:pPr>
+            <w:r>
+              <w:t>Registra um</w:t>
+            </w:r>
+            <w:r>
+              <w:t>a nova ação no histórico.</w:t>
+            </w:r>
+          </w:p>
+        </w:tc>
+      </w:tr>
+      <w:tr>
+        <w:trPr>
+          <w:trHeight w:val="693"/>
+        </w:trPr>
+        <w:tc>
+          <w:tcPr>
+            <w:tcW w:w="2112" w:type="dxa"/>
+          </w:tcPr>
+          <w:p>
+            <w:pPr>
+              <w:ind w:left="0" w:firstLine="0"/>
+              <w:jc w:val="center"/>
+            </w:pPr>
+            <w:r>
+              <w:t>PUT</w:t>
+            </w:r>
+          </w:p>
+        </w:tc>
+        <w:tc>
+          <w:tcPr>
+            <w:tcW w:w="2551" w:type="dxa"/>
+          </w:tcPr>
+          <w:p>
+            <w:pPr>
+              <w:ind w:left="0" w:firstLine="0"/>
+            </w:pPr>
+            <w:r>
+              <w:t>/</w:t>
+            </w:r>
+            <w:proofErr w:type="spellStart"/>
+            <w:r>
+              <w:t>historico</w:t>
+            </w:r>
+            <w:proofErr w:type="spellEnd"/>
+            <w:r>
+              <w:t>/{id}</w:t>
+            </w:r>
+          </w:p>
+        </w:tc>
+        <w:tc>
+          <w:tcPr>
+            <w:tcW w:w="4387" w:type="dxa"/>
+          </w:tcPr>
+          <w:p>
+            <w:pPr>
+              <w:ind w:left="0" w:firstLine="0"/>
+            </w:pPr>
+            <w:r>
+              <w:t xml:space="preserve">Atualiza um </w:t>
+            </w:r>
+            <w:r>
+              <w:t>registro no histórico.</w:t>
+            </w:r>
+          </w:p>
+        </w:tc>
+      </w:tr>
+      <w:tr>
+        <w:trPr>
+          <w:trHeight w:val="703"/>
+        </w:trPr>
+        <w:tc>
+          <w:tcPr>
+            <w:tcW w:w="2112" w:type="dxa"/>
+          </w:tcPr>
+          <w:p>
+            <w:pPr>
+              <w:ind w:left="0" w:firstLine="0"/>
+              <w:jc w:val="center"/>
+            </w:pPr>
+            <w:r>
+              <w:t>DELETE</w:t>
+            </w:r>
+          </w:p>
+        </w:tc>
+        <w:tc>
+          <w:tcPr>
+            <w:tcW w:w="2551" w:type="dxa"/>
+          </w:tcPr>
+          <w:p>
+            <w:pPr>
+              <w:ind w:left="0" w:firstLine="0"/>
+            </w:pPr>
+            <w:r>
+              <w:t>/</w:t>
+            </w:r>
+            <w:proofErr w:type="spellStart"/>
+            <w:r>
+              <w:t>historico</w:t>
+            </w:r>
+            <w:proofErr w:type="spellEnd"/>
+            <w:r>
+              <w:t>/{id}</w:t>
+            </w:r>
+          </w:p>
+        </w:tc>
+        <w:tc>
+          <w:tcPr>
+            <w:tcW w:w="4387" w:type="dxa"/>
+          </w:tcPr>
+          <w:p>
+            <w:pPr>
+              <w:ind w:left="0" w:firstLine="0"/>
+            </w:pPr>
+            <w:r>
+              <w:t>Remove u</w:t>
+            </w:r>
+            <w:r>
+              <w:t>m registro do histórico.</w:t>
+            </w:r>
+          </w:p>
+        </w:tc>
+      </w:tr>
+    </w:tbl>
+    <w:p/>
+    <w:p/>
+    <w:p>
+      <w:pPr>
+        <w:pStyle w:val="Ttulo2"/>
+      </w:pPr>
+      <w:bookmarkStart w:id="34" w:name="_Toc233832159"/>
+      <w:r>
+        <w:t>2.7 TRATAMENTO DE EXCEÇÕES</w:t>
+      </w:r>
+      <w:bookmarkEnd w:id="34"/>
+    </w:p>
+    <w:p/>
+    <w:p>
+      <w:r>
+        <w:tab/>
+      </w:r>
+      <w:r>
+        <w:tab/>
+      </w:r>
+      <w:r>
+        <w:t xml:space="preserve">O tratamento de exceções do sistema </w:t>
+      </w:r>
+      <w:proofErr w:type="spellStart"/>
+      <w:r>
+        <w:rPr>
+          <w:b/>
+          <w:bCs/>
+        </w:rPr>
+        <w:t>OneMonth</w:t>
+      </w:r>
+      <w:proofErr w:type="spellEnd"/>
+      <w:r>
+        <w:t xml:space="preserve"> foi implementado com o objetivo de centralizar o gerenciamento de erros e padronizar as respostas retornadas pela API.</w:t>
+      </w:r>
+    </w:p>
+    <w:p>
+      <w:pPr>
+        <w:ind w:firstLine="698"/>
+      </w:pPr>
+      <w:r>
+        <w:t>Quando ocorre uma situação inesperada durante o processamento de uma requisição, como a tentativa de acessar um recurso inexistente ou o envio de dados inválidos, a aplicação captura a exceção correspondente e retorna uma resposta estruturada em formato JSON, contendo informações sobre o erro ocorrido.</w:t>
+      </w:r>
+    </w:p>
+    <w:p>
+      <w:pPr>
+        <w:ind w:firstLine="698"/>
+      </w:pPr>
+      <w:r>
+        <w:t xml:space="preserve">Essa abordagem melhora a comunicação entre o </w:t>
+      </w:r>
+      <w:proofErr w:type="spellStart"/>
+      <w:r>
+        <w:t>back-end</w:t>
+      </w:r>
+      <w:proofErr w:type="spellEnd"/>
+      <w:r>
+        <w:t xml:space="preserve"> e o front-</w:t>
+      </w:r>
+      <w:proofErr w:type="spellStart"/>
+      <w:r>
+        <w:t>end</w:t>
+      </w:r>
+      <w:proofErr w:type="spellEnd"/>
+      <w:r>
+        <w:t>, facilita a identificação de problemas e contribui para a organização e manutenção do código.</w:t>
+      </w:r>
+    </w:p>
+    <w:p/>
+    <w:p/>
+    <w:p/>
+    <w:p/>
+    <w:p>
+      <w:pPr>
+        <w:ind w:left="0" w:firstLine="0"/>
+      </w:pPr>
+    </w:p>
+    <w:p>
+      <w:pPr>
+        <w:pStyle w:val="Ttulo2"/>
+      </w:pPr>
+      <w:bookmarkStart w:id="35" w:name="_Toc233832160"/>
+      <w:r>
+        <w:lastRenderedPageBreak/>
+        <w:t xml:space="preserve">2.7.1 </w:t>
+      </w:r>
+      <w:proofErr w:type="spellStart"/>
+      <w:r>
+        <w:t>GlobalExceptionHandler</w:t>
+      </w:r>
+      <w:bookmarkEnd w:id="35"/>
+      <w:proofErr w:type="spellEnd"/>
+    </w:p>
+    <w:p/>
+    <w:p>
+      <w:r>
+        <w:tab/>
+      </w:r>
+      <w:r>
+        <w:tab/>
+      </w:r>
+      <w:r>
+        <w:t xml:space="preserve">A classe </w:t>
+      </w:r>
+      <w:proofErr w:type="spellStart"/>
+      <w:r>
+        <w:rPr>
+          <w:b/>
+          <w:bCs/>
+        </w:rPr>
+        <w:t>GlobalExceptionHandler</w:t>
+      </w:r>
+      <w:proofErr w:type="spellEnd"/>
+      <w:r>
+        <w:t xml:space="preserve"> é responsável por interceptar automaticamente as exceções lançadas durante a execução da aplicação.</w:t>
+      </w:r>
+    </w:p>
+    <w:p>
+      <w:pPr>
+        <w:ind w:firstLine="698"/>
+      </w:pPr>
+      <w:r>
+        <w:t>Sua implementação utiliza a anotação @RestControllerAdvice, disponibilizada pelo Spring Boot, permitindo que todas as exceções tratadas sejam centralizadas em uma única classe.</w:t>
+      </w:r>
+    </w:p>
+    <w:p>
+      <w:pPr>
+        <w:ind w:firstLine="698"/>
+      </w:pPr>
+      <w:r>
+        <w:t xml:space="preserve">Cada método anotado com @ExceptionHandler é responsável por capturar um tipo específico de exceção e construir uma resposta HTTP padronizada utilizando a classe </w:t>
+      </w:r>
+      <w:proofErr w:type="spellStart"/>
+      <w:r>
+        <w:rPr>
+          <w:b/>
+          <w:bCs/>
+        </w:rPr>
+        <w:t>ErrorResponse</w:t>
+      </w:r>
+      <w:proofErr w:type="spellEnd"/>
+      <w:r>
+        <w:t>.</w:t>
+      </w:r>
+    </w:p>
+    <w:p>
+      <w:pPr>
+        <w:ind w:firstLine="698"/>
+      </w:pPr>
+      <w:r>
+        <w:t xml:space="preserve">Essa estratégia evita a repetição de código nos </w:t>
+      </w:r>
+      <w:proofErr w:type="spellStart"/>
+      <w:r>
+        <w:t>controllers</w:t>
+      </w:r>
+      <w:proofErr w:type="spellEnd"/>
+      <w:r>
+        <w:t xml:space="preserve"> e </w:t>
+      </w:r>
+      <w:proofErr w:type="spellStart"/>
+      <w:r>
+        <w:t>services</w:t>
+      </w:r>
+      <w:proofErr w:type="spellEnd"/>
+      <w:r>
+        <w:t>, além de tornar a API mais consistente e de fácil manutenção.</w:t>
+      </w:r>
+    </w:p>
+    <w:p/>
+    <w:p/>
+    <w:p>
+      <w:pPr>
+        <w:pStyle w:val="Ttulo2"/>
+      </w:pPr>
+      <w:bookmarkStart w:id="36" w:name="_Toc233832161"/>
+      <w:r>
+        <w:t xml:space="preserve">2.7.2 </w:t>
+      </w:r>
+      <w:proofErr w:type="spellStart"/>
+      <w:r>
+        <w:t>ErrorResponse</w:t>
+      </w:r>
+      <w:bookmarkEnd w:id="36"/>
+      <w:proofErr w:type="spellEnd"/>
+    </w:p>
+    <w:p/>
+    <w:p>
+      <w:r>
+        <w:tab/>
+      </w:r>
+      <w:r>
+        <w:tab/>
+      </w:r>
+      <w:r>
+        <w:t xml:space="preserve">A classe </w:t>
+      </w:r>
+      <w:proofErr w:type="spellStart"/>
+      <w:r>
+        <w:rPr>
+          <w:b/>
+          <w:bCs/>
+        </w:rPr>
+        <w:t>ErrorResponse</w:t>
+      </w:r>
+      <w:proofErr w:type="spellEnd"/>
+      <w:r>
+        <w:t xml:space="preserve"> define o modelo utilizado para retornar informações sobre erros ocorridos durante a execução da API.</w:t>
+      </w:r>
+    </w:p>
+    <w:p>
+      <w:pPr>
+        <w:ind w:firstLine="698"/>
+      </w:pPr>
+      <w:r>
+        <w:t>Cada resposta contém três informações principais:</w:t>
+      </w:r>
+    </w:p>
+    <w:p/>
+    <w:tbl>
+      <w:tblPr>
+        <w:tblStyle w:val="Tabelacomgrade"/>
+        <w:tblW w:w="0" w:type="auto"/>
+        <w:tblInd w:w="10" w:type="dxa"/>
+        <w:tblLook w:val="04A0" w:firstRow="1" w:lastRow="0" w:firstColumn="1" w:lastColumn="0" w:noHBand="0" w:noVBand="1"/>
+      </w:tblPr>
+      <w:tblGrid>
+        <w:gridCol w:w="2679"/>
+        <w:gridCol w:w="6371"/>
+      </w:tblGrid>
+      <w:tr>
+        <w:tc>
+          <w:tcPr>
+            <w:tcW w:w="2679" w:type="dxa"/>
+          </w:tcPr>
+          <w:p>
+            <w:pPr>
+              <w:ind w:left="0" w:firstLine="0"/>
+              <w:jc w:val="center"/>
+              <w:rPr>
+                <w:b/>
+                <w:bCs/>
+              </w:rPr>
+            </w:pPr>
+            <w:r>
+              <w:rPr>
+                <w:b/>
+                <w:bCs/>
+              </w:rPr>
+              <w:t>Campo</w:t>
+            </w:r>
+          </w:p>
+        </w:tc>
+        <w:tc>
+          <w:tcPr>
+            <w:tcW w:w="6371" w:type="dxa"/>
+          </w:tcPr>
+          <w:p>
+            <w:pPr>
+              <w:ind w:left="0" w:firstLine="0"/>
+              <w:jc w:val="center"/>
+              <w:rPr>
+                <w:b/>
+                <w:bCs/>
+              </w:rPr>
+            </w:pPr>
+            <w:r>
+              <w:rPr>
+                <w:b/>
+                <w:bCs/>
+              </w:rPr>
+              <w:t>Descrição</w:t>
+            </w:r>
+          </w:p>
+        </w:tc>
+      </w:tr>
+      <w:tr>
+        <w:tc>
+          <w:tcPr>
+            <w:tcW w:w="2679" w:type="dxa"/>
+          </w:tcPr>
+          <w:p>
+            <w:pPr>
+              <w:ind w:left="0" w:firstLine="0"/>
+              <w:jc w:val="center"/>
+            </w:pPr>
+            <w:proofErr w:type="spellStart"/>
+            <w:r>
+              <w:t>t</w:t>
+            </w:r>
+            <w:r>
+              <w:t>imestamp</w:t>
+            </w:r>
+            <w:proofErr w:type="spellEnd"/>
+          </w:p>
+        </w:tc>
+        <w:tc>
+          <w:tcPr>
+            <w:tcW w:w="6371" w:type="dxa"/>
+          </w:tcPr>
+          <w:p>
+            <w:pPr>
+              <w:ind w:left="0" w:firstLine="0"/>
+            </w:pPr>
+            <w:r>
+              <w:t>Data e hora em que ocorreu o erro.</w:t>
+            </w:r>
+          </w:p>
+        </w:tc>
+      </w:tr>
+      <w:tr>
+        <w:tc>
+          <w:tcPr>
+            <w:tcW w:w="2679" w:type="dxa"/>
+          </w:tcPr>
+          <w:p>
+            <w:pPr>
+              <w:ind w:left="0" w:firstLine="0"/>
+              <w:jc w:val="center"/>
+            </w:pPr>
+            <w:r>
+              <w:t>tatus</w:t>
+            </w:r>
+          </w:p>
+        </w:tc>
+        <w:tc>
+          <w:tcPr>
+            <w:tcW w:w="6371" w:type="dxa"/>
+          </w:tcPr>
+          <w:p>
+            <w:pPr>
+              <w:ind w:left="0" w:firstLine="0"/>
+            </w:pPr>
+            <w:r>
+              <w:t>Código HTTP retornado pela API.</w:t>
+            </w:r>
+          </w:p>
+        </w:tc>
+      </w:tr>
+      <w:tr>
+        <w:tc>
+          <w:tcPr>
+            <w:tcW w:w="2679" w:type="dxa"/>
+          </w:tcPr>
+          <w:p>
+            <w:pPr>
+              <w:ind w:left="0" w:firstLine="0"/>
+              <w:jc w:val="center"/>
+            </w:pPr>
+            <w:r>
+              <w:t>mensagem</w:t>
+            </w:r>
+          </w:p>
+        </w:tc>
+        <w:tc>
+          <w:tcPr>
+            <w:tcW w:w="6371" w:type="dxa"/>
+          </w:tcPr>
+          <w:p>
+            <w:pPr>
+              <w:ind w:left="0" w:firstLine="0"/>
+            </w:pPr>
+            <w:r>
+              <w:t>Descrição do erro ocorrido.</w:t>
+            </w:r>
+          </w:p>
+        </w:tc>
+      </w:tr>
+    </w:tbl>
+    <w:p/>
+    <w:p/>
+    <w:p/>
+    <w:p/>
+    <w:p/>
+    <w:p/>
+    <w:p/>
+    <w:p/>
+    <w:p/>
+    <w:p>
+      <w:pPr>
+        <w:pStyle w:val="Ttulo2"/>
+      </w:pPr>
+      <w:bookmarkStart w:id="37" w:name="_Toc233832162"/>
+      <w:r>
+        <w:lastRenderedPageBreak/>
+        <w:t>2.7.3 EXCEÇÕES PERSONALIZADAS</w:t>
+      </w:r>
+      <w:bookmarkEnd w:id="37"/>
+    </w:p>
+    <w:p/>
+    <w:p>
+      <w:r>
+        <w:tab/>
+      </w:r>
+      <w:r>
+        <w:tab/>
+      </w:r>
+      <w:r>
+        <w:t xml:space="preserve">Com o objetivo de representar situações específicas de erro, foram implementadas exceções personalizadas que estendem a classe </w:t>
+      </w:r>
+      <w:proofErr w:type="spellStart"/>
+      <w:r>
+        <w:t>RuntimeException</w:t>
+      </w:r>
+      <w:proofErr w:type="spellEnd"/>
+      <w:r>
+        <w:t>.</w:t>
+      </w:r>
+    </w:p>
+    <w:p>
+      <w:r>
+        <w:t>Essas exceções permitem identificar com maior precisão o tipo de problema ocorrido durante o processamento das requisições.</w:t>
+      </w:r>
+    </w:p>
+    <w:p/>
+    <w:p>
+      <w:r>
+        <w:tab/>
+      </w:r>
+    </w:p>
+    <w:tbl>
+      <w:tblPr>
+        <w:tblStyle w:val="Tabelacomgrade"/>
+        <w:tblW w:w="9341" w:type="dxa"/>
+        <w:tblInd w:w="10" w:type="dxa"/>
+        <w:tblLook w:val="04A0" w:firstRow="1" w:lastRow="0" w:firstColumn="1" w:lastColumn="0" w:noHBand="0" w:noVBand="1"/>
+      </w:tblPr>
+      <w:tblGrid>
+        <w:gridCol w:w="3437"/>
+        <w:gridCol w:w="2875"/>
+        <w:gridCol w:w="3029"/>
+      </w:tblGrid>
+      <w:tr>
+        <w:tc>
+          <w:tcPr>
+            <w:tcW w:w="3437" w:type="dxa"/>
+          </w:tcPr>
+          <w:p>
+            <w:pPr>
+              <w:ind w:left="0" w:firstLine="0"/>
+              <w:jc w:val="center"/>
+              <w:rPr>
+                <w:b/>
+                <w:bCs/>
+              </w:rPr>
+            </w:pPr>
+            <w:r>
+              <w:rPr>
+                <w:b/>
+                <w:bCs/>
+              </w:rPr>
+              <w:t>Exceção</w:t>
+            </w:r>
+          </w:p>
+        </w:tc>
+        <w:tc>
+          <w:tcPr>
+            <w:tcW w:w="2875" w:type="dxa"/>
+          </w:tcPr>
+          <w:p>
+            <w:pPr>
+              <w:ind w:left="0" w:firstLine="0"/>
+              <w:jc w:val="center"/>
+              <w:rPr>
+                <w:b/>
+                <w:bCs/>
+              </w:rPr>
+            </w:pPr>
+            <w:r>
+              <w:rPr>
+                <w:b/>
+                <w:bCs/>
+              </w:rPr>
+              <w:t>Código HTTP</w:t>
+            </w:r>
+          </w:p>
+        </w:tc>
+        <w:tc>
+          <w:tcPr>
+            <w:tcW w:w="3029" w:type="dxa"/>
+          </w:tcPr>
+          <w:p>
+            <w:pPr>
+              <w:ind w:left="0" w:firstLine="0"/>
+              <w:jc w:val="center"/>
+              <w:rPr>
+                <w:b/>
+                <w:bCs/>
+              </w:rPr>
+            </w:pPr>
+            <w:r>
+              <w:rPr>
+                <w:b/>
+                <w:bCs/>
+              </w:rPr>
+              <w:t>Finalidade</w:t>
+            </w:r>
+          </w:p>
+        </w:tc>
+      </w:tr>
+      <w:tr>
+        <w:tc>
+          <w:tcPr>
+            <w:tcW w:w="3437" w:type="dxa"/>
+          </w:tcPr>
+          <w:p>
+            <w:pPr>
+              <w:ind w:left="0" w:firstLine="0"/>
+              <w:jc w:val="center"/>
+            </w:pPr>
+            <w:proofErr w:type="spellStart"/>
+            <w:r>
+              <w:t>ResourceNotFoundException</w:t>
+            </w:r>
+            <w:proofErr w:type="spellEnd"/>
+          </w:p>
+        </w:tc>
+        <w:tc>
+          <w:tcPr>
+            <w:tcW w:w="2875" w:type="dxa"/>
+          </w:tcPr>
+          <w:p>
+            <w:pPr>
+              <w:ind w:left="0" w:firstLine="0"/>
+            </w:pPr>
+            <w:r>
+              <w:t>404 (</w:t>
+            </w:r>
+            <w:proofErr w:type="spellStart"/>
+            <w:r>
+              <w:t>Not</w:t>
+            </w:r>
+            <w:proofErr w:type="spellEnd"/>
+            <w:r>
+              <w:t xml:space="preserve"> </w:t>
+            </w:r>
+            <w:proofErr w:type="spellStart"/>
+            <w:r>
+              <w:t>Found</w:t>
+            </w:r>
+            <w:proofErr w:type="spellEnd"/>
+            <w:r>
+              <w:t>)</w:t>
+            </w:r>
+          </w:p>
+        </w:tc>
+        <w:tc>
+          <w:tcPr>
+            <w:tcW w:w="3029" w:type="dxa"/>
+          </w:tcPr>
+          <w:p>
+            <w:pPr>
+              <w:ind w:left="0" w:firstLine="0"/>
+            </w:pPr>
+            <w:r>
+              <w:t>Lançada quando o recurso solicitado não é encontrado no banco de dados.</w:t>
+            </w:r>
+          </w:p>
+        </w:tc>
+      </w:tr>
+      <w:tr>
+        <w:tc>
+          <w:tcPr>
+            <w:tcW w:w="3437" w:type="dxa"/>
+          </w:tcPr>
+          <w:p>
+            <w:pPr>
+              <w:ind w:left="0" w:firstLine="0"/>
+              <w:jc w:val="center"/>
+            </w:pPr>
+            <w:proofErr w:type="spellStart"/>
+            <w:r>
+              <w:t>ValidationException</w:t>
+            </w:r>
+            <w:proofErr w:type="spellEnd"/>
+          </w:p>
+        </w:tc>
+        <w:tc>
+          <w:tcPr>
+            <w:tcW w:w="2875" w:type="dxa"/>
+          </w:tcPr>
+          <w:p>
+            <w:pPr>
+              <w:ind w:left="0" w:firstLine="0"/>
+            </w:pPr>
+            <w:r>
+              <w:t>400 (</w:t>
+            </w:r>
+            <w:proofErr w:type="spellStart"/>
+            <w:r>
+              <w:t>Bad</w:t>
+            </w:r>
+            <w:proofErr w:type="spellEnd"/>
+            <w:r>
+              <w:t xml:space="preserve"> </w:t>
+            </w:r>
+            <w:proofErr w:type="spellStart"/>
+            <w:r>
+              <w:t>Request</w:t>
+            </w:r>
+            <w:proofErr w:type="spellEnd"/>
+            <w:r>
+              <w:t>)</w:t>
+            </w:r>
+          </w:p>
+        </w:tc>
+        <w:tc>
+          <w:tcPr>
+            <w:tcW w:w="3029" w:type="dxa"/>
+          </w:tcPr>
+          <w:p>
+            <w:pPr>
+              <w:ind w:left="0" w:firstLine="0"/>
+            </w:pPr>
+            <w:r>
+              <w:t>Lançada quando os dados enviados na requisição não atendem às regras de validação da aplicação.</w:t>
+            </w:r>
+          </w:p>
+        </w:tc>
+      </w:tr>
+    </w:tbl>
+    <w:p/>
+    <w:p/>
+    <w:p>
+      <w:pPr>
+        <w:pStyle w:val="Ttulo2"/>
+      </w:pPr>
+      <w:bookmarkStart w:id="38" w:name="_Toc233832163"/>
+      <w:r>
+        <w:t>2.7.4 FLUXO DO TRATAMENTO DE EXCEÇÕES</w:t>
+      </w:r>
+      <w:bookmarkEnd w:id="38"/>
+    </w:p>
+    <w:p/>
     <w:p/>
     <w:sectPr>
       <w:pgSz w:w="11905" w:h="16840"/>
-      <w:pgMar w:top="1750" w:right="1059" w:bottom="1140" w:left="1701" w:header="720" w:footer="720" w:gutter="0"/>
+      <w:pgMar w:top="1701" w:right="1134" w:bottom="1134" w:left="1701" w:header="720" w:footer="720" w:gutter="0"/>
       <w:cols w:space="720"/>
     </w:sectPr>
   </w:body>
 </w:document>
 </file>
 
+<file path=word/endnotes.xml><?xml version="1.0" encoding="utf-8"?>
+<w:endnotes xmlns:wpc="http://schemas.microsoft.com/office/word/2010/wordprocessingCanvas" xmlns:cx="http://schemas.microsoft.com/office/drawing/2014/chartex" xmlns:cx1="http://schemas.microsoft.com/office/drawing/2015/9/8/chartex" xmlns:cx2="http://schemas.microsoft.com/office/drawing/2015/10/21/chartex" xmlns:cx3="http://schemas.microsoft.com/office/drawing/2016/5/9/chartex" xmlns:cx4="http://schemas.microsoft.com/office/drawing/2016/5/10/chartex" xmlns:cx5="http://schemas.microsoft.com/office/drawing/2016/5/11/chartex" xmlns:cx6="http://schemas.microsoft.com/office/drawing/2016/5/12/chartex" xmlns:cx7="http://schemas.microsoft.com/office/drawing/2016/5/13/chartex" xmlns:cx8="http://schemas.microsoft.com/office/drawing/2016/5/14/chartex" xmlns:mc="http://schemas.openxmlformats.org/markup-compatibility/2006" xmlns:aink="http://schemas.microsoft.com/office/drawing/2016/ink" xmlns:am3d="http://schemas.microsoft.com/office/drawing/2017/model3d" xmlns:o="urn:schemas-microsoft-com:office:office" xmlns:oel="http://schemas.microsoft.com/office/2019/extlst" xmlns:r="http://schemas.openxmlformats.org/officeDocument/2006/relationships" xmlns:m="http://schemas.openxmlformats.org/officeDocument/2006/math" xmlns:v="urn:schemas-microsoft-com:vml" xmlns:wp14="http://schemas.microsoft.com/office/word/2010/wordprocessingDrawing" xmlns:wp="http://schemas.openxmlformats.org/drawingml/2006/wordprocessingDrawing" xmlns:w10="urn:schemas-microsoft-com:office:word" xmlns:w="http://schemas.openxmlformats.org/wordprocessingml/2006/main" xmlns:w14="http://schemas.microsoft.com/office/word/2010/wordml" xmlns:w15="http://schemas.microsoft.com/office/word/2012/wordml" xmlns:w16cex="http://schemas.microsoft.com/office/word/2018/wordml/cex" xmlns:w16cid="http://schemas.microsoft.com/office/word/2016/wordml/cid" xmlns:w16="http://schemas.microsoft.com/office/word/2018/wordml" xmlns:w16du="http://schemas.microsoft.com/office/word/2023/wordml/word16du" xmlns:w16sdtdh="http://schemas.microsoft.com/office/word/2020/wordml/sdtdatahash" xmlns:w16sdtfl="http://schemas.microsoft.com/office/word/2024/wordml/sdtformatlock" xmlns:w16se="http://schemas.microsoft.com/office/word/2015/wordml/symex" xmlns:wpg="http://schemas.microsoft.com/office/word/2010/wordprocessingGroup" xmlns:wpi="http://schemas.microsoft.com/office/word/2010/wordprocessingInk" xmlns:wne="http://schemas.microsoft.com/office/word/2006/wordml" xmlns:wps="http://schemas.microsoft.com/office/word/2010/wordprocessingShape" mc:Ignorable="w14 w15 w16se w16cid w16 w16cex w16sdtdh w16sdtfl w16du wp14">
+  <w:endnote w:type="separator" w:id="-1">
+    <w:p>
+      <w:pPr>
+        <w:spacing w:after="0" w:line="240" w:lineRule="auto"/>
+      </w:pPr>
+      <w:r>
+        <w:separator/>
+      </w:r>
+    </w:p>
+  </w:endnote>
+  <w:endnote w:type="continuationSeparator" w:id="0">
+    <w:p>
+      <w:pPr>
+        <w:spacing w:after="0" w:line="240" w:lineRule="auto"/>
+      </w:pPr>
+      <w:r>
+        <w:continuationSeparator/>
+      </w:r>
+    </w:p>
+  </w:endnote>
+</w:endnotes>
+</file>
+
+<file path=word/footnotes.xml><?xml version="1.0" encoding="utf-8"?>
+<w:footnotes xmlns:wpc="http://schemas.microsoft.com/office/word/2010/wordprocessingCanvas" xmlns:cx="http://schemas.microsoft.com/office/drawing/2014/chartex" xmlns:cx1="http://schemas.microsoft.com/office/drawing/2015/9/8/chartex" xmlns:cx2="http://schemas.microsoft.com/office/drawing/2015/10/21/chartex" xmlns:cx3="http://schemas.microsoft.com/office/drawing/2016/5/9/chartex" xmlns:cx4="http://schemas.microsoft.com/office/drawing/2016/5/10/chartex" xmlns:cx5="http://schemas.microsoft.com/office/drawing/2016/5/11/chartex" xmlns:cx6="http://schemas.microsoft.com/office/drawing/2016/5/12/chartex" xmlns:cx7="http://schemas.microsoft.com/office/drawing/2016/5/13/chartex" xmlns:cx8="http://schemas.microsoft.com/office/drawing/2016/5/14/chartex" xmlns:mc="http://schemas.openxmlformats.org/markup-compatibility/2006" xmlns:aink="http://schemas.microsoft.com/office/drawing/2016/ink" xmlns:am3d="http://schemas.microsoft.com/office/drawing/2017/model3d" xmlns:o="urn:schemas-microsoft-com:office:office" xmlns:oel="http://schemas.microsoft.com/office/2019/extlst" xmlns:r="http://schemas.openxmlformats.org/officeDocument/2006/relationships" xmlns:m="http://schemas.openxmlformats.org/officeDocument/2006/math" xmlns:v="urn:schemas-microsoft-com:vml" xmlns:wp14="http://schemas.microsoft.com/office/word/2010/wordprocessingDrawing" xmlns:wp="http://schemas.openxmlformats.org/drawingml/2006/wordprocessingDrawing" xmlns:w10="urn:schemas-microsoft-com:office:word" xmlns:w="http://schemas.openxmlformats.org/wordprocessingml/2006/main" xmlns:w14="http://schemas.microsoft.com/office/word/2010/wordml" xmlns:w15="http://schemas.microsoft.com/office/word/2012/wordml" xmlns:w16cex="http://schemas.microsoft.com/office/word/2018/wordml/cex" xmlns:w16cid="http://schemas.microsoft.com/office/word/2016/wordml/cid" xmlns:w16="http://schemas.microsoft.com/office/word/2018/wordml" xmlns:w16du="http://schemas.microsoft.com/office/word/2023/wordml/word16du" xmlns:w16sdtdh="http://schemas.microsoft.com/office/word/2020/wordml/sdtdatahash" xmlns:w16sdtfl="http://schemas.microsoft.com/office/word/2024/wordml/sdtformatlock" xmlns:w16se="http://schemas.microsoft.com/office/word/2015/wordml/symex" xmlns:wpg="http://schemas.microsoft.com/office/word/2010/wordprocessingGroup" xmlns:wpi="http://schemas.microsoft.com/office/word/2010/wordprocessingInk" xmlns:wne="http://schemas.microsoft.com/office/word/2006/wordml" xmlns:wps="http://schemas.microsoft.com/office/word/2010/wordprocessingShape" mc:Ignorable="w14 w15 w16se w16cid w16 w16cex w16sdtdh w16sdtfl w16du wp14">
+  <w:footnote w:type="separator" w:id="-1">
+    <w:p>
+      <w:pPr>
+        <w:spacing w:after="0" w:line="240" w:lineRule="auto"/>
+      </w:pPr>
+      <w:r>
+        <w:separator/>
+      </w:r>
+    </w:p>
+  </w:footnote>
+  <w:footnote w:type="continuationSeparator" w:id="0">
+    <w:p>
+      <w:pPr>
+        <w:spacing w:after="0" w:line="240" w:lineRule="auto"/>
+      </w:pPr>
+      <w:r>
+        <w:continuationSeparator/>
+      </w:r>
+    </w:p>
+  </w:footnote>
+</w:footnotes>
+</file>
+
 <file path=word/numbering.xml><?xml version="1.0" encoding="utf-8"?>
-<w:numbering xmlns:wpc="http://schemas.microsoft.com/office/word/2010/wordprocessingCanvas" xmlns:cx="http://schemas.microsoft.com/office/drawing/2014/chartex" xmlns:cx1="http://schemas.microsoft.com/office/drawing/2015/9/8/chartex" xmlns:cx2="http://schemas.microsoft.com/office/drawing/2015/10/21/chartex" xmlns:cx3="http://schemas.microsoft.com/office/drawing/2016/5/9/chartex" xmlns:cx4="http://schemas.microsoft.com/office/drawing/2016/5/10/chartex" xmlns:cx5="http://schemas.microsoft.com/office/drawing/2016/5/11/chartex" xmlns:cx6="http://schemas.microsoft.com/office/drawing/2016/5/12/chartex" xmlns:cx7="http://schemas.microsoft.com/office/drawing/2016/5/13/chartex" xmlns:cx8="http://schemas.microsoft.com/office/drawing/2016/5/14/chartex" xmlns:mc="http://schemas.openxmlformats.org/markup-compatibility/2006" xmlns:aink="http://schemas.microsoft.com/office/drawing/2016/ink" xmlns:am3d="http://schemas.microsoft.com/office/drawing/2017/model3d" xmlns:o="urn:schemas-microsoft-com:office:office" xmlns:r="http://schemas.openxmlformats.org/officeDocument/2006/relationships" xmlns:m="http://schemas.openxmlformats.org/officeDocument/2006/math" xmlns:v="urn:schemas-microsoft-com:vml" xmlns:wp14="http://schemas.microsoft.com/office/word/2010/wordprocessingDrawing" xmlns:wp="http://schemas.openxmlformats.org/drawingml/2006/wordprocessingDrawing" xmlns:w10="urn:schemas-microsoft-com:office:word" xmlns:w="http://schemas.openxmlformats.org/wordprocessingml/2006/main" xmlns:w14="http://schemas.microsoft.com/office/word/2010/wordml" xmlns:w15="http://schemas.microsoft.com/office/word/2012/wordml" xmlns:w16cex="http://schemas.microsoft.com/office/word/2018/wordml/cex" xmlns:w16cid="http://schemas.microsoft.com/office/word/2016/wordml/cid" xmlns:w16="http://schemas.microsoft.com/office/word/2018/wordml" xmlns:w16sdtdh="http://schemas.microsoft.com/office/word/2020/wordml/sdtdatahash" xmlns:w16se="http://schemas.microsoft.com/office/word/2015/wordml/symex" xmlns:wpg="http://schemas.microsoft.com/office/word/2010/wordprocessingGroup" xmlns:wpi="http://schemas.microsoft.com/office/word/2010/wordprocessingInk" xmlns:wne="http://schemas.microsoft.com/office/word/2006/wordml" xmlns:wps="http://schemas.microsoft.com/office/word/2010/wordprocessingShape" mc:Ignorable="w14 w15 w16se w16cid w16 w16cex w16sdtdh wp14">
+<w:numbering xmlns:wpc="http://schemas.microsoft.com/office/word/2010/wordprocessingCanvas" xmlns:cx="http://schemas.microsoft.com/office/drawing/2014/chartex" xmlns:cx1="http://schemas.microsoft.com/office/drawing/2015/9/8/chartex" xmlns:cx2="http://schemas.microsoft.com/office/drawing/2015/10/21/chartex" xmlns:cx3="http://schemas.microsoft.com/office/drawing/2016/5/9/chartex" xmlns:cx4="http://schemas.microsoft.com/office/drawing/2016/5/10/chartex" xmlns:cx5="http://schemas.microsoft.com/office/drawing/2016/5/11/chartex" xmlns:cx6="http://schemas.microsoft.com/office/drawing/2016/5/12/chartex" xmlns:cx7="http://schemas.microsoft.com/office/drawing/2016/5/13/chartex" xmlns:cx8="http://schemas.microsoft.com/office/drawing/2016/5/14/chartex" xmlns:mc="http://schemas.openxmlformats.org/markup-compatibility/2006" xmlns:aink="http://schemas.microsoft.com/office/drawing/2016/ink" xmlns:am3d="http://schemas.microsoft.com/office/drawing/2017/model3d" xmlns:o="urn:schemas-microsoft-com:office:office" xmlns:oel="http://schemas.microsoft.com/office/2019/extlst" xmlns:r="http://schemas.openxmlformats.org/officeDocument/2006/relationships" xmlns:m="http://schemas.openxmlformats.org/officeDocument/2006/math" xmlns:v="urn:schemas-microsoft-com:vml" xmlns:wp14="http://schemas.microsoft.com/office/word/2010/wordprocessingDrawing" xmlns:wp="http://schemas.openxmlformats.org/drawingml/2006/wordprocessingDrawing" xmlns:w10="urn:schemas-microsoft-com:office:word" xmlns:w="http://schemas.openxmlformats.org/wordprocessingml/2006/main" xmlns:w14="http://schemas.microsoft.com/office/word/2010/wordml" xmlns:w15="http://schemas.microsoft.com/office/word/2012/wordml" xmlns:w16cex="http://schemas.microsoft.com/office/word/2018/wordml/cex" xmlns:w16cid="http://schemas.microsoft.com/office/word/2016/wordml/cid" xmlns:w16="http://schemas.microsoft.com/office/word/2018/wordml" xmlns:w16du="http://schemas.microsoft.com/office/word/2023/wordml/word16du" xmlns:w16sdtdh="http://schemas.microsoft.com/office/word/2020/wordml/sdtdatahash" xmlns:w16sdtfl="http://schemas.microsoft.com/office/word/2024/wordml/sdtformatlock" xmlns:w16se="http://schemas.microsoft.com/office/word/2015/wordml/symex" xmlns:wpg="http://schemas.microsoft.com/office/word/2010/wordprocessingGroup" xmlns:wpi="http://schemas.microsoft.com/office/word/2010/wordprocessingInk" xmlns:wne="http://schemas.microsoft.com/office/word/2006/wordml" xmlns:wps="http://schemas.microsoft.com/office/word/2010/wordprocessingShape" mc:Ignorable="w14 w15 w16se w16cid w16 w16cex w16sdtdh w16sdtfl w16du wp14">
   <w:abstractNum w:abstractNumId="0" w15:restartNumberingAfterBreak="0">
     <w:nsid w:val="3B5743A5"/>
     <w:multiLevelType w:val="multilevel"/>
@@ -7870,17 +14498,17 @@
       </w:rPr>
     </w:lvl>
   </w:abstractNum>
-  <w:num w:numId="1">
+  <w:num w:numId="1" w16cid:durableId="960110217">
     <w:abstractNumId w:val="1"/>
   </w:num>
-  <w:num w:numId="2">
+  <w:num w:numId="2" w16cid:durableId="952325137">
     <w:abstractNumId w:val="0"/>
   </w:num>
 </w:numbering>
 </file>
 
 <file path=word/styles.xml><?xml version="1.0" encoding="utf-8"?>
-<w:styles xmlns:mc="http://schemas.openxmlformats.org/markup-compatibility/2006" xmlns:r="http://schemas.openxmlformats.org/officeDocument/2006/relationships" xmlns:w="http://schemas.openxmlformats.org/wordprocessingml/2006/main" xmlns:w14="http://schemas.microsoft.com/office/word/2010/wordml" xmlns:w15="http://schemas.microsoft.com/office/word/2012/wordml" xmlns:w16cex="http://schemas.microsoft.com/office/word/2018/wordml/cex" xmlns:w16cid="http://schemas.microsoft.com/office/word/2016/wordml/cid" xmlns:w16="http://schemas.microsoft.com/office/word/2018/wordml" xmlns:w16sdtdh="http://schemas.microsoft.com/office/word/2020/wordml/sdtdatahash" xmlns:w16se="http://schemas.microsoft.com/office/word/2015/wordml/symex" mc:Ignorable="w14 w15 w16se w16cid w16 w16cex w16sdtdh">
+<w:styles xmlns:mc="http://schemas.openxmlformats.org/markup-compatibility/2006" xmlns:r="http://schemas.openxmlformats.org/officeDocument/2006/relationships" xmlns:w="http://schemas.openxmlformats.org/wordprocessingml/2006/main" xmlns:w14="http://schemas.microsoft.com/office/word/2010/wordml" xmlns:w15="http://schemas.microsoft.com/office/word/2012/wordml" xmlns:w16cex="http://schemas.microsoft.com/office/word/2018/wordml/cex" xmlns:w16cid="http://schemas.microsoft.com/office/word/2016/wordml/cid" xmlns:w16="http://schemas.microsoft.com/office/word/2018/wordml" xmlns:w16du="http://schemas.microsoft.com/office/word/2023/wordml/word16du" xmlns:w16sdtdh="http://schemas.microsoft.com/office/word/2020/wordml/sdtdatahash" xmlns:w16sdtfl="http://schemas.microsoft.com/office/word/2024/wordml/sdtformatlock" xmlns:w16se="http://schemas.microsoft.com/office/word/2015/wordml/symex" mc:Ignorable="w14 w15 w16se w16cid w16 w16cex w16sdtdh w16sdtfl w16du">
   <w:docDefaults>
     <w:rPrDefault>
       <w:rPr>
@@ -8277,9 +14905,11 @@
   <w:style w:type="paragraph" w:default="1" w:styleId="Normal">
     <w:name w:val="Normal"/>
     <w:qFormat/>
+    <w:rsid w:val="00F55E47"/>
     <w:pPr>
       <w:spacing w:after="159"/>
       <w:ind w:left="10" w:right="85" w:hanging="10"/>
+      <w:jc w:val="both"/>
     </w:pPr>
     <w:rPr>
       <w:rFonts w:ascii="Arial" w:eastAsia="Arial" w:hAnsi="Arial" w:cs="Arial"/>
@@ -8498,6 +15128,82 @@
         <w:insideV w:val="single" w:sz="4" w:space="0" w:color="auto"/>
       </w:tblBorders>
     </w:tblPr>
+  </w:style>
+  <w:style w:type="paragraph" w:styleId="CabealhodoSumrio">
+    <w:name w:val="TOC Heading"/>
+    <w:basedOn w:val="Ttulo1"/>
+    <w:next w:val="Normal"/>
+    <w:uiPriority w:val="39"/>
+    <w:unhideWhenUsed/>
+    <w:qFormat/>
+    <w:rsid w:val="00D84B41"/>
+    <w:pPr>
+      <w:spacing w:before="240" w:after="0"/>
+      <w:ind w:left="0" w:firstLine="0"/>
+      <w:jc w:val="left"/>
+      <w:outlineLvl w:val="9"/>
+    </w:pPr>
+    <w:rPr>
+      <w:rFonts w:asciiTheme="majorHAnsi" w:eastAsiaTheme="majorEastAsia" w:hAnsiTheme="majorHAnsi" w:cstheme="majorBidi"/>
+      <w:b w:val="0"/>
+      <w:color w:val="2F5496" w:themeColor="accent1" w:themeShade="BF"/>
+      <w:sz w:val="32"/>
+      <w:szCs w:val="32"/>
+    </w:rPr>
+  </w:style>
+  <w:style w:type="paragraph" w:styleId="Cabealho">
+    <w:name w:val="header"/>
+    <w:basedOn w:val="Normal"/>
+    <w:link w:val="CabealhoChar"/>
+    <w:uiPriority w:val="99"/>
+    <w:unhideWhenUsed/>
+    <w:rsid w:val="00663C4F"/>
+    <w:pPr>
+      <w:tabs>
+        <w:tab w:val="center" w:pos="4252"/>
+        <w:tab w:val="right" w:pos="8504"/>
+      </w:tabs>
+      <w:spacing w:after="0" w:line="240" w:lineRule="auto"/>
+    </w:pPr>
+  </w:style>
+  <w:style w:type="character" w:customStyle="1" w:styleId="CabealhoChar">
+    <w:name w:val="Cabeçalho Char"/>
+    <w:basedOn w:val="Fontepargpadro"/>
+    <w:link w:val="Cabealho"/>
+    <w:uiPriority w:val="99"/>
+    <w:rsid w:val="00663C4F"/>
+    <w:rPr>
+      <w:rFonts w:ascii="Arial" w:eastAsia="Arial" w:hAnsi="Arial" w:cs="Arial"/>
+      <w:color w:val="000000"/>
+      <w:sz w:val="24"/>
+    </w:rPr>
+  </w:style>
+  <w:style w:type="paragraph" w:styleId="Rodap">
+    <w:name w:val="footer"/>
+    <w:basedOn w:val="Normal"/>
+    <w:link w:val="RodapChar"/>
+    <w:uiPriority w:val="99"/>
+    <w:unhideWhenUsed/>
+    <w:rsid w:val="00663C4F"/>
+    <w:pPr>
+      <w:tabs>
+        <w:tab w:val="center" w:pos="4252"/>
+        <w:tab w:val="right" w:pos="8504"/>
+      </w:tabs>
+      <w:spacing w:after="0" w:line="240" w:lineRule="auto"/>
+    </w:pPr>
+  </w:style>
+  <w:style w:type="character" w:customStyle="1" w:styleId="RodapChar">
+    <w:name w:val="Rodapé Char"/>
+    <w:basedOn w:val="Fontepargpadro"/>
+    <w:link w:val="Rodap"/>
+    <w:uiPriority w:val="99"/>
+    <w:rsid w:val="00663C4F"/>
+    <w:rPr>
+      <w:rFonts w:ascii="Arial" w:eastAsia="Arial" w:hAnsi="Arial" w:cs="Arial"/>
+      <w:color w:val="000000"/>
+      <w:sz w:val="24"/>
+    </w:rPr>
   </w:style>
 </w:styles>
 </file>
@@ -8795,4 +15501,16 @@
     </a:ext>
   </a:extLst>
 </a:theme>
+</file>
+
+<file path=customXml/item1.xml><?xml version="1.0" encoding="utf-8"?>
+<b:Sources xmlns:b="http://schemas.openxmlformats.org/officeDocument/2006/bibliography" xmlns="http://schemas.openxmlformats.org/officeDocument/2006/bibliography" SelectedStyle="\APASixthEditionOfficeOnline.xsl" StyleName="APA" Version="6"/>
+</file>
+
+<file path=customXml/itemProps1.xml><?xml version="1.0" encoding="utf-8"?>
+<ds:datastoreItem xmlns:ds="http://schemas.openxmlformats.org/officeDocument/2006/customXml" ds:itemID="{06C90955-B398-4E0D-AC9F-F0ED5A88C8C7}">
+  <ds:schemaRefs>
+    <ds:schemaRef ds:uri="http://schemas.openxmlformats.org/officeDocument/2006/bibliography"/>
+  </ds:schemaRefs>
+</ds:datastoreItem>
 </file>